--- a/01_Standards/Milestone_3_Components/M3_Standards_Documentation_for_Structure_Charts.docx
+++ b/01_Standards/Milestone_3_Components/M3_Standards_Documentation_for_Structure_Charts.docx
@@ -9,7 +9,6 @@
         <w:ind/>
         <w:rPr/>
       </w:pPr>
-      <w:r/>
       <w:r/>
       <w:r/>
     </w:p>
@@ -53,10 +52,9 @@
       </w:r>
       <w:r>
         <w:rPr>
-          <w:rFonts w:ascii="Arial" w:hAnsi="Arial" w:eastAsia="Arial" w:cs="Arial"/>
+          <w:rFonts w:ascii="Arial" w:hAnsi="Arial" w:cs="Arial"/>
           <w:sz w:val="28"/>
           <w:szCs w:val="28"/>
-          <w:highlight w:val="none"/>
         </w:rPr>
       </w:r>
     </w:p>
@@ -110,16 +108,13 @@
       <w:r>
         <w:rPr>
           <w:rFonts w:ascii="Arial" w:hAnsi="Arial" w:eastAsia="Arial" w:cs="Arial"/>
-          <w:b/>
-          <w:color w:val="000000"/>
           <w:sz w:val="28"/>
           <w:szCs w:val="28"/>
-          <w:highlight w:val="none"/>
         </w:rPr>
       </w:r>
       <w:r>
         <w:rPr>
-          <w:rFonts w:ascii="Arial" w:hAnsi="Arial" w:eastAsia="Arial" w:cs="Arial"/>
+          <w:rFonts w:ascii="Arial" w:hAnsi="Arial" w:cs="Arial"/>
           <w:sz w:val="28"/>
           <w:szCs w:val="28"/>
         </w:rPr>
@@ -127,7 +122,7 @@
     </w:p>
     <w:tbl>
       <w:tblPr>
-        <w:tblStyle w:val="12"/>
+        <w:tblStyle w:val="733"/>
         <w:tblInd w:w="0" w:type="dxa"/>
         <w:tblW w:w="0" w:type="auto"/>
         <w:tblBorders>
@@ -201,6 +196,13 @@
                 <w:szCs w:val="28"/>
               </w:rPr>
             </w:r>
+            <w:r>
+              <w:rPr>
+                <w:rFonts w:ascii="Arial" w:hAnsi="Arial" w:cs="Arial"/>
+                <w:sz w:val="28"/>
+                <w:szCs w:val="28"/>
+              </w:rPr>
+            </w:r>
           </w:p>
         </w:tc>
         <w:tc>
@@ -251,6 +253,13 @@
             <w:r>
               <w:rPr>
                 <w:rFonts w:ascii="Arial" w:hAnsi="Arial" w:eastAsia="Arial" w:cs="Arial"/>
+                <w:sz w:val="28"/>
+                <w:szCs w:val="28"/>
+              </w:rPr>
+            </w:r>
+            <w:r>
+              <w:rPr>
+                <w:rFonts w:ascii="Arial" w:hAnsi="Arial" w:cs="Arial"/>
                 <w:sz w:val="28"/>
                 <w:szCs w:val="28"/>
               </w:rPr>
@@ -314,6 +323,13 @@
                 <w:szCs w:val="28"/>
               </w:rPr>
             </w:r>
+            <w:r>
+              <w:rPr>
+                <w:rFonts w:ascii="Arial" w:hAnsi="Arial" w:cs="Arial"/>
+                <w:sz w:val="28"/>
+                <w:szCs w:val="28"/>
+              </w:rPr>
+            </w:r>
           </w:p>
         </w:tc>
         <w:tc>
@@ -363,6 +379,13 @@
             <w:r>
               <w:rPr>
                 <w:rFonts w:ascii="Arial" w:hAnsi="Arial" w:eastAsia="Arial" w:cs="Arial"/>
+                <w:sz w:val="28"/>
+                <w:szCs w:val="28"/>
+              </w:rPr>
+            </w:r>
+            <w:r>
+              <w:rPr>
+                <w:rFonts w:ascii="Arial" w:hAnsi="Arial" w:cs="Arial"/>
                 <w:sz w:val="28"/>
                 <w:szCs w:val="28"/>
               </w:rPr>
@@ -425,6 +448,13 @@
                 <w:szCs w:val="28"/>
               </w:rPr>
             </w:r>
+            <w:r>
+              <w:rPr>
+                <w:rFonts w:ascii="Arial" w:hAnsi="Arial" w:cs="Arial"/>
+                <w:sz w:val="28"/>
+                <w:szCs w:val="28"/>
+              </w:rPr>
+            </w:r>
           </w:p>
         </w:tc>
         <w:tc>
@@ -473,6 +503,13 @@
             <w:r>
               <w:rPr>
                 <w:rFonts w:ascii="Arial" w:hAnsi="Arial" w:eastAsia="Arial" w:cs="Arial"/>
+                <w:sz w:val="28"/>
+                <w:szCs w:val="28"/>
+              </w:rPr>
+            </w:r>
+            <w:r>
+              <w:rPr>
+                <w:rFonts w:ascii="Arial" w:hAnsi="Arial" w:cs="Arial"/>
                 <w:sz w:val="28"/>
                 <w:szCs w:val="28"/>
               </w:rPr>
@@ -536,6 +573,13 @@
                 <w:szCs w:val="28"/>
               </w:rPr>
             </w:r>
+            <w:r>
+              <w:rPr>
+                <w:rFonts w:ascii="Arial" w:hAnsi="Arial" w:cs="Arial"/>
+                <w:sz w:val="28"/>
+                <w:szCs w:val="28"/>
+              </w:rPr>
+            </w:r>
           </w:p>
         </w:tc>
         <w:tc>
@@ -589,6 +633,13 @@
                 <w:szCs w:val="28"/>
               </w:rPr>
             </w:r>
+            <w:r>
+              <w:rPr>
+                <w:rFonts w:ascii="Arial" w:hAnsi="Arial" w:cs="Arial"/>
+                <w:sz w:val="28"/>
+                <w:szCs w:val="28"/>
+              </w:rPr>
+            </w:r>
           </w:p>
         </w:tc>
       </w:tr>
@@ -659,10 +710,10 @@
       <w:r>
         <w:rPr>
           <w:rFonts w:ascii="Arial" w:hAnsi="Arial" w:cs="Arial"/>
-          <w:b w:val="0"/>
-          <w:bCs w:val="0"/>
+          <w:b/>
+          <w:bCs/>
           <w:highlight w:val="none"/>
-          <w:u w:val="none"/>
+          <w:u w:val="single"/>
         </w:rPr>
       </w:r>
       <w:r>
@@ -730,6 +781,13 @@
           <w:szCs w:val="28"/>
         </w:rPr>
         <w:t xml:space="preserve">Heading Structure</w:t>
+      </w:r>
+      <w:r>
+        <w:rPr>
+          <w:rFonts w:ascii="Arial" w:hAnsi="Arial" w:cs="Arial"/>
+          <w:sz w:val="28"/>
+          <w:szCs w:val="28"/>
+        </w:rPr>
       </w:r>
       <w:r>
         <w:rPr>
@@ -776,6 +834,12 @@
           <w:szCs w:val="18"/>
         </w:rPr>
       </w:r>
+      <w:r>
+        <w:rPr>
+          <w:sz w:val="18"/>
+          <w:szCs w:val="18"/>
+        </w:rPr>
+      </w:r>
     </w:p>
     <w:p>
       <w:pPr>
@@ -828,6 +892,12 @@
           <w:bCs/>
         </w:rPr>
       </w:r>
+      <w:r>
+        <w:rPr>
+          <w:b/>
+          <w:bCs/>
+        </w:rPr>
+      </w:r>
     </w:p>
     <w:p>
       <w:pPr>
@@ -913,6 +983,12 @@
           <w:bCs/>
         </w:rPr>
       </w:r>
+      <w:r>
+        <w:rPr>
+          <w:b/>
+          <w:bCs/>
+        </w:rPr>
+      </w:r>
     </w:p>
     <w:p>
       <w:pPr>
@@ -998,6 +1074,12 @@
           <w:bCs/>
         </w:rPr>
       </w:r>
+      <w:r>
+        <w:rPr>
+          <w:b/>
+          <w:bCs/>
+        </w:rPr>
+      </w:r>
     </w:p>
     <w:p>
       <w:pPr>
@@ -1034,6 +1116,12 @@
           <w:highlight w:val="none"/>
         </w:rPr>
         <w:t xml:space="preserve">EI Table &lt;Figure #&gt;.1 — &lt;Inner Component Name&gt; </w:t>
+      </w:r>
+      <w:r>
+        <w:rPr>
+          <w:b/>
+          <w:bCs/>
+        </w:rPr>
       </w:r>
       <w:r>
         <w:rPr>
@@ -1361,28 +1449,9 @@
         </w:rPr>
         <w:t xml:space="preserve"> </w:t>
       </w:r>
-      <w:r/>
       <w:r>
         <w:rPr>
           <w:rFonts w:ascii="Arial" w:hAnsi="Arial" w:eastAsia="Arial" w:cs="Arial"/>
-          <w:b/>
-          <w:bCs/>
-          <w:highlight w:val="none"/>
-        </w:rPr>
-      </w:r>
-      <w:r>
-        <w:rPr>
-          <w:rFonts w:ascii="Arial" w:hAnsi="Arial" w:eastAsia="Arial" w:cs="Arial"/>
-          <w:b/>
-          <w:bCs/>
-          <w:highlight w:val="none"/>
-        </w:rPr>
-      </w:r>
-      <w:r>
-        <w:rPr>
-          <w:rFonts w:ascii="Arial" w:hAnsi="Arial" w:eastAsia="Arial" w:cs="Arial"/>
-          <w:b/>
-          <w:bCs/>
           <w:highlight w:val="none"/>
         </w:rPr>
       </w:r>
@@ -1459,6 +1528,14 @@
           <w:bCs/>
         </w:rPr>
       </w:r>
+      <w:r>
+        <w:rPr>
+          <w:rFonts w:ascii="Arial" w:hAnsi="Arial" w:eastAsia="Arial" w:cs="Arial"/>
+          <w:b/>
+          <w:bCs/>
+          <w:highlight w:val="none"/>
+        </w:rPr>
+      </w:r>
     </w:p>
     <w:p>
       <w:pPr>
@@ -1568,6 +1645,12 @@
           <w:bCs/>
         </w:rPr>
       </w:r>
+      <w:r>
+        <w:rPr>
+          <w:b/>
+          <w:bCs/>
+        </w:rPr>
+      </w:r>
     </w:p>
     <w:p>
       <w:pPr>
@@ -1591,7 +1674,10 @@
         <w:spacing/>
         <w:ind/>
         <w:contextualSpacing w:val="true"/>
-        <w:rPr/>
+        <w:rPr>
+          <w:rFonts w:ascii="Arial" w:hAnsi="Arial" w:eastAsia="Arial" w:cs="Arial"/>
+          <w:highlight w:val="none"/>
+        </w:rPr>
       </w:pPr>
       <w:r>
         <w:rPr>
@@ -1601,6 +1687,631 @@
         <w:t xml:space="preserve">[chart] </w:t>
       </w:r>
       <w:r/>
+    </w:p>
+    <w:p>
+      <w:pPr>
+        <w:pBdr/>
+        <w:spacing/>
+        <w:ind/>
+        <w:contextualSpacing w:val="true"/>
+        <w:rPr/>
+      </w:pPr>
+      <w:r/>
+      <w:r/>
+      <w:r/>
+    </w:p>
+    <w:p>
+      <w:pPr>
+        <w:pBdr/>
+        <w:spacing/>
+        <w:ind/>
+        <w:contextualSpacing w:val="true"/>
+        <w:rPr/>
+      </w:pPr>
+      <w:r/>
+      <w:r/>
+      <w:r/>
+    </w:p>
+    <w:p>
+      <w:pPr>
+        <w:pBdr/>
+        <w:spacing/>
+        <w:ind/>
+        <w:contextualSpacing w:val="true"/>
+        <w:rPr>
+          <w:rFonts w:ascii="Arial" w:hAnsi="Arial" w:eastAsia="Arial" w:cs="Arial"/>
+          <w:b/>
+          <w:bCs/>
+          <w:color w:val="000000"/>
+          <w:sz w:val="28"/>
+          <w:szCs w:val="28"/>
+          <w:highlight w:val="none"/>
+        </w:rPr>
+      </w:pPr>
+      <w:r>
+        <w:rPr>
+          <w:rFonts w:ascii="Arial" w:hAnsi="Arial" w:eastAsia="Arial" w:cs="Arial"/>
+          <w:highlight w:val="none"/>
+        </w:rPr>
+      </w:r>
+      <w:r>
+        <w:rPr>
+          <w:rFonts w:ascii="Arial" w:hAnsi="Arial" w:eastAsia="Arial" w:cs="Arial"/>
+          <w:b/>
+          <w:color w:val="000000"/>
+          <w:sz w:val="28"/>
+          <w:szCs w:val="28"/>
+        </w:rPr>
+        <w:t xml:space="preserve">Example Headings</w:t>
+      </w:r>
+      <w:r>
+        <w:rPr>
+          <w:rFonts w:ascii="Arial" w:hAnsi="Arial" w:eastAsia="Arial" w:cs="Arial"/>
+          <w:b/>
+          <w:bCs/>
+          <w:color w:val="000000"/>
+          <w:sz w:val="28"/>
+          <w:szCs w:val="28"/>
+          <w:highlight w:val="none"/>
+        </w:rPr>
+      </w:r>
+    </w:p>
+    <w:p>
+      <w:pPr>
+        <w:pBdr/>
+        <w:spacing/>
+        <w:ind/>
+        <w:contextualSpacing w:val="true"/>
+        <w:rPr>
+          <w:rFonts w:ascii="Arial" w:hAnsi="Arial" w:eastAsia="Arial" w:cs="Arial"/>
+          <w:b/>
+          <w:bCs/>
+          <w:color w:val="000000"/>
+          <w:sz w:val="28"/>
+          <w:szCs w:val="28"/>
+          <w:highlight w:val="none"/>
+        </w:rPr>
+      </w:pPr>
+      <w:r>
+        <w:rPr>
+          <w:rFonts w:ascii="Arial" w:hAnsi="Arial" w:eastAsia="Arial" w:cs="Arial"/>
+          <w:b/>
+          <w:color w:val="000000"/>
+          <w:sz w:val="28"/>
+          <w:szCs w:val="28"/>
+          <w:highlight w:val="none"/>
+        </w:rPr>
+      </w:r>
+      <w:r>
+        <w:rPr>
+          <w:rFonts w:ascii="Arial" w:hAnsi="Arial" w:eastAsia="Arial" w:cs="Arial"/>
+          <w:b/>
+          <w:color w:val="000000"/>
+          <w:sz w:val="28"/>
+          <w:szCs w:val="28"/>
+          <w:highlight w:val="none"/>
+        </w:rPr>
+      </w:r>
+      <w:r>
+        <w:rPr>
+          <w:rFonts w:ascii="Arial" w:hAnsi="Arial" w:eastAsia="Arial" w:cs="Arial"/>
+          <w:b/>
+          <w:color w:val="000000"/>
+          <w:sz w:val="28"/>
+          <w:szCs w:val="28"/>
+          <w:highlight w:val="none"/>
+        </w:rPr>
+      </w:r>
+    </w:p>
+    <w:p>
+      <w:pPr>
+        <w:pBdr/>
+        <w:spacing/>
+        <w:ind/>
+        <w:contextualSpacing w:val="true"/>
+        <w:rPr>
+          <w:sz w:val="22"/>
+          <w:szCs w:val="22"/>
+        </w:rPr>
+      </w:pPr>
+      <w:r>
+        <w:rPr>
+          <w:rFonts w:ascii="Arial" w:hAnsi="Arial" w:eastAsia="Arial" w:cs="Arial"/>
+          <w:b/>
+          <w:color w:val="000000"/>
+          <w:sz w:val="22"/>
+          <w:szCs w:val="22"/>
+          <w:highlight w:val="none"/>
+        </w:rPr>
+        <w:t xml:space="preserve">Structure Charts — Fictitious Service </w:t>
+      </w:r>
+      <w:r>
+        <w:rPr>
+          <w:sz w:val="18"/>
+          <w:szCs w:val="18"/>
+        </w:rPr>
+      </w:r>
+    </w:p>
+    <w:p>
+      <w:pPr>
+        <w:pBdr/>
+        <w:spacing/>
+        <w:ind/>
+        <w:contextualSpacing w:val="true"/>
+        <w:rPr>
+          <w:sz w:val="22"/>
+          <w:szCs w:val="22"/>
+        </w:rPr>
+      </w:pPr>
+      <w:r>
+        <w:rPr>
+          <w:rFonts w:ascii="Arial" w:hAnsi="Arial" w:eastAsia="Arial" w:cs="Arial"/>
+          <w:b/>
+          <w:color w:val="000000"/>
+          <w:sz w:val="22"/>
+          <w:szCs w:val="22"/>
+          <w:highlight w:val="none"/>
+        </w:rPr>
+      </w:r>
+      <w:r>
+        <w:rPr>
+          <w:sz w:val="18"/>
+          <w:szCs w:val="18"/>
+        </w:rPr>
+      </w:r>
+    </w:p>
+    <w:p>
+      <w:pPr>
+        <w:pBdr/>
+        <w:spacing/>
+        <w:ind/>
+        <w:contextualSpacing w:val="true"/>
+        <w:rPr>
+          <w:sz w:val="22"/>
+          <w:szCs w:val="22"/>
+        </w:rPr>
+      </w:pPr>
+      <w:r>
+        <w:rPr>
+          <w:rFonts w:ascii="Arial" w:hAnsi="Arial" w:eastAsia="Arial" w:cs="Arial"/>
+          <w:b/>
+          <w:color w:val="000000"/>
+          <w:sz w:val="22"/>
+          <w:szCs w:val="22"/>
+          <w:highlight w:val="none"/>
+        </w:rPr>
+        <w:t xml:space="preserve">SC Figure 1.16.0.1 — primaryFunction() </w:t>
+      </w:r>
+      <w:r>
+        <w:rPr>
+          <w:sz w:val="18"/>
+          <w:szCs w:val="18"/>
+        </w:rPr>
+      </w:r>
+    </w:p>
+    <w:p>
+      <w:pPr>
+        <w:pBdr/>
+        <w:spacing/>
+        <w:ind/>
+        <w:contextualSpacing w:val="true"/>
+        <w:rPr>
+          <w:b w:val="0"/>
+          <w:bCs w:val="0"/>
+          <w:sz w:val="22"/>
+          <w:szCs w:val="22"/>
+        </w:rPr>
+      </w:pPr>
+      <w:r>
+        <w:rPr>
+          <w:rFonts w:ascii="Arial" w:hAnsi="Arial" w:eastAsia="Arial" w:cs="Arial"/>
+          <w:b w:val="0"/>
+          <w:bCs w:val="0"/>
+          <w:color w:val="000000"/>
+          <w:sz w:val="22"/>
+          <w:szCs w:val="22"/>
+          <w:highlight w:val="none"/>
+        </w:rPr>
+      </w:r>
+      <w:r>
+        <w:rPr>
+          <w:b w:val="0"/>
+          <w:bCs w:val="0"/>
+          <w:sz w:val="18"/>
+          <w:szCs w:val="18"/>
+        </w:rPr>
+      </w:r>
+    </w:p>
+    <w:p>
+      <w:pPr>
+        <w:pBdr/>
+        <w:spacing/>
+        <w:ind/>
+        <w:contextualSpacing w:val="true"/>
+        <w:rPr>
+          <w:b w:val="0"/>
+          <w:bCs w:val="0"/>
+          <w:sz w:val="22"/>
+          <w:szCs w:val="22"/>
+        </w:rPr>
+      </w:pPr>
+      <w:r>
+        <w:rPr>
+          <w:rFonts w:ascii="Arial" w:hAnsi="Arial" w:eastAsia="Arial" w:cs="Arial"/>
+          <w:b w:val="0"/>
+          <w:bCs w:val="0"/>
+          <w:color w:val="000000"/>
+          <w:sz w:val="22"/>
+          <w:szCs w:val="22"/>
+          <w:highlight w:val="none"/>
+        </w:rPr>
+        <w:t xml:space="preserve">[new chart] </w:t>
+      </w:r>
+      <w:r>
+        <w:rPr>
+          <w:b w:val="0"/>
+          <w:bCs w:val="0"/>
+          <w:sz w:val="18"/>
+          <w:szCs w:val="18"/>
+        </w:rPr>
+      </w:r>
+    </w:p>
+    <w:p>
+      <w:pPr>
+        <w:pBdr/>
+        <w:spacing/>
+        <w:ind/>
+        <w:contextualSpacing w:val="true"/>
+        <w:rPr>
+          <w:sz w:val="22"/>
+          <w:szCs w:val="22"/>
+        </w:rPr>
+      </w:pPr>
+      <w:r>
+        <w:rPr>
+          <w:rFonts w:ascii="Arial" w:hAnsi="Arial" w:eastAsia="Arial" w:cs="Arial"/>
+          <w:b/>
+          <w:color w:val="000000"/>
+          <w:sz w:val="22"/>
+          <w:szCs w:val="22"/>
+          <w:highlight w:val="none"/>
+        </w:rPr>
+      </w:r>
+      <w:r>
+        <w:rPr>
+          <w:sz w:val="18"/>
+          <w:szCs w:val="18"/>
+        </w:rPr>
+      </w:r>
+    </w:p>
+    <w:p>
+      <w:pPr>
+        <w:pBdr/>
+        <w:spacing/>
+        <w:ind/>
+        <w:contextualSpacing w:val="true"/>
+        <w:rPr>
+          <w:sz w:val="22"/>
+          <w:szCs w:val="22"/>
+        </w:rPr>
+      </w:pPr>
+      <w:r>
+        <w:rPr>
+          <w:rFonts w:ascii="Arial" w:hAnsi="Arial" w:eastAsia="Arial" w:cs="Arial"/>
+          <w:b/>
+          <w:color w:val="000000"/>
+          <w:sz w:val="22"/>
+          <w:szCs w:val="22"/>
+          <w:highlight w:val="none"/>
+        </w:rPr>
+        <w:t xml:space="preserve">SC Figure 1.16.0.2 — primaryFunction() </w:t>
+      </w:r>
+      <w:r>
+        <w:rPr>
+          <w:sz w:val="18"/>
+          <w:szCs w:val="18"/>
+        </w:rPr>
+      </w:r>
+    </w:p>
+    <w:p>
+      <w:pPr>
+        <w:pBdr/>
+        <w:spacing/>
+        <w:ind/>
+        <w:contextualSpacing w:val="true"/>
+        <w:rPr>
+          <w:sz w:val="22"/>
+          <w:szCs w:val="22"/>
+        </w:rPr>
+      </w:pPr>
+      <w:r>
+        <w:rPr>
+          <w:rFonts w:ascii="Arial" w:hAnsi="Arial" w:eastAsia="Arial" w:cs="Arial"/>
+          <w:b/>
+          <w:color w:val="000000"/>
+          <w:sz w:val="22"/>
+          <w:szCs w:val="22"/>
+          <w:highlight w:val="none"/>
+        </w:rPr>
+      </w:r>
+      <w:r>
+        <w:rPr>
+          <w:sz w:val="18"/>
+          <w:szCs w:val="18"/>
+        </w:rPr>
+      </w:r>
+    </w:p>
+    <w:p>
+      <w:pPr>
+        <w:pBdr/>
+        <w:spacing/>
+        <w:ind/>
+        <w:contextualSpacing w:val="true"/>
+        <w:rPr>
+          <w:b w:val="0"/>
+          <w:bCs w:val="0"/>
+          <w:sz w:val="22"/>
+          <w:szCs w:val="22"/>
+        </w:rPr>
+      </w:pPr>
+      <w:r>
+        <w:rPr>
+          <w:rFonts w:ascii="Arial" w:hAnsi="Arial" w:eastAsia="Arial" w:cs="Arial"/>
+          <w:b w:val="0"/>
+          <w:bCs w:val="0"/>
+          <w:color w:val="000000"/>
+          <w:sz w:val="22"/>
+          <w:szCs w:val="22"/>
+          <w:highlight w:val="none"/>
+        </w:rPr>
+        <w:t xml:space="preserve">[new chart] </w:t>
+      </w:r>
+      <w:r>
+        <w:rPr>
+          <w:b w:val="0"/>
+          <w:bCs w:val="0"/>
+          <w:sz w:val="18"/>
+          <w:szCs w:val="18"/>
+        </w:rPr>
+      </w:r>
+    </w:p>
+    <w:p>
+      <w:pPr>
+        <w:pBdr/>
+        <w:spacing/>
+        <w:ind/>
+        <w:contextualSpacing w:val="true"/>
+        <w:rPr>
+          <w:sz w:val="22"/>
+          <w:szCs w:val="22"/>
+        </w:rPr>
+      </w:pPr>
+      <w:r>
+        <w:rPr>
+          <w:rFonts w:ascii="Arial" w:hAnsi="Arial" w:eastAsia="Arial" w:cs="Arial"/>
+          <w:b/>
+          <w:color w:val="000000"/>
+          <w:sz w:val="22"/>
+          <w:szCs w:val="22"/>
+          <w:highlight w:val="none"/>
+        </w:rPr>
+      </w:r>
+      <w:r>
+        <w:rPr>
+          <w:sz w:val="18"/>
+          <w:szCs w:val="18"/>
+        </w:rPr>
+      </w:r>
+    </w:p>
+    <w:p>
+      <w:pPr>
+        <w:pBdr/>
+        <w:spacing/>
+        <w:ind/>
+        <w:contextualSpacing w:val="true"/>
+        <w:rPr>
+          <w:sz w:val="22"/>
+          <w:szCs w:val="22"/>
+        </w:rPr>
+      </w:pPr>
+      <w:r>
+        <w:rPr>
+          <w:rFonts w:ascii="Arial" w:hAnsi="Arial" w:eastAsia="Arial" w:cs="Arial"/>
+          <w:b/>
+          <w:color w:val="000000"/>
+          <w:sz w:val="22"/>
+          <w:szCs w:val="22"/>
+          <w:highlight w:val="none"/>
+        </w:rPr>
+        <w:t xml:space="preserve">SC Figure 1.16.0.3 — primaryFunction() </w:t>
+      </w:r>
+      <w:r>
+        <w:rPr>
+          <w:sz w:val="18"/>
+          <w:szCs w:val="18"/>
+        </w:rPr>
+      </w:r>
+    </w:p>
+    <w:p>
+      <w:pPr>
+        <w:pBdr/>
+        <w:spacing/>
+        <w:ind/>
+        <w:contextualSpacing w:val="true"/>
+        <w:rPr>
+          <w:sz w:val="22"/>
+          <w:szCs w:val="22"/>
+        </w:rPr>
+      </w:pPr>
+      <w:r>
+        <w:rPr>
+          <w:rFonts w:ascii="Arial" w:hAnsi="Arial" w:eastAsia="Arial" w:cs="Arial"/>
+          <w:b/>
+          <w:color w:val="000000"/>
+          <w:sz w:val="22"/>
+          <w:szCs w:val="22"/>
+          <w:highlight w:val="none"/>
+        </w:rPr>
+      </w:r>
+      <w:r>
+        <w:rPr>
+          <w:sz w:val="18"/>
+          <w:szCs w:val="18"/>
+        </w:rPr>
+      </w:r>
+    </w:p>
+    <w:p>
+      <w:pPr>
+        <w:pBdr/>
+        <w:spacing/>
+        <w:ind/>
+        <w:contextualSpacing w:val="true"/>
+        <w:rPr>
+          <w:b w:val="0"/>
+          <w:bCs w:val="0"/>
+          <w:sz w:val="22"/>
+          <w:szCs w:val="22"/>
+        </w:rPr>
+      </w:pPr>
+      <w:r>
+        <w:rPr>
+          <w:rFonts w:ascii="Arial" w:hAnsi="Arial" w:eastAsia="Arial" w:cs="Arial"/>
+          <w:b w:val="0"/>
+          <w:bCs w:val="0"/>
+          <w:color w:val="000000"/>
+          <w:sz w:val="22"/>
+          <w:szCs w:val="22"/>
+          <w:highlight w:val="none"/>
+        </w:rPr>
+        <w:t xml:space="preserve">[new chart] </w:t>
+      </w:r>
+      <w:r>
+        <w:rPr>
+          <w:b w:val="0"/>
+          <w:bCs w:val="0"/>
+          <w:sz w:val="18"/>
+          <w:szCs w:val="18"/>
+        </w:rPr>
+      </w:r>
+    </w:p>
+    <w:p>
+      <w:pPr>
+        <w:pBdr/>
+        <w:spacing/>
+        <w:ind/>
+        <w:contextualSpacing w:val="true"/>
+        <w:rPr>
+          <w:sz w:val="22"/>
+          <w:szCs w:val="22"/>
+        </w:rPr>
+      </w:pPr>
+      <w:r>
+        <w:rPr>
+          <w:rFonts w:ascii="Arial" w:hAnsi="Arial" w:eastAsia="Arial" w:cs="Arial"/>
+          <w:b/>
+          <w:color w:val="000000"/>
+          <w:sz w:val="22"/>
+          <w:szCs w:val="22"/>
+          <w:highlight w:val="none"/>
+        </w:rPr>
+      </w:r>
+      <w:r>
+        <w:rPr>
+          <w:sz w:val="18"/>
+          <w:szCs w:val="18"/>
+        </w:rPr>
+      </w:r>
+    </w:p>
+    <w:p>
+      <w:pPr>
+        <w:pBdr/>
+        <w:spacing/>
+        <w:ind/>
+        <w:contextualSpacing w:val="true"/>
+        <w:rPr>
+          <w:sz w:val="22"/>
+          <w:szCs w:val="22"/>
+        </w:rPr>
+      </w:pPr>
+      <w:r>
+        <w:rPr>
+          <w:rFonts w:ascii="Arial" w:hAnsi="Arial" w:eastAsia="Arial" w:cs="Arial"/>
+          <w:b/>
+          <w:color w:val="000000"/>
+          <w:sz w:val="22"/>
+          <w:szCs w:val="22"/>
+          <w:highlight w:val="none"/>
+        </w:rPr>
+        <w:t xml:space="preserve">SC Figure 1.16.0.4 — primaryFunction() </w:t>
+      </w:r>
+      <w:r>
+        <w:rPr>
+          <w:sz w:val="18"/>
+          <w:szCs w:val="18"/>
+        </w:rPr>
+      </w:r>
+    </w:p>
+    <w:p>
+      <w:pPr>
+        <w:pBdr/>
+        <w:spacing/>
+        <w:ind/>
+        <w:contextualSpacing w:val="true"/>
+        <w:rPr>
+          <w:sz w:val="22"/>
+          <w:szCs w:val="22"/>
+        </w:rPr>
+      </w:pPr>
+      <w:r>
+        <w:rPr>
+          <w:rFonts w:ascii="Arial" w:hAnsi="Arial" w:eastAsia="Arial" w:cs="Arial"/>
+          <w:b/>
+          <w:color w:val="000000"/>
+          <w:sz w:val="22"/>
+          <w:szCs w:val="22"/>
+          <w:highlight w:val="none"/>
+        </w:rPr>
+      </w:r>
+      <w:r>
+        <w:rPr>
+          <w:sz w:val="18"/>
+          <w:szCs w:val="18"/>
+        </w:rPr>
+      </w:r>
+    </w:p>
+    <w:p>
+      <w:pPr>
+        <w:pBdr/>
+        <w:spacing/>
+        <w:ind/>
+        <w:contextualSpacing w:val="true"/>
+        <w:rPr>
+          <w:b w:val="0"/>
+          <w:bCs w:val="0"/>
+          <w:sz w:val="22"/>
+          <w:szCs w:val="22"/>
+        </w:rPr>
+      </w:pPr>
+      <w:r>
+        <w:rPr>
+          <w:rFonts w:ascii="Arial" w:hAnsi="Arial" w:eastAsia="Arial" w:cs="Arial"/>
+          <w:b w:val="0"/>
+          <w:bCs w:val="0"/>
+          <w:color w:val="000000"/>
+          <w:sz w:val="22"/>
+          <w:szCs w:val="22"/>
+          <w:highlight w:val="none"/>
+        </w:rPr>
+        <w:t xml:space="preserve">[new chart] </w:t>
+      </w:r>
+      <w:r>
+        <w:rPr>
+          <w:b w:val="0"/>
+          <w:bCs w:val="0"/>
+          <w:sz w:val="18"/>
+          <w:szCs w:val="18"/>
+        </w:rPr>
+      </w:r>
     </w:p>
     <w:p>
       <w:pPr>
@@ -1667,6 +2378,17 @@
           <w:rFonts w:ascii="Arial" w:hAnsi="Arial" w:cs="Arial"/>
           <w:sz w:val="28"/>
           <w:szCs w:val="28"/>
+        </w:rPr>
+      </w:r>
+      <w:r>
+        <w:rPr>
+          <w:rFonts w:ascii="Arial" w:hAnsi="Arial" w:eastAsia="Arial" w:cs="Arial"/>
+          <w:b/>
+          <w:bCs/>
+          <w:color w:val="000000"/>
+          <w:sz w:val="28"/>
+          <w:szCs w:val="28"/>
+          <w:highlight w:val="none"/>
         </w:rPr>
       </w:r>
     </w:p>
@@ -1780,29 +2502,20 @@
       </w:r>
       <w:r>
         <w:rPr>
-          <w:rFonts w:ascii="Arial" w:hAnsi="Arial" w:eastAsia="Arial" w:cs="Arial"/>
-          <w:b/>
-          <w:color w:val="000000"/>
+          <w:rFonts w:ascii="Arial" w:hAnsi="Arial" w:cs="Arial"/>
           <w:sz w:val="28"/>
           <w:szCs w:val="28"/>
-          <w:highlight w:val="none"/>
         </w:rPr>
       </w:r>
       <w:r>
         <w:rPr>
           <w:rFonts w:ascii="Arial" w:hAnsi="Arial" w:eastAsia="Arial" w:cs="Arial"/>
           <w:b/>
+          <w:bCs/>
           <w:color w:val="000000"/>
           <w:sz w:val="28"/>
           <w:szCs w:val="28"/>
           <w:highlight w:val="none"/>
-        </w:rPr>
-      </w:r>
-      <w:r>
-        <w:rPr>
-          <w:rFonts w:ascii="Arial" w:hAnsi="Arial" w:cs="Arial"/>
-          <w:sz w:val="28"/>
-          <w:szCs w:val="28"/>
         </w:rPr>
       </w:r>
     </w:p>
@@ -1990,12 +2703,9 @@
       </w:r>
       <w:r>
         <w:rPr>
-          <w:rFonts w:ascii="Arial" w:hAnsi="Arial" w:eastAsia="Arial" w:cs="Arial"/>
-          <w:b/>
-          <w:color w:val="000000"/>
+          <w:rFonts w:ascii="Arial" w:hAnsi="Arial" w:cs="Arial"/>
           <w:sz w:val="28"/>
           <w:szCs w:val="28"/>
-          <w:highlight w:val="none"/>
         </w:rPr>
       </w:r>
     </w:p>
@@ -2018,6 +2728,12 @@
       <w:r>
         <w:rPr>
           <w:rFonts w:ascii="Arial" w:hAnsi="Arial" w:eastAsia="Arial" w:cs="Arial"/>
+          <w:highlight w:val="none"/>
+        </w:rPr>
+      </w:r>
+      <w:r>
+        <w:rPr>
+          <w:rFonts w:ascii="Arial" w:hAnsi="Arial" w:cs="Arial"/>
           <w:highlight w:val="none"/>
         </w:rPr>
       </w:r>
@@ -2046,6 +2762,12 @@
       <w:r>
         <w:rPr>
           <w:rFonts w:ascii="Arial" w:hAnsi="Arial" w:cs="Arial"/>
+          <w:highlight w:val="none"/>
+        </w:rPr>
+      </w:r>
+      <w:r>
+        <w:rPr>
+          <w:rFonts w:ascii="Arial" w:hAnsi="Arial" w:eastAsia="Arial" w:cs="Arial"/>
           <w:highlight w:val="none"/>
         </w:rPr>
       </w:r>
@@ -2112,34 +2834,12 @@
       </w:r>
       <w:r>
         <w:rPr>
-          <w:rFonts w:ascii="Arial" w:hAnsi="Arial" w:cs="Arial"/>
-          <w:highlight w:val="none"/>
-        </w:rPr>
-      </w:r>
-      <w:r>
-        <w:rPr>
           <w:rFonts w:ascii="Arial" w:hAnsi="Arial" w:eastAsia="Arial" w:cs="Arial"/>
           <w:b/>
           <w:bCs/>
           <w:color w:val="000000"/>
           <w:sz w:val="28"/>
           <w:szCs w:val="28"/>
-          <w:highlight w:val="none"/>
-        </w:rPr>
-      </w:r>
-      <w:r>
-        <w:rPr>
-          <w:rFonts w:eastAsia="Times New Roman" w:cs="Times New Roman"/>
-          <w:b w:val="0"/>
-          <w:bCs w:val="0"/>
-          <w:highlight w:val="none"/>
-        </w:rPr>
-      </w:r>
-      <w:r>
-        <w:rPr>
-          <w:rFonts w:ascii="Arial" w:hAnsi="Arial" w:eastAsia="Arial" w:cs="Arial"/>
-          <w:b w:val="0"/>
-          <w:bCs w:val="0"/>
           <w:highlight w:val="none"/>
         </w:rPr>
       </w:r>
@@ -2189,30 +2889,9 @@
         </w:rPr>
         <w:t xml:space="preserve">#D9D9D9</w:t>
       </w:r>
-      <w:r/>
       <w:r>
         <w:rPr>
-          <w:rFonts w:ascii="Arial" w:hAnsi="Arial" w:eastAsia="Arial" w:cs="Arial"/>
-          <w:highlight w:val="none"/>
-        </w:rPr>
-      </w:r>
-      <w:r>
-        <w:rPr>
-          <w:rFonts w:ascii="Arial" w:hAnsi="Arial" w:eastAsia="Arial" w:cs="Arial"/>
-          <w:highlight w:val="none"/>
-        </w:rPr>
-      </w:r>
-      <w:r>
-        <w:rPr>
-          <w:rFonts w:ascii="Arial" w:hAnsi="Arial" w:cs="Arial"/>
-          <w:highlight w:val="none"/>
-        </w:rPr>
-      </w:r>
-      <w:r>
-        <w:rPr>
-          <w:rFonts w:ascii="Arial" w:hAnsi="Arial" w:eastAsia="Arial" w:cs="Arial"/>
-          <w:b/>
-          <w:bCs/>
+          <w:rFonts w:eastAsia="Times New Roman" w:cs="Times New Roman"/>
           <w:highlight w:val="none"/>
         </w:rPr>
       </w:r>
@@ -2221,12 +2900,6 @@
           <w:rFonts w:ascii="Arial" w:hAnsi="Arial" w:cs="Arial"/>
           <w:b/>
           <w:bCs/>
-          <w:highlight w:val="none"/>
-        </w:rPr>
-      </w:r>
-      <w:r>
-        <w:rPr>
-          <w:rFonts w:eastAsia="Times New Roman" w:cs="Times New Roman"/>
           <w:highlight w:val="none"/>
         </w:rPr>
       </w:r>
@@ -2307,6 +2980,14 @@
           <w:highlight w:val="none"/>
         </w:rPr>
       </w:r>
+      <w:r>
+        <w:rPr>
+          <w:rFonts w:eastAsia="Times New Roman" w:cs="Times New Roman"/>
+          <w:b/>
+          <w:bCs/>
+          <w:highlight w:val="none"/>
+        </w:rPr>
+      </w:r>
     </w:p>
     <w:p>
       <w:pPr>
@@ -2342,6 +3023,13 @@
           <w:highlight w:val="none"/>
         </w:rPr>
       </w:r>
+      <w:r>
+        <w:rPr>
+          <w:b w:val="0"/>
+          <w:bCs w:val="0"/>
+          <w:highlight w:val="none"/>
+        </w:rPr>
+      </w:r>
     </w:p>
     <w:p>
       <w:pPr>
@@ -2361,20 +3049,6 @@
         <w:t xml:space="preserve">Font sizes: </w:t>
         <w:br/>
         <w:tab/>
-      </w:r>
-      <w:r>
-        <w:rPr>
-          <w:b w:val="0"/>
-          <w:bCs w:val="0"/>
-          <w:highlight w:val="none"/>
-        </w:rPr>
-      </w:r>
-      <w:r>
-        <w:rPr>
-          <w:b w:val="0"/>
-          <w:bCs w:val="0"/>
-          <w:highlight w:val="none"/>
-        </w:rPr>
       </w:r>
       <w:r>
         <w:rPr>
@@ -2396,6 +3070,11 @@
           <w:highlight w:val="none"/>
         </w:rPr>
       </w:r>
+      <w:r>
+        <w:rPr>
+          <w:highlight w:val="none"/>
+        </w:rPr>
+      </w:r>
     </w:p>
     <w:p>
       <w:pPr>
@@ -2423,6 +3102,13 @@
           <w:highlight w:val="none"/>
         </w:rPr>
         <w:t xml:space="preserve">Directional Connector” in drawio</w:t>
+      </w:r>
+      <w:r>
+        <w:rPr>
+          <w:b w:val="0"/>
+          <w:bCs w:val="0"/>
+          <w:highlight w:val="none"/>
+        </w:rPr>
       </w:r>
       <w:r>
         <w:rPr>
@@ -2482,6 +3168,13 @@
           <w:highlight w:val="none"/>
         </w:rPr>
       </w:r>
+      <w:r>
+        <w:rPr>
+          <w:b w:val="0"/>
+          <w:bCs w:val="0"/>
+          <w:highlight w:val="none"/>
+        </w:rPr>
+      </w:r>
     </w:p>
     <w:p>
       <w:pPr>
@@ -2584,7 +3277,7 @@
     </w:p>
     <w:p>
       <w:pPr>
-        <w:pStyle w:val="140"/>
+        <w:pStyle w:val="860"/>
         <w:pBdr/>
         <w:spacing w:after="0" w:before="0"/>
         <w:ind/>
@@ -2619,13 +3312,12 @@
         <w:rPr>
           <w:sz w:val="40"/>
           <w:szCs w:val="40"/>
-          <w:highlight w:val="none"/>
         </w:rPr>
       </w:r>
     </w:p>
     <w:p>
       <w:pPr>
-        <w:pStyle w:val="139"/>
+        <w:pStyle w:val="859"/>
         <w:pBdr/>
         <w:spacing w:after="0" w:before="0"/>
         <w:ind/>
@@ -2654,10 +3346,16 @@
           <w:szCs w:val="32"/>
         </w:rPr>
       </w:r>
+      <w:r>
+        <w:rPr>
+          <w:sz w:val="32"/>
+          <w:szCs w:val="32"/>
+        </w:rPr>
+      </w:r>
     </w:p>
     <w:p>
       <w:pPr>
-        <w:pStyle w:val="668"/>
+        <w:pStyle w:val="922"/>
         <w:numPr>
           <w:ilvl w:val="0"/>
           <w:numId w:val="3"/>
@@ -2678,7 +3376,7 @@
     </w:p>
     <w:p>
       <w:pPr>
-        <w:pStyle w:val="668"/>
+        <w:pStyle w:val="922"/>
         <w:numPr>
           <w:ilvl w:val="0"/>
           <w:numId w:val="3"/>
@@ -2715,7 +3413,7 @@
     </w:p>
     <w:p>
       <w:pPr>
-        <w:pStyle w:val="668"/>
+        <w:pStyle w:val="922"/>
         <w:numPr>
           <w:ilvl w:val="0"/>
           <w:numId w:val="3"/>
@@ -2747,18 +3445,11 @@
           <w:highlight w:val="none"/>
         </w:rPr>
       </w:r>
-      <w:r>
-        <w:rPr>
-          <w:sz w:val="24"/>
-          <w:szCs w:val="24"/>
-          <w:highlight w:val="none"/>
-        </w:rPr>
-      </w:r>
       <w:r/>
     </w:p>
     <w:p>
       <w:pPr>
-        <w:pStyle w:val="668"/>
+        <w:pStyle w:val="922"/>
         <w:numPr>
           <w:ilvl w:val="0"/>
           <w:numId w:val="3"/>
@@ -2780,7 +3471,7 @@
     </w:p>
     <w:p>
       <w:pPr>
-        <w:pStyle w:val="668"/>
+        <w:pStyle w:val="922"/>
         <w:numPr>
           <w:ilvl w:val="0"/>
           <w:numId w:val="3"/>
@@ -2805,17 +3496,11 @@
           <w:highlight w:val="none"/>
         </w:rPr>
       </w:r>
-      <w:r>
-        <w:rPr>
-          <w:sz w:val="24"/>
-          <w:szCs w:val="24"/>
-          <w:highlight w:val="none"/>
-        </w:rPr>
-      </w:r>
+      <w:r/>
     </w:p>
     <w:p>
       <w:pPr>
-        <w:pStyle w:val="139"/>
+        <w:pStyle w:val="859"/>
         <w:pBdr/>
         <w:spacing w:after="0" w:before="0"/>
         <w:ind/>
@@ -2846,7 +3531,7 @@
     </w:p>
     <w:p>
       <w:pPr>
-        <w:pStyle w:val="140"/>
+        <w:pStyle w:val="860"/>
         <w:pBdr/>
         <w:spacing w:after="0" w:before="0"/>
         <w:ind/>
@@ -2870,21 +3555,10 @@
           <w:highlight w:val="none"/>
         </w:rPr>
       </w:r>
-      <w:r>
-        <w:rPr>
-          <w:highlight w:val="none"/>
-        </w:rPr>
-      </w:r>
-      <w:r/>
-      <w:r>
-        <w:rPr>
-          <w:highlight w:val="none"/>
-        </w:rPr>
-      </w:r>
     </w:p>
     <w:p>
       <w:pPr>
-        <w:pStyle w:val="668"/>
+        <w:pStyle w:val="922"/>
         <w:numPr>
           <w:ilvl w:val="0"/>
           <w:numId w:val="5"/>
@@ -2904,7 +3578,7 @@
     </w:p>
     <w:p>
       <w:pPr>
-        <w:pStyle w:val="668"/>
+        <w:pStyle w:val="922"/>
         <w:numPr>
           <w:ilvl w:val="0"/>
           <w:numId w:val="5"/>
@@ -2924,7 +3598,7 @@
     </w:p>
     <w:p>
       <w:pPr>
-        <w:pStyle w:val="668"/>
+        <w:pStyle w:val="922"/>
         <w:numPr>
           <w:ilvl w:val="0"/>
           <w:numId w:val="5"/>
@@ -2950,7 +3624,7 @@
     </w:p>
     <w:p>
       <w:pPr>
-        <w:pStyle w:val="668"/>
+        <w:pStyle w:val="922"/>
         <w:numPr>
           <w:ilvl w:val="0"/>
           <w:numId w:val="5"/>
@@ -2970,7 +3644,7 @@
     </w:p>
     <w:p>
       <w:pPr>
-        <w:pStyle w:val="668"/>
+        <w:pStyle w:val="922"/>
         <w:numPr>
           <w:ilvl w:val="0"/>
           <w:numId w:val="5"/>
@@ -2995,7 +3669,7 @@
     </w:p>
     <w:p>
       <w:pPr>
-        <w:pStyle w:val="668"/>
+        <w:pStyle w:val="922"/>
         <w:numPr>
           <w:ilvl w:val="0"/>
           <w:numId w:val="5"/>
@@ -3010,6 +3684,26 @@
           <w:highlight w:val="none"/>
         </w:rPr>
         <w:t xml:space="preserve">Top Down structure is followed</w:t>
+      </w:r>
+      <w:r>
+        <w:rPr>
+          <w:highlight w:val="none"/>
+        </w:rPr>
+      </w:r>
+      <w:r/>
+    </w:p>
+    <w:p>
+      <w:pPr>
+        <w:pStyle w:val="860"/>
+        <w:pBdr/>
+        <w:spacing w:after="0" w:before="0"/>
+        <w:ind/>
+        <w:rPr>
+          <w:highlight w:val="none"/>
+        </w:rPr>
+      </w:pPr>
+      <w:r>
+        <w:t xml:space="preserve">Functions</w:t>
       </w:r>
       <w:r>
         <w:rPr>
@@ -3024,26 +3718,7 @@
     </w:p>
     <w:p>
       <w:pPr>
-        <w:pStyle w:val="140"/>
-        <w:pBdr/>
-        <w:spacing w:after="0" w:before="0"/>
-        <w:ind/>
-        <w:rPr>
-          <w:highlight w:val="none"/>
-        </w:rPr>
-      </w:pPr>
-      <w:r>
-        <w:t xml:space="preserve">Functions</w:t>
-      </w:r>
-      <w:r>
-        <w:rPr>
-          <w:highlight w:val="none"/>
-        </w:rPr>
-      </w:r>
-    </w:p>
-    <w:p>
-      <w:pPr>
-        <w:pStyle w:val="1_1250"/>
+        <w:pStyle w:val="923"/>
         <w:numPr>
           <w:ilvl w:val="0"/>
           <w:numId w:val="7"/>
@@ -3058,7 +3733,7 @@
       </w:r>
       <w:r>
         <w:rPr>
-          <w:rStyle w:val="1_1251"/>
+          <w:rStyle w:val="924"/>
         </w:rPr>
         <w:t xml:space="preserve">Arial</w:t>
       </w:r>
@@ -3066,11 +3741,10 @@
         <w:t xml:space="preserve"> </w:t>
       </w:r>
       <w:r/>
-      <w:r/>
     </w:p>
     <w:p>
       <w:pPr>
-        <w:pStyle w:val="1_1250"/>
+        <w:pStyle w:val="923"/>
         <w:numPr>
           <w:ilvl w:val="0"/>
           <w:numId w:val="7"/>
@@ -3085,7 +3759,7 @@
       </w:r>
       <w:r>
         <w:rPr>
-          <w:rStyle w:val="1_1251"/>
+          <w:rStyle w:val="924"/>
         </w:rPr>
         <w:t xml:space="preserve">Bold</w:t>
       </w:r>
@@ -3093,11 +3767,10 @@
         <w:t xml:space="preserve"> </w:t>
       </w:r>
       <w:r/>
-      <w:r/>
     </w:p>
     <w:p>
       <w:pPr>
-        <w:pStyle w:val="1_1250"/>
+        <w:pStyle w:val="923"/>
         <w:numPr>
           <w:ilvl w:val="0"/>
           <w:numId w:val="7"/>
@@ -3112,7 +3785,7 @@
       </w:r>
       <w:r>
         <w:rPr>
-          <w:rStyle w:val="1_1251"/>
+          <w:rStyle w:val="924"/>
         </w:rPr>
         <w:t xml:space="preserve">Black</w:t>
       </w:r>
@@ -3120,11 +3793,10 @@
         <w:t xml:space="preserve"> </w:t>
       </w:r>
       <w:r/>
-      <w:r/>
     </w:p>
     <w:p>
       <w:pPr>
-        <w:pStyle w:val="1_1250"/>
+        <w:pStyle w:val="923"/>
         <w:numPr>
           <w:ilvl w:val="0"/>
           <w:numId w:val="7"/>
@@ -3139,7 +3811,7 @@
       </w:r>
       <w:r>
         <w:rPr>
-          <w:rStyle w:val="1_1251"/>
+          <w:rStyle w:val="924"/>
         </w:rPr>
         <w:t xml:space="preserve">14 pt</w:t>
       </w:r>
@@ -3147,11 +3819,10 @@
         <w:t xml:space="preserve"> </w:t>
       </w:r>
       <w:r/>
-      <w:r/>
     </w:p>
     <w:p>
       <w:pPr>
-        <w:pStyle w:val="668"/>
+        <w:pStyle w:val="922"/>
         <w:numPr>
           <w:ilvl w:val="0"/>
           <w:numId w:val="6"/>
@@ -3161,26 +3832,6 @@
         <w:ind/>
         <w:rPr/>
       </w:pPr>
-      <w:r/>
-      <w:r>
-        <w:rPr>
-          <w:highlight w:val="none"/>
-        </w:rPr>
-      </w:r>
-      <w:r/>
-      <w:r/>
-      <w:r/>
-      <w:r/>
-      <w:r>
-        <w:rPr>
-          <w:highlight w:val="none"/>
-        </w:rPr>
-      </w:r>
-      <w:r>
-        <w:rPr>
-          <w:highlight w:val="none"/>
-        </w:rPr>
-      </w:r>
       <w:r>
         <w:rPr>
           <w:highlight w:val="none"/>
@@ -3194,7 +3845,6 @@
         </w:rPr>
         <w:t xml:space="preserve">“Rounded Rectangle”</w:t>
       </w:r>
-      <w:r/>
       <w:r>
         <w:rPr>
           <w:highlight w:val="none"/>
@@ -3205,7 +3855,7 @@
     </w:p>
     <w:p>
       <w:pPr>
-        <w:pStyle w:val="140"/>
+        <w:pStyle w:val="860"/>
         <w:pBdr/>
         <w:spacing w:after="0" w:before="0"/>
         <w:ind/>
@@ -3216,11 +3866,15 @@
       <w:r>
         <w:t xml:space="preserve">Labels</w:t>
       </w:r>
-      <w:r/>
+      <w:r>
+        <w:rPr>
+          <w:highlight w:val="none"/>
+        </w:rPr>
+      </w:r>
     </w:p>
     <w:p>
       <w:pPr>
-        <w:pStyle w:val="1_1250"/>
+        <w:pStyle w:val="923"/>
         <w:numPr>
           <w:ilvl w:val="0"/>
           <w:numId w:val="2"/>
@@ -3235,7 +3889,7 @@
       </w:r>
       <w:r>
         <w:rPr>
-          <w:rStyle w:val="1_1251"/>
+          <w:rStyle w:val="924"/>
         </w:rPr>
         <w:t xml:space="preserve">Arial</w:t>
       </w:r>
@@ -3243,11 +3897,10 @@
         <w:t xml:space="preserve"> </w:t>
       </w:r>
       <w:r/>
-      <w:r/>
     </w:p>
     <w:p>
       <w:pPr>
-        <w:pStyle w:val="1_1250"/>
+        <w:pStyle w:val="923"/>
         <w:numPr>
           <w:ilvl w:val="0"/>
           <w:numId w:val="2"/>
@@ -3262,7 +3915,7 @@
       </w:r>
       <w:r>
         <w:rPr>
-          <w:rStyle w:val="1_1251"/>
+          <w:rStyle w:val="924"/>
         </w:rPr>
         <w:t xml:space="preserve">Bold</w:t>
       </w:r>
@@ -3270,11 +3923,10 @@
         <w:t xml:space="preserve"> </w:t>
       </w:r>
       <w:r/>
-      <w:r/>
     </w:p>
     <w:p>
       <w:pPr>
-        <w:pStyle w:val="1_1250"/>
+        <w:pStyle w:val="923"/>
         <w:numPr>
           <w:ilvl w:val="0"/>
           <w:numId w:val="2"/>
@@ -3289,7 +3941,7 @@
       </w:r>
       <w:r>
         <w:rPr>
-          <w:rStyle w:val="1_1251"/>
+          <w:rStyle w:val="924"/>
         </w:rPr>
         <w:t xml:space="preserve">Black</w:t>
       </w:r>
@@ -3297,11 +3949,10 @@
         <w:t xml:space="preserve"> </w:t>
       </w:r>
       <w:r/>
-      <w:r/>
     </w:p>
     <w:p>
       <w:pPr>
-        <w:pStyle w:val="1_1250"/>
+        <w:pStyle w:val="923"/>
         <w:numPr>
           <w:ilvl w:val="0"/>
           <w:numId w:val="2"/>
@@ -3316,7 +3967,7 @@
       </w:r>
       <w:r>
         <w:rPr>
-          <w:rStyle w:val="1_1251"/>
+          <w:rStyle w:val="924"/>
         </w:rPr>
         <w:t xml:space="preserve">12 pt</w:t>
       </w:r>
@@ -3324,11 +3975,10 @@
         <w:t xml:space="preserve"> </w:t>
       </w:r>
       <w:r/>
-      <w:r/>
     </w:p>
     <w:p>
       <w:pPr>
-        <w:pStyle w:val="140"/>
+        <w:pStyle w:val="860"/>
         <w:pBdr/>
         <w:spacing w:after="0" w:before="0"/>
         <w:ind/>
@@ -3354,7 +4004,7 @@
     </w:p>
     <w:p>
       <w:pPr>
-        <w:pStyle w:val="140"/>
+        <w:pStyle w:val="860"/>
         <w:pBdr/>
         <w:spacing w:after="0" w:before="0"/>
         <w:ind/>
@@ -3370,10 +4020,15 @@
           <w:highlight w:val="none"/>
         </w:rPr>
       </w:r>
+      <w:r>
+        <w:rPr>
+          <w:highlight w:val="none"/>
+        </w:rPr>
+      </w:r>
     </w:p>
     <w:p>
       <w:pPr>
-        <w:pStyle w:val="668"/>
+        <w:pStyle w:val="922"/>
         <w:numPr>
           <w:ilvl w:val="0"/>
           <w:numId w:val="8"/>
@@ -3393,7 +4048,7 @@
     </w:p>
     <w:p>
       <w:pPr>
-        <w:pStyle w:val="668"/>
+        <w:pStyle w:val="922"/>
         <w:numPr>
           <w:ilvl w:val="0"/>
           <w:numId w:val="8"/>
@@ -3422,7 +4077,6 @@
         </w:rPr>
         <w:t xml:space="preserve">Directional Connector</w:t>
       </w:r>
-      <w:r/>
       <w:r>
         <w:rPr>
           <w:highlight w:val="none"/>
@@ -3433,7 +4087,7 @@
     </w:p>
     <w:p>
       <w:pPr>
-        <w:pStyle w:val="139"/>
+        <w:pStyle w:val="859"/>
         <w:pBdr/>
         <w:spacing w:after="0" w:before="0"/>
         <w:ind/>
@@ -3464,7 +4118,7 @@
     </w:p>
     <w:p>
       <w:pPr>
-        <w:pStyle w:val="668"/>
+        <w:pStyle w:val="922"/>
         <w:numPr>
           <w:ilvl w:val="0"/>
           <w:numId w:val="9"/>
@@ -3481,7 +4135,7 @@
     </w:p>
     <w:p>
       <w:pPr>
-        <w:pStyle w:val="668"/>
+        <w:pStyle w:val="922"/>
         <w:numPr>
           <w:ilvl w:val="0"/>
           <w:numId w:val="9"/>
@@ -3496,56 +4150,6 @@
           <w:highlight w:val="none"/>
         </w:rPr>
         <w:t xml:space="preserve">Version is up to date</w:t>
-      </w:r>
-      <w:r>
-        <w:rPr>
-          <w:highlight w:val="none"/>
-        </w:rPr>
-      </w:r>
-      <w:r/>
-      <w:r>
-        <w:rPr>
-          <w:highlight w:val="none"/>
-        </w:rPr>
-      </w:r>
-      <w:r>
-        <w:rPr>
-          <w:highlight w:val="none"/>
-        </w:rPr>
-      </w:r>
-      <w:r>
-        <w:rPr>
-          <w:highlight w:val="none"/>
-        </w:rPr>
-      </w:r>
-      <w:r/>
-      <w:r>
-        <w:rPr>
-          <w:b w:val="0"/>
-          <w:bCs w:val="0"/>
-          <w:highlight w:val="none"/>
-        </w:rPr>
-      </w:r>
-      <w:r>
-        <w:rPr>
-          <w:b w:val="0"/>
-          <w:bCs w:val="0"/>
-          <w:highlight w:val="none"/>
-        </w:rPr>
-      </w:r>
-      <w:r>
-        <w:rPr>
-          <w:b w:val="0"/>
-          <w:bCs w:val="0"/>
-          <w:highlight w:val="none"/>
-        </w:rPr>
-      </w:r>
-      <w:r>
-        <w:rPr>
-          <w:b w:val="0"/>
-          <w:bCs w:val="0"/>
-          <w:highlight w:val="none"/>
-        </w:rPr>
       </w:r>
       <w:r>
         <w:rPr>
@@ -3579,7 +4183,6 @@
         <w:ind/>
         <w:rPr/>
       </w:pPr>
-      <w:r/>
       <w:r>
         <w:separator/>
       </w:r>
@@ -3594,7 +4197,6 @@
         <w:ind/>
         <w:rPr/>
       </w:pPr>
-      <w:r/>
       <w:r>
         <w:continuationSeparator/>
       </w:r>
@@ -3614,7 +4216,6 @@
         <w:ind/>
         <w:rPr/>
       </w:pPr>
-      <w:r/>
       <w:r>
         <w:separator/>
       </w:r>
@@ -3629,7 +4230,6 @@
         <w:ind/>
         <w:rPr/>
       </w:pPr>
-      <w:r/>
       <w:r>
         <w:continuationSeparator/>
       </w:r>
@@ -3643,7 +4243,7 @@
 <w:hdr xmlns:wpc="http://schemas.microsoft.com/office/word/2010/wordprocessingCanvas" xmlns:mc="http://schemas.openxmlformats.org/markup-compatibility/2006" xmlns:o="urn:schemas-microsoft-com:office:office" xmlns:r="http://schemas.openxmlformats.org/officeDocument/2006/relationships" xmlns:m="http://schemas.openxmlformats.org/officeDocument/2006/math" xmlns:v="urn:schemas-microsoft-com:vml" xmlns:wp14="http://schemas.microsoft.com/office/word/2010/wordprocessingDrawing" xmlns:wp="http://schemas.openxmlformats.org/drawingml/2006/wordprocessingDrawing" xmlns:w10="urn:schemas-microsoft-com:office:word" xmlns:w="http://schemas.openxmlformats.org/wordprocessingml/2006/main" xmlns:w14="http://schemas.microsoft.com/office/word/2010/wordml" xmlns:w15="http://schemas.microsoft.com/office/word/2012/wordml" xmlns:wpg="http://schemas.microsoft.com/office/word/2010/wordprocessingGroup" xmlns:wpi="http://schemas.microsoft.com/office/word/2010/wordprocessingInk" xmlns:wne="http://schemas.microsoft.com/office/word/2006/wordml" xmlns:a="http://schemas.openxmlformats.org/drawingml/2006/main" xmlns:wps="http://schemas.microsoft.com/office/word/2010/wordprocessingShape" mc:Ignorable="w14 w15 wp14">
   <w:p>
     <w:pPr>
-      <w:pStyle w:val="176"/>
+      <w:pStyle w:val="893"/>
       <w:pBdr/>
       <w:spacing/>
       <w:ind/>
@@ -3651,11 +4251,10 @@
     </w:pPr>
     <w:r/>
     <w:r/>
-    <w:r/>
   </w:p>
   <w:p>
     <w:pPr>
-      <w:pStyle w:val="176"/>
+      <w:pStyle w:val="893"/>
       <w:pBdr/>
       <w:spacing/>
       <w:ind/>
@@ -5288,9 +5887,9 @@
     <w:lsdException w:name="Bibliography" w:uiPriority="37"/>
     <w:lsdException w:name="TOC Heading" w:uiPriority="39" w:qFormat="1"/>
   </w:latentStyles>
-  <w:style w:type="table" w:styleId="12">
+  <w:style w:type="table" w:styleId="733">
     <w:name w:val="Table Grid"/>
-    <w:basedOn w:val="665"/>
+    <w:basedOn w:val="919"/>
     <w:uiPriority w:val="59"/>
     <w:pPr>
       <w:pBdr/>
@@ -5487,9 +6086,9 @@
       </w:tcPr>
     </w:tblStylePr>
   </w:style>
-  <w:style w:type="table" w:styleId="13">
+  <w:style w:type="table" w:styleId="734">
     <w:name w:val="Table Grid Light"/>
-    <w:basedOn w:val="665"/>
+    <w:basedOn w:val="919"/>
     <w:uiPriority w:val="59"/>
     <w:pPr>
       <w:pBdr/>
@@ -5686,9 +6285,9 @@
       </w:tcPr>
     </w:tblStylePr>
   </w:style>
-  <w:style w:type="table" w:styleId="14">
+  <w:style w:type="table" w:styleId="735">
     <w:name w:val="Plain Table 1"/>
-    <w:basedOn w:val="665"/>
+    <w:basedOn w:val="919"/>
     <w:uiPriority w:val="59"/>
     <w:pPr>
       <w:pBdr/>
@@ -5911,9 +6510,9 @@
       </w:tcPr>
     </w:tblStylePr>
   </w:style>
-  <w:style w:type="table" w:styleId="15">
+  <w:style w:type="table" w:styleId="736">
     <w:name w:val="Plain Table 2"/>
-    <w:basedOn w:val="665"/>
+    <w:basedOn w:val="919"/>
     <w:uiPriority w:val="59"/>
     <w:pPr>
       <w:pBdr/>
@@ -6144,9 +6743,9 @@
       </w:tcPr>
     </w:tblStylePr>
   </w:style>
-  <w:style w:type="table" w:styleId="16">
+  <w:style w:type="table" w:styleId="737">
     <w:name w:val="Plain Table 3"/>
-    <w:basedOn w:val="665"/>
+    <w:basedOn w:val="919"/>
     <w:uiPriority w:val="99"/>
     <w:pPr>
       <w:pBdr/>
@@ -6374,9 +6973,9 @@
       </w:tcPr>
     </w:tblStylePr>
   </w:style>
-  <w:style w:type="table" w:styleId="17">
+  <w:style w:type="table" w:styleId="738">
     <w:name w:val="Plain Table 4"/>
-    <w:basedOn w:val="665"/>
+    <w:basedOn w:val="919"/>
     <w:uiPriority w:val="99"/>
     <w:pPr>
       <w:pBdr/>
@@ -6590,9 +7189,9 @@
       </w:tcPr>
     </w:tblStylePr>
   </w:style>
-  <w:style w:type="table" w:styleId="18">
+  <w:style w:type="table" w:styleId="739">
     <w:name w:val="Plain Table 5"/>
-    <w:basedOn w:val="665"/>
+    <w:basedOn w:val="919"/>
     <w:uiPriority w:val="99"/>
     <w:pPr>
       <w:pBdr/>
@@ -6823,9 +7422,9 @@
       </w:tcPr>
     </w:tblStylePr>
   </w:style>
-  <w:style w:type="table" w:styleId="19">
+  <w:style w:type="table" w:styleId="740">
     <w:name w:val="Grid Table 1 Light"/>
-    <w:basedOn w:val="665"/>
+    <w:basedOn w:val="919"/>
     <w:uiPriority w:val="99"/>
     <w:pPr>
       <w:pBdr/>
@@ -7046,9 +7645,9 @@
       </w:tcPr>
     </w:tblStylePr>
   </w:style>
-  <w:style w:type="table" w:styleId="20">
+  <w:style w:type="table" w:styleId="741">
     <w:name w:val="Grid Table 1 Light - Accent 1"/>
-    <w:basedOn w:val="665"/>
+    <w:basedOn w:val="919"/>
     <w:uiPriority w:val="99"/>
     <w:pPr>
       <w:pBdr/>
@@ -7269,9 +7868,9 @@
       </w:tcPr>
     </w:tblStylePr>
   </w:style>
-  <w:style w:type="table" w:styleId="21">
+  <w:style w:type="table" w:styleId="742">
     <w:name w:val="Grid Table 1 Light - Accent 2"/>
-    <w:basedOn w:val="665"/>
+    <w:basedOn w:val="919"/>
     <w:uiPriority w:val="99"/>
     <w:pPr>
       <w:pBdr/>
@@ -7492,9 +8091,9 @@
       </w:tcPr>
     </w:tblStylePr>
   </w:style>
-  <w:style w:type="table" w:styleId="22">
+  <w:style w:type="table" w:styleId="743">
     <w:name w:val="Grid Table 1 Light - Accent 3"/>
-    <w:basedOn w:val="665"/>
+    <w:basedOn w:val="919"/>
     <w:uiPriority w:val="99"/>
     <w:pPr>
       <w:pBdr/>
@@ -7715,9 +8314,9 @@
       </w:tcPr>
     </w:tblStylePr>
   </w:style>
-  <w:style w:type="table" w:styleId="23">
+  <w:style w:type="table" w:styleId="744">
     <w:name w:val="Grid Table 1 Light - Accent 4"/>
-    <w:basedOn w:val="665"/>
+    <w:basedOn w:val="919"/>
     <w:uiPriority w:val="99"/>
     <w:pPr>
       <w:pBdr/>
@@ -7938,9 +8537,9 @@
       </w:tcPr>
     </w:tblStylePr>
   </w:style>
-  <w:style w:type="table" w:styleId="24">
+  <w:style w:type="table" w:styleId="745">
     <w:name w:val="Grid Table 1 Light - Accent 5"/>
-    <w:basedOn w:val="665"/>
+    <w:basedOn w:val="919"/>
     <w:uiPriority w:val="99"/>
     <w:pPr>
       <w:pBdr/>
@@ -8161,9 +8760,9 @@
       </w:tcPr>
     </w:tblStylePr>
   </w:style>
-  <w:style w:type="table" w:styleId="25">
+  <w:style w:type="table" w:styleId="746">
     <w:name w:val="Grid Table 1 Light - Accent 6"/>
-    <w:basedOn w:val="665"/>
+    <w:basedOn w:val="919"/>
     <w:uiPriority w:val="99"/>
     <w:pPr>
       <w:pBdr/>
@@ -8384,9 +8983,9 @@
       </w:tcPr>
     </w:tblStylePr>
   </w:style>
-  <w:style w:type="table" w:styleId="26">
+  <w:style w:type="table" w:styleId="747">
     <w:name w:val="Grid Table 2"/>
-    <w:basedOn w:val="665"/>
+    <w:basedOn w:val="919"/>
     <w:uiPriority w:val="99"/>
     <w:pPr>
       <w:pBdr/>
@@ -8616,9 +9215,9 @@
       </w:tcPr>
     </w:tblStylePr>
   </w:style>
-  <w:style w:type="table" w:styleId="27">
+  <w:style w:type="table" w:styleId="748">
     <w:name w:val="Grid Table 2 - Accent 1"/>
-    <w:basedOn w:val="665"/>
+    <w:basedOn w:val="919"/>
     <w:uiPriority w:val="99"/>
     <w:pPr>
       <w:pBdr/>
@@ -8848,9 +9447,9 @@
       </w:tcPr>
     </w:tblStylePr>
   </w:style>
-  <w:style w:type="table" w:styleId="28">
+  <w:style w:type="table" w:styleId="749">
     <w:name w:val="Grid Table 2 - Accent 2"/>
-    <w:basedOn w:val="665"/>
+    <w:basedOn w:val="919"/>
     <w:uiPriority w:val="99"/>
     <w:pPr>
       <w:pBdr/>
@@ -9080,9 +9679,9 @@
       </w:tcPr>
     </w:tblStylePr>
   </w:style>
-  <w:style w:type="table" w:styleId="29">
+  <w:style w:type="table" w:styleId="750">
     <w:name w:val="Grid Table 2 - Accent 3"/>
-    <w:basedOn w:val="665"/>
+    <w:basedOn w:val="919"/>
     <w:uiPriority w:val="99"/>
     <w:pPr>
       <w:pBdr/>
@@ -9312,9 +9911,9 @@
       </w:tcPr>
     </w:tblStylePr>
   </w:style>
-  <w:style w:type="table" w:styleId="30">
+  <w:style w:type="table" w:styleId="751">
     <w:name w:val="Grid Table 2 - Accent 4"/>
-    <w:basedOn w:val="665"/>
+    <w:basedOn w:val="919"/>
     <w:uiPriority w:val="99"/>
     <w:pPr>
       <w:pBdr/>
@@ -9544,9 +10143,9 @@
       </w:tcPr>
     </w:tblStylePr>
   </w:style>
-  <w:style w:type="table" w:styleId="31">
+  <w:style w:type="table" w:styleId="752">
     <w:name w:val="Grid Table 2 - Accent 5"/>
-    <w:basedOn w:val="665"/>
+    <w:basedOn w:val="919"/>
     <w:uiPriority w:val="99"/>
     <w:pPr>
       <w:pBdr/>
@@ -9776,9 +10375,9 @@
       </w:tcPr>
     </w:tblStylePr>
   </w:style>
-  <w:style w:type="table" w:styleId="32">
+  <w:style w:type="table" w:styleId="753">
     <w:name w:val="Grid Table 2 - Accent 6"/>
-    <w:basedOn w:val="665"/>
+    <w:basedOn w:val="919"/>
     <w:uiPriority w:val="99"/>
     <w:pPr>
       <w:pBdr/>
@@ -10008,9 +10607,9 @@
       </w:tcPr>
     </w:tblStylePr>
   </w:style>
-  <w:style w:type="table" w:styleId="33">
+  <w:style w:type="table" w:styleId="754">
     <w:name w:val="Grid Table 3"/>
-    <w:basedOn w:val="665"/>
+    <w:basedOn w:val="919"/>
     <w:uiPriority w:val="99"/>
     <w:pPr>
       <w:pBdr/>
@@ -10109,29 +10708,6 @@
         <w:tblBorders/>
       </w:tblPr>
       <w:tcPr>
-        <w:shd w:color="ffffff"/>
-        <w:tcBorders>
-          <w:top w:val="none" w:color="000000" w:sz="4" w:space="0"/>
-          <w:left w:val="none" w:color="000000" w:sz="4" w:space="0"/>
-          <w:bottom w:val="none" w:color="000000" w:sz="4" w:space="0"/>
-          <w:right w:val="none" w:color="000000" w:sz="4" w:space="0"/>
-        </w:tcBorders>
-      </w:tcPr>
-    </w:tblStylePr>
-    <w:tblStylePr w:type="firstRow">
-      <w:rPr>
-        <w:b/>
-        <w:color w:val="404040"/>
-      </w:rPr>
-      <w:pPr>
-        <w:pBdr/>
-        <w:spacing/>
-        <w:ind/>
-      </w:pPr>
-      <w:tblPr>
-        <w:tblBorders/>
-      </w:tblPr>
-      <w:tcPr>
         <w:shd w:val="clear" w:color="ffffff"/>
         <w:tcBorders>
           <w:top w:val="none" w:color="000000" w:sz="4" w:space="0"/>
@@ -10141,30 +10717,7 @@
         </w:tcBorders>
       </w:tcPr>
     </w:tblStylePr>
-    <w:tblStylePr w:type="lastCol">
-      <w:rPr>
-        <w:i/>
-        <w:color w:val="404040"/>
-      </w:rPr>
-      <w:pPr>
-        <w:pBdr/>
-        <w:spacing/>
-        <w:ind/>
-      </w:pPr>
-      <w:tblPr>
-        <w:tblBorders/>
-      </w:tblPr>
-      <w:tcPr>
-        <w:shd w:color="ffffff"/>
-        <w:tcBorders>
-          <w:top w:val="none" w:color="000000" w:sz="4" w:space="0"/>
-          <w:left w:val="none" w:color="000000" w:sz="4" w:space="0"/>
-          <w:bottom w:val="none" w:color="000000" w:sz="4" w:space="0"/>
-          <w:right w:val="none" w:color="000000" w:sz="4" w:space="0"/>
-        </w:tcBorders>
-      </w:tcPr>
-    </w:tblStylePr>
-    <w:tblStylePr w:type="lastRow">
+    <w:tblStylePr w:type="firstRow">
       <w:rPr>
         <w:b/>
         <w:color w:val="404040"/>
@@ -10187,6 +10740,52 @@
         </w:tcBorders>
       </w:tcPr>
     </w:tblStylePr>
+    <w:tblStylePr w:type="lastCol">
+      <w:rPr>
+        <w:i/>
+        <w:color w:val="404040"/>
+      </w:rPr>
+      <w:pPr>
+        <w:pBdr/>
+        <w:spacing/>
+        <w:ind/>
+      </w:pPr>
+      <w:tblPr>
+        <w:tblBorders/>
+      </w:tblPr>
+      <w:tcPr>
+        <w:shd w:val="clear" w:color="ffffff"/>
+        <w:tcBorders>
+          <w:top w:val="none" w:color="000000" w:sz="4" w:space="0"/>
+          <w:left w:val="none" w:color="000000" w:sz="4" w:space="0"/>
+          <w:bottom w:val="none" w:color="000000" w:sz="4" w:space="0"/>
+          <w:right w:val="none" w:color="000000" w:sz="4" w:space="0"/>
+        </w:tcBorders>
+      </w:tcPr>
+    </w:tblStylePr>
+    <w:tblStylePr w:type="lastRow">
+      <w:rPr>
+        <w:b/>
+        <w:color w:val="404040"/>
+      </w:rPr>
+      <w:pPr>
+        <w:pBdr/>
+        <w:spacing/>
+        <w:ind/>
+      </w:pPr>
+      <w:tblPr>
+        <w:tblBorders/>
+      </w:tblPr>
+      <w:tcPr>
+        <w:shd w:val="clear" w:color="ffffff"/>
+        <w:tcBorders>
+          <w:top w:val="none" w:color="000000" w:sz="4" w:space="0"/>
+          <w:left w:val="none" w:color="000000" w:sz="4" w:space="0"/>
+          <w:bottom w:val="none" w:color="000000" w:sz="4" w:space="0"/>
+          <w:right w:val="none" w:color="000000" w:sz="4" w:space="0"/>
+        </w:tcBorders>
+      </w:tcPr>
+    </w:tblStylePr>
     <w:tblStylePr w:type="nwCell">
       <w:pPr>
         <w:pBdr/>
@@ -10253,9 +10852,9 @@
       </w:tcPr>
     </w:tblStylePr>
   </w:style>
-  <w:style w:type="table" w:styleId="34">
+  <w:style w:type="table" w:styleId="755">
     <w:name w:val="Grid Table 3 - Accent 1"/>
-    <w:basedOn w:val="665"/>
+    <w:basedOn w:val="919"/>
     <w:uiPriority w:val="99"/>
     <w:pPr>
       <w:pBdr/>
@@ -10354,29 +10953,6 @@
         <w:tblBorders/>
       </w:tblPr>
       <w:tcPr>
-        <w:shd w:color="ffffff"/>
-        <w:tcBorders>
-          <w:top w:val="none" w:color="000000" w:sz="4" w:space="0"/>
-          <w:left w:val="none" w:color="000000" w:sz="4" w:space="0"/>
-          <w:bottom w:val="none" w:color="000000" w:sz="4" w:space="0"/>
-          <w:right w:val="none" w:color="000000" w:sz="4" w:space="0"/>
-        </w:tcBorders>
-      </w:tcPr>
-    </w:tblStylePr>
-    <w:tblStylePr w:type="firstRow">
-      <w:rPr>
-        <w:b/>
-        <w:color w:val="404040"/>
-      </w:rPr>
-      <w:pPr>
-        <w:pBdr/>
-        <w:spacing/>
-        <w:ind/>
-      </w:pPr>
-      <w:tblPr>
-        <w:tblBorders/>
-      </w:tblPr>
-      <w:tcPr>
         <w:shd w:val="clear" w:color="ffffff"/>
         <w:tcBorders>
           <w:top w:val="none" w:color="000000" w:sz="4" w:space="0"/>
@@ -10386,30 +10962,7 @@
         </w:tcBorders>
       </w:tcPr>
     </w:tblStylePr>
-    <w:tblStylePr w:type="lastCol">
-      <w:rPr>
-        <w:i/>
-        <w:color w:val="404040"/>
-      </w:rPr>
-      <w:pPr>
-        <w:pBdr/>
-        <w:spacing/>
-        <w:ind/>
-      </w:pPr>
-      <w:tblPr>
-        <w:tblBorders/>
-      </w:tblPr>
-      <w:tcPr>
-        <w:shd w:color="ffffff"/>
-        <w:tcBorders>
-          <w:top w:val="none" w:color="000000" w:sz="4" w:space="0"/>
-          <w:left w:val="none" w:color="000000" w:sz="4" w:space="0"/>
-          <w:bottom w:val="none" w:color="000000" w:sz="4" w:space="0"/>
-          <w:right w:val="none" w:color="000000" w:sz="4" w:space="0"/>
-        </w:tcBorders>
-      </w:tcPr>
-    </w:tblStylePr>
-    <w:tblStylePr w:type="lastRow">
+    <w:tblStylePr w:type="firstRow">
       <w:rPr>
         <w:b/>
         <w:color w:val="404040"/>
@@ -10432,6 +10985,52 @@
         </w:tcBorders>
       </w:tcPr>
     </w:tblStylePr>
+    <w:tblStylePr w:type="lastCol">
+      <w:rPr>
+        <w:i/>
+        <w:color w:val="404040"/>
+      </w:rPr>
+      <w:pPr>
+        <w:pBdr/>
+        <w:spacing/>
+        <w:ind/>
+      </w:pPr>
+      <w:tblPr>
+        <w:tblBorders/>
+      </w:tblPr>
+      <w:tcPr>
+        <w:shd w:val="clear" w:color="ffffff"/>
+        <w:tcBorders>
+          <w:top w:val="none" w:color="000000" w:sz="4" w:space="0"/>
+          <w:left w:val="none" w:color="000000" w:sz="4" w:space="0"/>
+          <w:bottom w:val="none" w:color="000000" w:sz="4" w:space="0"/>
+          <w:right w:val="none" w:color="000000" w:sz="4" w:space="0"/>
+        </w:tcBorders>
+      </w:tcPr>
+    </w:tblStylePr>
+    <w:tblStylePr w:type="lastRow">
+      <w:rPr>
+        <w:b/>
+        <w:color w:val="404040"/>
+      </w:rPr>
+      <w:pPr>
+        <w:pBdr/>
+        <w:spacing/>
+        <w:ind/>
+      </w:pPr>
+      <w:tblPr>
+        <w:tblBorders/>
+      </w:tblPr>
+      <w:tcPr>
+        <w:shd w:val="clear" w:color="ffffff"/>
+        <w:tcBorders>
+          <w:top w:val="none" w:color="000000" w:sz="4" w:space="0"/>
+          <w:left w:val="none" w:color="000000" w:sz="4" w:space="0"/>
+          <w:bottom w:val="none" w:color="000000" w:sz="4" w:space="0"/>
+          <w:right w:val="none" w:color="000000" w:sz="4" w:space="0"/>
+        </w:tcBorders>
+      </w:tcPr>
+    </w:tblStylePr>
     <w:tblStylePr w:type="nwCell">
       <w:pPr>
         <w:pBdr/>
@@ -10498,9 +11097,9 @@
       </w:tcPr>
     </w:tblStylePr>
   </w:style>
-  <w:style w:type="table" w:styleId="35">
+  <w:style w:type="table" w:styleId="756">
     <w:name w:val="Grid Table 3 - Accent 2"/>
-    <w:basedOn w:val="665"/>
+    <w:basedOn w:val="919"/>
     <w:uiPriority w:val="99"/>
     <w:pPr>
       <w:pBdr/>
@@ -10599,29 +11198,6 @@
         <w:tblBorders/>
       </w:tblPr>
       <w:tcPr>
-        <w:shd w:color="ffffff"/>
-        <w:tcBorders>
-          <w:top w:val="none" w:color="000000" w:sz="4" w:space="0"/>
-          <w:left w:val="none" w:color="000000" w:sz="4" w:space="0"/>
-          <w:bottom w:val="none" w:color="000000" w:sz="4" w:space="0"/>
-          <w:right w:val="none" w:color="000000" w:sz="4" w:space="0"/>
-        </w:tcBorders>
-      </w:tcPr>
-    </w:tblStylePr>
-    <w:tblStylePr w:type="firstRow">
-      <w:rPr>
-        <w:b/>
-        <w:color w:val="404040"/>
-      </w:rPr>
-      <w:pPr>
-        <w:pBdr/>
-        <w:spacing/>
-        <w:ind/>
-      </w:pPr>
-      <w:tblPr>
-        <w:tblBorders/>
-      </w:tblPr>
-      <w:tcPr>
         <w:shd w:val="clear" w:color="ffffff"/>
         <w:tcBorders>
           <w:top w:val="none" w:color="000000" w:sz="4" w:space="0"/>
@@ -10631,30 +11207,7 @@
         </w:tcBorders>
       </w:tcPr>
     </w:tblStylePr>
-    <w:tblStylePr w:type="lastCol">
-      <w:rPr>
-        <w:i/>
-        <w:color w:val="404040"/>
-      </w:rPr>
-      <w:pPr>
-        <w:pBdr/>
-        <w:spacing/>
-        <w:ind/>
-      </w:pPr>
-      <w:tblPr>
-        <w:tblBorders/>
-      </w:tblPr>
-      <w:tcPr>
-        <w:shd w:color="ffffff"/>
-        <w:tcBorders>
-          <w:top w:val="none" w:color="000000" w:sz="4" w:space="0"/>
-          <w:left w:val="none" w:color="000000" w:sz="4" w:space="0"/>
-          <w:bottom w:val="none" w:color="000000" w:sz="4" w:space="0"/>
-          <w:right w:val="none" w:color="000000" w:sz="4" w:space="0"/>
-        </w:tcBorders>
-      </w:tcPr>
-    </w:tblStylePr>
-    <w:tblStylePr w:type="lastRow">
+    <w:tblStylePr w:type="firstRow">
       <w:rPr>
         <w:b/>
         <w:color w:val="404040"/>
@@ -10677,6 +11230,52 @@
         </w:tcBorders>
       </w:tcPr>
     </w:tblStylePr>
+    <w:tblStylePr w:type="lastCol">
+      <w:rPr>
+        <w:i/>
+        <w:color w:val="404040"/>
+      </w:rPr>
+      <w:pPr>
+        <w:pBdr/>
+        <w:spacing/>
+        <w:ind/>
+      </w:pPr>
+      <w:tblPr>
+        <w:tblBorders/>
+      </w:tblPr>
+      <w:tcPr>
+        <w:shd w:val="clear" w:color="ffffff"/>
+        <w:tcBorders>
+          <w:top w:val="none" w:color="000000" w:sz="4" w:space="0"/>
+          <w:left w:val="none" w:color="000000" w:sz="4" w:space="0"/>
+          <w:bottom w:val="none" w:color="000000" w:sz="4" w:space="0"/>
+          <w:right w:val="none" w:color="000000" w:sz="4" w:space="0"/>
+        </w:tcBorders>
+      </w:tcPr>
+    </w:tblStylePr>
+    <w:tblStylePr w:type="lastRow">
+      <w:rPr>
+        <w:b/>
+        <w:color w:val="404040"/>
+      </w:rPr>
+      <w:pPr>
+        <w:pBdr/>
+        <w:spacing/>
+        <w:ind/>
+      </w:pPr>
+      <w:tblPr>
+        <w:tblBorders/>
+      </w:tblPr>
+      <w:tcPr>
+        <w:shd w:val="clear" w:color="ffffff"/>
+        <w:tcBorders>
+          <w:top w:val="none" w:color="000000" w:sz="4" w:space="0"/>
+          <w:left w:val="none" w:color="000000" w:sz="4" w:space="0"/>
+          <w:bottom w:val="none" w:color="000000" w:sz="4" w:space="0"/>
+          <w:right w:val="none" w:color="000000" w:sz="4" w:space="0"/>
+        </w:tcBorders>
+      </w:tcPr>
+    </w:tblStylePr>
     <w:tblStylePr w:type="nwCell">
       <w:pPr>
         <w:pBdr/>
@@ -10743,9 +11342,9 @@
       </w:tcPr>
     </w:tblStylePr>
   </w:style>
-  <w:style w:type="table" w:styleId="36">
+  <w:style w:type="table" w:styleId="757">
     <w:name w:val="Grid Table 3 - Accent 3"/>
-    <w:basedOn w:val="665"/>
+    <w:basedOn w:val="919"/>
     <w:uiPriority w:val="99"/>
     <w:pPr>
       <w:pBdr/>
@@ -10844,29 +11443,6 @@
         <w:tblBorders/>
       </w:tblPr>
       <w:tcPr>
-        <w:shd w:color="ffffff"/>
-        <w:tcBorders>
-          <w:top w:val="none" w:color="000000" w:sz="4" w:space="0"/>
-          <w:left w:val="none" w:color="000000" w:sz="4" w:space="0"/>
-          <w:bottom w:val="none" w:color="000000" w:sz="4" w:space="0"/>
-          <w:right w:val="none" w:color="000000" w:sz="4" w:space="0"/>
-        </w:tcBorders>
-      </w:tcPr>
-    </w:tblStylePr>
-    <w:tblStylePr w:type="firstRow">
-      <w:rPr>
-        <w:b/>
-        <w:color w:val="404040"/>
-      </w:rPr>
-      <w:pPr>
-        <w:pBdr/>
-        <w:spacing/>
-        <w:ind/>
-      </w:pPr>
-      <w:tblPr>
-        <w:tblBorders/>
-      </w:tblPr>
-      <w:tcPr>
         <w:shd w:val="clear" w:color="ffffff"/>
         <w:tcBorders>
           <w:top w:val="none" w:color="000000" w:sz="4" w:space="0"/>
@@ -10876,30 +11452,7 @@
         </w:tcBorders>
       </w:tcPr>
     </w:tblStylePr>
-    <w:tblStylePr w:type="lastCol">
-      <w:rPr>
-        <w:i/>
-        <w:color w:val="404040"/>
-      </w:rPr>
-      <w:pPr>
-        <w:pBdr/>
-        <w:spacing/>
-        <w:ind/>
-      </w:pPr>
-      <w:tblPr>
-        <w:tblBorders/>
-      </w:tblPr>
-      <w:tcPr>
-        <w:shd w:color="ffffff"/>
-        <w:tcBorders>
-          <w:top w:val="none" w:color="000000" w:sz="4" w:space="0"/>
-          <w:left w:val="none" w:color="000000" w:sz="4" w:space="0"/>
-          <w:bottom w:val="none" w:color="000000" w:sz="4" w:space="0"/>
-          <w:right w:val="none" w:color="000000" w:sz="4" w:space="0"/>
-        </w:tcBorders>
-      </w:tcPr>
-    </w:tblStylePr>
-    <w:tblStylePr w:type="lastRow">
+    <w:tblStylePr w:type="firstRow">
       <w:rPr>
         <w:b/>
         <w:color w:val="404040"/>
@@ -10922,6 +11475,52 @@
         </w:tcBorders>
       </w:tcPr>
     </w:tblStylePr>
+    <w:tblStylePr w:type="lastCol">
+      <w:rPr>
+        <w:i/>
+        <w:color w:val="404040"/>
+      </w:rPr>
+      <w:pPr>
+        <w:pBdr/>
+        <w:spacing/>
+        <w:ind/>
+      </w:pPr>
+      <w:tblPr>
+        <w:tblBorders/>
+      </w:tblPr>
+      <w:tcPr>
+        <w:shd w:val="clear" w:color="ffffff"/>
+        <w:tcBorders>
+          <w:top w:val="none" w:color="000000" w:sz="4" w:space="0"/>
+          <w:left w:val="none" w:color="000000" w:sz="4" w:space="0"/>
+          <w:bottom w:val="none" w:color="000000" w:sz="4" w:space="0"/>
+          <w:right w:val="none" w:color="000000" w:sz="4" w:space="0"/>
+        </w:tcBorders>
+      </w:tcPr>
+    </w:tblStylePr>
+    <w:tblStylePr w:type="lastRow">
+      <w:rPr>
+        <w:b/>
+        <w:color w:val="404040"/>
+      </w:rPr>
+      <w:pPr>
+        <w:pBdr/>
+        <w:spacing/>
+        <w:ind/>
+      </w:pPr>
+      <w:tblPr>
+        <w:tblBorders/>
+      </w:tblPr>
+      <w:tcPr>
+        <w:shd w:val="clear" w:color="ffffff"/>
+        <w:tcBorders>
+          <w:top w:val="none" w:color="000000" w:sz="4" w:space="0"/>
+          <w:left w:val="none" w:color="000000" w:sz="4" w:space="0"/>
+          <w:bottom w:val="none" w:color="000000" w:sz="4" w:space="0"/>
+          <w:right w:val="none" w:color="000000" w:sz="4" w:space="0"/>
+        </w:tcBorders>
+      </w:tcPr>
+    </w:tblStylePr>
     <w:tblStylePr w:type="nwCell">
       <w:pPr>
         <w:pBdr/>
@@ -10988,9 +11587,9 @@
       </w:tcPr>
     </w:tblStylePr>
   </w:style>
-  <w:style w:type="table" w:styleId="37">
+  <w:style w:type="table" w:styleId="758">
     <w:name w:val="Grid Table 3 - Accent 4"/>
-    <w:basedOn w:val="665"/>
+    <w:basedOn w:val="919"/>
     <w:uiPriority w:val="99"/>
     <w:pPr>
       <w:pBdr/>
@@ -11089,29 +11688,6 @@
         <w:tblBorders/>
       </w:tblPr>
       <w:tcPr>
-        <w:shd w:color="ffffff"/>
-        <w:tcBorders>
-          <w:top w:val="none" w:color="000000" w:sz="4" w:space="0"/>
-          <w:left w:val="none" w:color="000000" w:sz="4" w:space="0"/>
-          <w:bottom w:val="none" w:color="000000" w:sz="4" w:space="0"/>
-          <w:right w:val="none" w:color="000000" w:sz="4" w:space="0"/>
-        </w:tcBorders>
-      </w:tcPr>
-    </w:tblStylePr>
-    <w:tblStylePr w:type="firstRow">
-      <w:rPr>
-        <w:b/>
-        <w:color w:val="404040"/>
-      </w:rPr>
-      <w:pPr>
-        <w:pBdr/>
-        <w:spacing/>
-        <w:ind/>
-      </w:pPr>
-      <w:tblPr>
-        <w:tblBorders/>
-      </w:tblPr>
-      <w:tcPr>
         <w:shd w:val="clear" w:color="ffffff"/>
         <w:tcBorders>
           <w:top w:val="none" w:color="000000" w:sz="4" w:space="0"/>
@@ -11121,30 +11697,7 @@
         </w:tcBorders>
       </w:tcPr>
     </w:tblStylePr>
-    <w:tblStylePr w:type="lastCol">
-      <w:rPr>
-        <w:i/>
-        <w:color w:val="404040"/>
-      </w:rPr>
-      <w:pPr>
-        <w:pBdr/>
-        <w:spacing/>
-        <w:ind/>
-      </w:pPr>
-      <w:tblPr>
-        <w:tblBorders/>
-      </w:tblPr>
-      <w:tcPr>
-        <w:shd w:color="ffffff"/>
-        <w:tcBorders>
-          <w:top w:val="none" w:color="000000" w:sz="4" w:space="0"/>
-          <w:left w:val="none" w:color="000000" w:sz="4" w:space="0"/>
-          <w:bottom w:val="none" w:color="000000" w:sz="4" w:space="0"/>
-          <w:right w:val="none" w:color="000000" w:sz="4" w:space="0"/>
-        </w:tcBorders>
-      </w:tcPr>
-    </w:tblStylePr>
-    <w:tblStylePr w:type="lastRow">
+    <w:tblStylePr w:type="firstRow">
       <w:rPr>
         <w:b/>
         <w:color w:val="404040"/>
@@ -11167,6 +11720,52 @@
         </w:tcBorders>
       </w:tcPr>
     </w:tblStylePr>
+    <w:tblStylePr w:type="lastCol">
+      <w:rPr>
+        <w:i/>
+        <w:color w:val="404040"/>
+      </w:rPr>
+      <w:pPr>
+        <w:pBdr/>
+        <w:spacing/>
+        <w:ind/>
+      </w:pPr>
+      <w:tblPr>
+        <w:tblBorders/>
+      </w:tblPr>
+      <w:tcPr>
+        <w:shd w:val="clear" w:color="ffffff"/>
+        <w:tcBorders>
+          <w:top w:val="none" w:color="000000" w:sz="4" w:space="0"/>
+          <w:left w:val="none" w:color="000000" w:sz="4" w:space="0"/>
+          <w:bottom w:val="none" w:color="000000" w:sz="4" w:space="0"/>
+          <w:right w:val="none" w:color="000000" w:sz="4" w:space="0"/>
+        </w:tcBorders>
+      </w:tcPr>
+    </w:tblStylePr>
+    <w:tblStylePr w:type="lastRow">
+      <w:rPr>
+        <w:b/>
+        <w:color w:val="404040"/>
+      </w:rPr>
+      <w:pPr>
+        <w:pBdr/>
+        <w:spacing/>
+        <w:ind/>
+      </w:pPr>
+      <w:tblPr>
+        <w:tblBorders/>
+      </w:tblPr>
+      <w:tcPr>
+        <w:shd w:val="clear" w:color="ffffff"/>
+        <w:tcBorders>
+          <w:top w:val="none" w:color="000000" w:sz="4" w:space="0"/>
+          <w:left w:val="none" w:color="000000" w:sz="4" w:space="0"/>
+          <w:bottom w:val="none" w:color="000000" w:sz="4" w:space="0"/>
+          <w:right w:val="none" w:color="000000" w:sz="4" w:space="0"/>
+        </w:tcBorders>
+      </w:tcPr>
+    </w:tblStylePr>
     <w:tblStylePr w:type="nwCell">
       <w:pPr>
         <w:pBdr/>
@@ -11233,9 +11832,9 @@
       </w:tcPr>
     </w:tblStylePr>
   </w:style>
-  <w:style w:type="table" w:styleId="38">
+  <w:style w:type="table" w:styleId="759">
     <w:name w:val="Grid Table 3 - Accent 5"/>
-    <w:basedOn w:val="665"/>
+    <w:basedOn w:val="919"/>
     <w:uiPriority w:val="99"/>
     <w:pPr>
       <w:pBdr/>
@@ -11334,29 +11933,6 @@
         <w:tblBorders/>
       </w:tblPr>
       <w:tcPr>
-        <w:shd w:color="ffffff"/>
-        <w:tcBorders>
-          <w:top w:val="none" w:color="000000" w:sz="4" w:space="0"/>
-          <w:left w:val="none" w:color="000000" w:sz="4" w:space="0"/>
-          <w:bottom w:val="none" w:color="000000" w:sz="4" w:space="0"/>
-          <w:right w:val="none" w:color="000000" w:sz="4" w:space="0"/>
-        </w:tcBorders>
-      </w:tcPr>
-    </w:tblStylePr>
-    <w:tblStylePr w:type="firstRow">
-      <w:rPr>
-        <w:b/>
-        <w:color w:val="404040"/>
-      </w:rPr>
-      <w:pPr>
-        <w:pBdr/>
-        <w:spacing/>
-        <w:ind/>
-      </w:pPr>
-      <w:tblPr>
-        <w:tblBorders/>
-      </w:tblPr>
-      <w:tcPr>
         <w:shd w:val="clear" w:color="ffffff"/>
         <w:tcBorders>
           <w:top w:val="none" w:color="000000" w:sz="4" w:space="0"/>
@@ -11366,30 +11942,7 @@
         </w:tcBorders>
       </w:tcPr>
     </w:tblStylePr>
-    <w:tblStylePr w:type="lastCol">
-      <w:rPr>
-        <w:i/>
-        <w:color w:val="404040"/>
-      </w:rPr>
-      <w:pPr>
-        <w:pBdr/>
-        <w:spacing/>
-        <w:ind/>
-      </w:pPr>
-      <w:tblPr>
-        <w:tblBorders/>
-      </w:tblPr>
-      <w:tcPr>
-        <w:shd w:color="ffffff"/>
-        <w:tcBorders>
-          <w:top w:val="none" w:color="000000" w:sz="4" w:space="0"/>
-          <w:left w:val="none" w:color="000000" w:sz="4" w:space="0"/>
-          <w:bottom w:val="none" w:color="000000" w:sz="4" w:space="0"/>
-          <w:right w:val="none" w:color="000000" w:sz="4" w:space="0"/>
-        </w:tcBorders>
-      </w:tcPr>
-    </w:tblStylePr>
-    <w:tblStylePr w:type="lastRow">
+    <w:tblStylePr w:type="firstRow">
       <w:rPr>
         <w:b/>
         <w:color w:val="404040"/>
@@ -11412,6 +11965,52 @@
         </w:tcBorders>
       </w:tcPr>
     </w:tblStylePr>
+    <w:tblStylePr w:type="lastCol">
+      <w:rPr>
+        <w:i/>
+        <w:color w:val="404040"/>
+      </w:rPr>
+      <w:pPr>
+        <w:pBdr/>
+        <w:spacing/>
+        <w:ind/>
+      </w:pPr>
+      <w:tblPr>
+        <w:tblBorders/>
+      </w:tblPr>
+      <w:tcPr>
+        <w:shd w:val="clear" w:color="ffffff"/>
+        <w:tcBorders>
+          <w:top w:val="none" w:color="000000" w:sz="4" w:space="0"/>
+          <w:left w:val="none" w:color="000000" w:sz="4" w:space="0"/>
+          <w:bottom w:val="none" w:color="000000" w:sz="4" w:space="0"/>
+          <w:right w:val="none" w:color="000000" w:sz="4" w:space="0"/>
+        </w:tcBorders>
+      </w:tcPr>
+    </w:tblStylePr>
+    <w:tblStylePr w:type="lastRow">
+      <w:rPr>
+        <w:b/>
+        <w:color w:val="404040"/>
+      </w:rPr>
+      <w:pPr>
+        <w:pBdr/>
+        <w:spacing/>
+        <w:ind/>
+      </w:pPr>
+      <w:tblPr>
+        <w:tblBorders/>
+      </w:tblPr>
+      <w:tcPr>
+        <w:shd w:val="clear" w:color="ffffff"/>
+        <w:tcBorders>
+          <w:top w:val="none" w:color="000000" w:sz="4" w:space="0"/>
+          <w:left w:val="none" w:color="000000" w:sz="4" w:space="0"/>
+          <w:bottom w:val="none" w:color="000000" w:sz="4" w:space="0"/>
+          <w:right w:val="none" w:color="000000" w:sz="4" w:space="0"/>
+        </w:tcBorders>
+      </w:tcPr>
+    </w:tblStylePr>
     <w:tblStylePr w:type="nwCell">
       <w:pPr>
         <w:pBdr/>
@@ -11478,9 +12077,9 @@
       </w:tcPr>
     </w:tblStylePr>
   </w:style>
-  <w:style w:type="table" w:styleId="39">
+  <w:style w:type="table" w:styleId="760">
     <w:name w:val="Grid Table 3 - Accent 6"/>
-    <w:basedOn w:val="665"/>
+    <w:basedOn w:val="919"/>
     <w:uiPriority w:val="99"/>
     <w:pPr>
       <w:pBdr/>
@@ -11579,29 +12178,6 @@
         <w:tblBorders/>
       </w:tblPr>
       <w:tcPr>
-        <w:shd w:color="ffffff"/>
-        <w:tcBorders>
-          <w:top w:val="none" w:color="000000" w:sz="4" w:space="0"/>
-          <w:left w:val="none" w:color="000000" w:sz="4" w:space="0"/>
-          <w:bottom w:val="none" w:color="000000" w:sz="4" w:space="0"/>
-          <w:right w:val="none" w:color="000000" w:sz="4" w:space="0"/>
-        </w:tcBorders>
-      </w:tcPr>
-    </w:tblStylePr>
-    <w:tblStylePr w:type="firstRow">
-      <w:rPr>
-        <w:b/>
-        <w:color w:val="404040"/>
-      </w:rPr>
-      <w:pPr>
-        <w:pBdr/>
-        <w:spacing/>
-        <w:ind/>
-      </w:pPr>
-      <w:tblPr>
-        <w:tblBorders/>
-      </w:tblPr>
-      <w:tcPr>
         <w:shd w:val="clear" w:color="ffffff"/>
         <w:tcBorders>
           <w:top w:val="none" w:color="000000" w:sz="4" w:space="0"/>
@@ -11611,30 +12187,7 @@
         </w:tcBorders>
       </w:tcPr>
     </w:tblStylePr>
-    <w:tblStylePr w:type="lastCol">
-      <w:rPr>
-        <w:i/>
-        <w:color w:val="404040"/>
-      </w:rPr>
-      <w:pPr>
-        <w:pBdr/>
-        <w:spacing/>
-        <w:ind/>
-      </w:pPr>
-      <w:tblPr>
-        <w:tblBorders/>
-      </w:tblPr>
-      <w:tcPr>
-        <w:shd w:color="ffffff"/>
-        <w:tcBorders>
-          <w:top w:val="none" w:color="000000" w:sz="4" w:space="0"/>
-          <w:left w:val="none" w:color="000000" w:sz="4" w:space="0"/>
-          <w:bottom w:val="none" w:color="000000" w:sz="4" w:space="0"/>
-          <w:right w:val="none" w:color="000000" w:sz="4" w:space="0"/>
-        </w:tcBorders>
-      </w:tcPr>
-    </w:tblStylePr>
-    <w:tblStylePr w:type="lastRow">
+    <w:tblStylePr w:type="firstRow">
       <w:rPr>
         <w:b/>
         <w:color w:val="404040"/>
@@ -11657,6 +12210,52 @@
         </w:tcBorders>
       </w:tcPr>
     </w:tblStylePr>
+    <w:tblStylePr w:type="lastCol">
+      <w:rPr>
+        <w:i/>
+        <w:color w:val="404040"/>
+      </w:rPr>
+      <w:pPr>
+        <w:pBdr/>
+        <w:spacing/>
+        <w:ind/>
+      </w:pPr>
+      <w:tblPr>
+        <w:tblBorders/>
+      </w:tblPr>
+      <w:tcPr>
+        <w:shd w:val="clear" w:color="ffffff"/>
+        <w:tcBorders>
+          <w:top w:val="none" w:color="000000" w:sz="4" w:space="0"/>
+          <w:left w:val="none" w:color="000000" w:sz="4" w:space="0"/>
+          <w:bottom w:val="none" w:color="000000" w:sz="4" w:space="0"/>
+          <w:right w:val="none" w:color="000000" w:sz="4" w:space="0"/>
+        </w:tcBorders>
+      </w:tcPr>
+    </w:tblStylePr>
+    <w:tblStylePr w:type="lastRow">
+      <w:rPr>
+        <w:b/>
+        <w:color w:val="404040"/>
+      </w:rPr>
+      <w:pPr>
+        <w:pBdr/>
+        <w:spacing/>
+        <w:ind/>
+      </w:pPr>
+      <w:tblPr>
+        <w:tblBorders/>
+      </w:tblPr>
+      <w:tcPr>
+        <w:shd w:val="clear" w:color="ffffff"/>
+        <w:tcBorders>
+          <w:top w:val="none" w:color="000000" w:sz="4" w:space="0"/>
+          <w:left w:val="none" w:color="000000" w:sz="4" w:space="0"/>
+          <w:bottom w:val="none" w:color="000000" w:sz="4" w:space="0"/>
+          <w:right w:val="none" w:color="000000" w:sz="4" w:space="0"/>
+        </w:tcBorders>
+      </w:tcPr>
+    </w:tblStylePr>
     <w:tblStylePr w:type="nwCell">
       <w:pPr>
         <w:pBdr/>
@@ -11723,9 +12322,9 @@
       </w:tcPr>
     </w:tblStylePr>
   </w:style>
-  <w:style w:type="table" w:styleId="40">
+  <w:style w:type="table" w:styleId="761">
     <w:name w:val="Grid Table 4"/>
-    <w:basedOn w:val="665"/>
+    <w:basedOn w:val="919"/>
     <w:uiPriority w:val="59"/>
     <w:pPr>
       <w:pBdr/>
@@ -11956,9 +12555,9 @@
       </w:tcPr>
     </w:tblStylePr>
   </w:style>
-  <w:style w:type="table" w:styleId="41">
+  <w:style w:type="table" w:styleId="762">
     <w:name w:val="Grid Table 4 - Accent 1"/>
-    <w:basedOn w:val="665"/>
+    <w:basedOn w:val="919"/>
     <w:uiPriority w:val="59"/>
     <w:pPr>
       <w:pBdr/>
@@ -12189,9 +12788,9 @@
       </w:tcPr>
     </w:tblStylePr>
   </w:style>
-  <w:style w:type="table" w:styleId="42">
+  <w:style w:type="table" w:styleId="763">
     <w:name w:val="Grid Table 4 - Accent 2"/>
-    <w:basedOn w:val="665"/>
+    <w:basedOn w:val="919"/>
     <w:uiPriority w:val="59"/>
     <w:pPr>
       <w:pBdr/>
@@ -12422,9 +13021,9 @@
       </w:tcPr>
     </w:tblStylePr>
   </w:style>
-  <w:style w:type="table" w:styleId="43">
+  <w:style w:type="table" w:styleId="764">
     <w:name w:val="Grid Table 4 - Accent 3"/>
-    <w:basedOn w:val="665"/>
+    <w:basedOn w:val="919"/>
     <w:uiPriority w:val="59"/>
     <w:pPr>
       <w:pBdr/>
@@ -12655,9 +13254,9 @@
       </w:tcPr>
     </w:tblStylePr>
   </w:style>
-  <w:style w:type="table" w:styleId="44">
+  <w:style w:type="table" w:styleId="765">
     <w:name w:val="Grid Table 4 - Accent 4"/>
-    <w:basedOn w:val="665"/>
+    <w:basedOn w:val="919"/>
     <w:uiPriority w:val="59"/>
     <w:pPr>
       <w:pBdr/>
@@ -12888,9 +13487,9 @@
       </w:tcPr>
     </w:tblStylePr>
   </w:style>
-  <w:style w:type="table" w:styleId="45">
+  <w:style w:type="table" w:styleId="766">
     <w:name w:val="Grid Table 4 - Accent 5"/>
-    <w:basedOn w:val="665"/>
+    <w:basedOn w:val="919"/>
     <w:uiPriority w:val="59"/>
     <w:pPr>
       <w:pBdr/>
@@ -13121,9 +13720,9 @@
       </w:tcPr>
     </w:tblStylePr>
   </w:style>
-  <w:style w:type="table" w:styleId="46">
+  <w:style w:type="table" w:styleId="767">
     <w:name w:val="Grid Table 4 - Accent 6"/>
-    <w:basedOn w:val="665"/>
+    <w:basedOn w:val="919"/>
     <w:uiPriority w:val="59"/>
     <w:pPr>
       <w:pBdr/>
@@ -13354,9 +13953,9 @@
       </w:tcPr>
     </w:tblStylePr>
   </w:style>
-  <w:style w:type="table" w:styleId="47">
+  <w:style w:type="table" w:styleId="768">
     <w:name w:val="Grid Table 5 Dark"/>
-    <w:basedOn w:val="665"/>
+    <w:basedOn w:val="919"/>
     <w:uiPriority w:val="99"/>
     <w:pPr>
       <w:pBdr/>
@@ -13582,9 +14181,9 @@
       </w:tcPr>
     </w:tblStylePr>
   </w:style>
-  <w:style w:type="table" w:styleId="48">
+  <w:style w:type="table" w:styleId="769">
     <w:name w:val="Grid Table 5 Dark- Accent 1"/>
-    <w:basedOn w:val="665"/>
+    <w:basedOn w:val="919"/>
     <w:uiPriority w:val="99"/>
     <w:pPr>
       <w:pBdr/>
@@ -13810,9 +14409,9 @@
       </w:tcPr>
     </w:tblStylePr>
   </w:style>
-  <w:style w:type="table" w:styleId="49">
+  <w:style w:type="table" w:styleId="770">
     <w:name w:val="Grid Table 5 Dark - Accent 2"/>
-    <w:basedOn w:val="665"/>
+    <w:basedOn w:val="919"/>
     <w:uiPriority w:val="99"/>
     <w:pPr>
       <w:pBdr/>
@@ -14038,9 +14637,9 @@
       </w:tcPr>
     </w:tblStylePr>
   </w:style>
-  <w:style w:type="table" w:styleId="50">
+  <w:style w:type="table" w:styleId="771">
     <w:name w:val="Grid Table 5 Dark - Accent 3"/>
-    <w:basedOn w:val="665"/>
+    <w:basedOn w:val="919"/>
     <w:uiPriority w:val="99"/>
     <w:pPr>
       <w:pBdr/>
@@ -14266,9 +14865,9 @@
       </w:tcPr>
     </w:tblStylePr>
   </w:style>
-  <w:style w:type="table" w:styleId="51">
+  <w:style w:type="table" w:styleId="772">
     <w:name w:val="Grid Table 5 Dark- Accent 4"/>
-    <w:basedOn w:val="665"/>
+    <w:basedOn w:val="919"/>
     <w:uiPriority w:val="99"/>
     <w:pPr>
       <w:pBdr/>
@@ -14494,9 +15093,9 @@
       </w:tcPr>
     </w:tblStylePr>
   </w:style>
-  <w:style w:type="table" w:styleId="52">
+  <w:style w:type="table" w:styleId="773">
     <w:name w:val="Grid Table 5 Dark - Accent 5"/>
-    <w:basedOn w:val="665"/>
+    <w:basedOn w:val="919"/>
     <w:uiPriority w:val="99"/>
     <w:pPr>
       <w:pBdr/>
@@ -14722,9 +15321,9 @@
       </w:tcPr>
     </w:tblStylePr>
   </w:style>
-  <w:style w:type="table" w:styleId="53">
+  <w:style w:type="table" w:styleId="774">
     <w:name w:val="Grid Table 5 Dark - Accent 6"/>
-    <w:basedOn w:val="665"/>
+    <w:basedOn w:val="919"/>
     <w:uiPriority w:val="99"/>
     <w:pPr>
       <w:pBdr/>
@@ -14950,9 +15549,9 @@
       </w:tcPr>
     </w:tblStylePr>
   </w:style>
-  <w:style w:type="table" w:styleId="54">
+  <w:style w:type="table" w:styleId="775">
     <w:name w:val="Grid Table 6 Colorful"/>
-    <w:basedOn w:val="665"/>
+    <w:basedOn w:val="919"/>
     <w:uiPriority w:val="99"/>
     <w:pPr>
       <w:pBdr/>
@@ -15180,9 +15779,9 @@
       </w:tcPr>
     </w:tblStylePr>
   </w:style>
-  <w:style w:type="table" w:styleId="55">
+  <w:style w:type="table" w:styleId="776">
     <w:name w:val="Grid Table 6 Colorful - Accent 1"/>
-    <w:basedOn w:val="665"/>
+    <w:basedOn w:val="919"/>
     <w:uiPriority w:val="99"/>
     <w:pPr>
       <w:pBdr/>
@@ -15410,9 +16009,9 @@
       </w:tcPr>
     </w:tblStylePr>
   </w:style>
-  <w:style w:type="table" w:styleId="56">
+  <w:style w:type="table" w:styleId="777">
     <w:name w:val="Grid Table 6 Colorful - Accent 2"/>
-    <w:basedOn w:val="665"/>
+    <w:basedOn w:val="919"/>
     <w:uiPriority w:val="99"/>
     <w:pPr>
       <w:pBdr/>
@@ -15640,9 +16239,9 @@
       </w:tcPr>
     </w:tblStylePr>
   </w:style>
-  <w:style w:type="table" w:styleId="57">
+  <w:style w:type="table" w:styleId="778">
     <w:name w:val="Grid Table 6 Colorful - Accent 3"/>
-    <w:basedOn w:val="665"/>
+    <w:basedOn w:val="919"/>
     <w:uiPriority w:val="99"/>
     <w:pPr>
       <w:pBdr/>
@@ -15870,9 +16469,9 @@
       </w:tcPr>
     </w:tblStylePr>
   </w:style>
-  <w:style w:type="table" w:styleId="58">
+  <w:style w:type="table" w:styleId="779">
     <w:name w:val="Grid Table 6 Colorful - Accent 4"/>
-    <w:basedOn w:val="665"/>
+    <w:basedOn w:val="919"/>
     <w:uiPriority w:val="99"/>
     <w:pPr>
       <w:pBdr/>
@@ -16100,9 +16699,9 @@
       </w:tcPr>
     </w:tblStylePr>
   </w:style>
-  <w:style w:type="table" w:styleId="59">
+  <w:style w:type="table" w:styleId="780">
     <w:name w:val="Grid Table 6 Colorful - Accent 5"/>
-    <w:basedOn w:val="665"/>
+    <w:basedOn w:val="919"/>
     <w:uiPriority w:val="99"/>
     <w:pPr>
       <w:pBdr/>
@@ -16330,9 +16929,9 @@
       </w:tcPr>
     </w:tblStylePr>
   </w:style>
-  <w:style w:type="table" w:styleId="60">
+  <w:style w:type="table" w:styleId="781">
     <w:name w:val="Grid Table 6 Colorful - Accent 6"/>
-    <w:basedOn w:val="665"/>
+    <w:basedOn w:val="919"/>
     <w:uiPriority w:val="99"/>
     <w:pPr>
       <w:pBdr/>
@@ -16560,9 +17159,9 @@
       </w:tcPr>
     </w:tblStylePr>
   </w:style>
-  <w:style w:type="table" w:styleId="61">
+  <w:style w:type="table" w:styleId="782">
     <w:name w:val="Grid Table 7 Colorful"/>
-    <w:basedOn w:val="665"/>
+    <w:basedOn w:val="919"/>
     <w:uiPriority w:val="99"/>
     <w:pPr>
       <w:pBdr/>
@@ -16664,11 +17263,11 @@
         <w:tblBorders/>
       </w:tblPr>
       <w:tcPr>
-        <w:shd w:color="ffffff"/>
+        <w:shd w:val="clear" w:color="ffffff"/>
         <w:tcBorders>
-          <w:top w:val="none"/>
-          <w:left w:val="none"/>
-          <w:bottom w:val="none"/>
+          <w:top w:val="none" w:color="000000" w:sz="4" w:space="0"/>
+          <w:left w:val="none" w:color="000000" w:sz="4" w:space="0"/>
+          <w:bottom w:val="none" w:color="000000" w:sz="4" w:space="0"/>
           <w:right w:val="single" w:color="000000" w:themeColor="text1" w:themeTint="80" w:sz="4" w:space="0"/>
         </w:tcBorders>
       </w:tcPr>
@@ -16691,10 +17290,10 @@
       <w:tcPr>
         <w:shd w:val="clear" w:color="ffffff" w:themeColor="light1" w:fill="ffffff" w:themeFill="light1"/>
         <w:tcBorders>
-          <w:top w:val="none"/>
-          <w:left w:val="none"/>
+          <w:top w:val="none" w:color="000000" w:sz="4" w:space="0"/>
+          <w:left w:val="none" w:color="000000" w:sz="4" w:space="0"/>
           <w:bottom w:val="single" w:color="000000" w:themeColor="text1" w:themeTint="80" w:sz="4" w:space="0"/>
-          <w:right w:val="none"/>
+          <w:right w:val="none" w:color="000000" w:sz="4" w:space="0"/>
         </w:tcBorders>
       </w:tcPr>
     </w:tblStylePr>
@@ -16714,12 +17313,12 @@
         <w:tblBorders/>
       </w:tblPr>
       <w:tcPr>
-        <w:shd w:color="ffffff"/>
+        <w:shd w:val="clear" w:color="ffffff"/>
         <w:tcBorders>
-          <w:top w:val="none"/>
+          <w:top w:val="none" w:color="000000" w:sz="4" w:space="0"/>
           <w:left w:val="single" w:color="000000" w:themeColor="text1" w:themeTint="80" w:sz="4" w:space="0"/>
-          <w:bottom w:val="none"/>
-          <w:right w:val="none"/>
+          <w:bottom w:val="none" w:color="000000" w:sz="4" w:space="0"/>
+          <w:right w:val="none" w:color="000000" w:sz="4" w:space="0"/>
         </w:tcBorders>
       </w:tcPr>
     </w:tblStylePr>
@@ -16742,9 +17341,9 @@
         <w:shd w:val="clear" w:color="ffffff" w:themeColor="light1" w:fill="ffffff" w:themeFill="light1"/>
         <w:tcBorders>
           <w:top w:val="single" w:color="000000" w:themeColor="text1" w:themeTint="80" w:sz="4" w:space="0"/>
-          <w:left w:val="none"/>
-          <w:bottom w:val="none"/>
-          <w:right w:val="none"/>
+          <w:left w:val="none" w:color="000000" w:sz="4" w:space="0"/>
+          <w:bottom w:val="none" w:color="000000" w:sz="4" w:space="0"/>
+          <w:right w:val="none" w:color="000000" w:sz="4" w:space="0"/>
         </w:tcBorders>
       </w:tcPr>
     </w:tblStylePr>
@@ -16814,9 +17413,9 @@
       </w:tcPr>
     </w:tblStylePr>
   </w:style>
-  <w:style w:type="table" w:styleId="62">
+  <w:style w:type="table" w:styleId="783">
     <w:name w:val="Grid Table 7 Colorful - Accent 1"/>
-    <w:basedOn w:val="665"/>
+    <w:basedOn w:val="919"/>
     <w:uiPriority w:val="99"/>
     <w:pPr>
       <w:pBdr/>
@@ -16918,11 +17517,11 @@
         <w:tblBorders/>
       </w:tblPr>
       <w:tcPr>
-        <w:shd w:color="ffffff"/>
+        <w:shd w:val="clear" w:color="ffffff"/>
         <w:tcBorders>
-          <w:top w:val="none"/>
-          <w:left w:val="none"/>
-          <w:bottom w:val="none"/>
+          <w:top w:val="none" w:color="000000" w:sz="4" w:space="0"/>
+          <w:left w:val="none" w:color="000000" w:sz="4" w:space="0"/>
+          <w:bottom w:val="none" w:color="000000" w:sz="4" w:space="0"/>
           <w:right w:val="single" w:color="000000" w:themeColor="accent1" w:themeTint="80" w:sz="4" w:space="0"/>
         </w:tcBorders>
       </w:tcPr>
@@ -16945,10 +17544,10 @@
       <w:tcPr>
         <w:shd w:val="clear" w:color="ffffff" w:themeColor="light1" w:fill="ffffff" w:themeFill="light1"/>
         <w:tcBorders>
-          <w:top w:val="none"/>
-          <w:left w:val="none"/>
+          <w:top w:val="none" w:color="000000" w:sz="4" w:space="0"/>
+          <w:left w:val="none" w:color="000000" w:sz="4" w:space="0"/>
           <w:bottom w:val="single" w:color="000000" w:themeColor="accent1" w:themeTint="80" w:sz="4" w:space="0"/>
-          <w:right w:val="none"/>
+          <w:right w:val="none" w:color="000000" w:sz="4" w:space="0"/>
         </w:tcBorders>
       </w:tcPr>
     </w:tblStylePr>
@@ -16968,12 +17567,12 @@
         <w:tblBorders/>
       </w:tblPr>
       <w:tcPr>
-        <w:shd w:color="ffffff"/>
+        <w:shd w:val="clear" w:color="ffffff"/>
         <w:tcBorders>
-          <w:top w:val="none"/>
+          <w:top w:val="none" w:color="000000" w:sz="4" w:space="0"/>
           <w:left w:val="single" w:color="000000" w:themeColor="accent1" w:themeTint="80" w:sz="4" w:space="0"/>
-          <w:bottom w:val="none"/>
-          <w:right w:val="none"/>
+          <w:bottom w:val="none" w:color="000000" w:sz="4" w:space="0"/>
+          <w:right w:val="none" w:color="000000" w:sz="4" w:space="0"/>
         </w:tcBorders>
       </w:tcPr>
     </w:tblStylePr>
@@ -16996,9 +17595,9 @@
         <w:shd w:val="clear" w:color="ffffff" w:themeColor="light1" w:fill="ffffff" w:themeFill="light1"/>
         <w:tcBorders>
           <w:top w:val="single" w:color="000000" w:themeColor="accent1" w:themeTint="80" w:sz="4" w:space="0"/>
-          <w:left w:val="none"/>
-          <w:bottom w:val="none"/>
-          <w:right w:val="none"/>
+          <w:left w:val="none" w:color="000000" w:sz="4" w:space="0"/>
+          <w:bottom w:val="none" w:color="000000" w:sz="4" w:space="0"/>
+          <w:right w:val="none" w:color="000000" w:sz="4" w:space="0"/>
         </w:tcBorders>
       </w:tcPr>
     </w:tblStylePr>
@@ -17068,9 +17667,9 @@
       </w:tcPr>
     </w:tblStylePr>
   </w:style>
-  <w:style w:type="table" w:styleId="63">
+  <w:style w:type="table" w:styleId="784">
     <w:name w:val="Grid Table 7 Colorful - Accent 2"/>
-    <w:basedOn w:val="665"/>
+    <w:basedOn w:val="919"/>
     <w:uiPriority w:val="99"/>
     <w:pPr>
       <w:pBdr/>
@@ -17172,11 +17771,11 @@
         <w:tblBorders/>
       </w:tblPr>
       <w:tcPr>
-        <w:shd w:color="ffffff"/>
+        <w:shd w:val="clear" w:color="ffffff"/>
         <w:tcBorders>
-          <w:top w:val="none"/>
-          <w:left w:val="none"/>
-          <w:bottom w:val="none"/>
+          <w:top w:val="none" w:color="000000" w:sz="4" w:space="0"/>
+          <w:left w:val="none" w:color="000000" w:sz="4" w:space="0"/>
+          <w:bottom w:val="none" w:color="000000" w:sz="4" w:space="0"/>
           <w:right w:val="single" w:color="000000" w:themeColor="accent2" w:themeTint="97" w:sz="4" w:space="0"/>
         </w:tcBorders>
       </w:tcPr>
@@ -17199,10 +17798,10 @@
       <w:tcPr>
         <w:shd w:val="clear" w:color="ffffff" w:themeColor="light1" w:fill="ffffff" w:themeFill="light1"/>
         <w:tcBorders>
-          <w:top w:val="none"/>
-          <w:left w:val="none"/>
+          <w:top w:val="none" w:color="000000" w:sz="4" w:space="0"/>
+          <w:left w:val="none" w:color="000000" w:sz="4" w:space="0"/>
           <w:bottom w:val="single" w:color="000000" w:themeColor="accent2" w:themeTint="97" w:sz="4" w:space="0"/>
-          <w:right w:val="none"/>
+          <w:right w:val="none" w:color="000000" w:sz="4" w:space="0"/>
         </w:tcBorders>
       </w:tcPr>
     </w:tblStylePr>
@@ -17222,12 +17821,12 @@
         <w:tblBorders/>
       </w:tblPr>
       <w:tcPr>
-        <w:shd w:color="ffffff"/>
+        <w:shd w:val="clear" w:color="ffffff"/>
         <w:tcBorders>
-          <w:top w:val="none"/>
+          <w:top w:val="none" w:color="000000" w:sz="4" w:space="0"/>
           <w:left w:val="single" w:color="000000" w:themeColor="accent2" w:themeTint="97" w:sz="4" w:space="0"/>
-          <w:bottom w:val="none"/>
-          <w:right w:val="none"/>
+          <w:bottom w:val="none" w:color="000000" w:sz="4" w:space="0"/>
+          <w:right w:val="none" w:color="000000" w:sz="4" w:space="0"/>
         </w:tcBorders>
       </w:tcPr>
     </w:tblStylePr>
@@ -17250,9 +17849,9 @@
         <w:shd w:val="clear" w:color="ffffff" w:themeColor="light1" w:fill="ffffff" w:themeFill="light1"/>
         <w:tcBorders>
           <w:top w:val="single" w:color="000000" w:themeColor="accent2" w:themeTint="97" w:sz="4" w:space="0"/>
-          <w:left w:val="none"/>
-          <w:bottom w:val="none"/>
-          <w:right w:val="none"/>
+          <w:left w:val="none" w:color="000000" w:sz="4" w:space="0"/>
+          <w:bottom w:val="none" w:color="000000" w:sz="4" w:space="0"/>
+          <w:right w:val="none" w:color="000000" w:sz="4" w:space="0"/>
         </w:tcBorders>
       </w:tcPr>
     </w:tblStylePr>
@@ -17322,9 +17921,9 @@
       </w:tcPr>
     </w:tblStylePr>
   </w:style>
-  <w:style w:type="table" w:styleId="64">
+  <w:style w:type="table" w:styleId="785">
     <w:name w:val="Grid Table 7 Colorful - Accent 3"/>
-    <w:basedOn w:val="665"/>
+    <w:basedOn w:val="919"/>
     <w:uiPriority w:val="99"/>
     <w:pPr>
       <w:pBdr/>
@@ -17426,11 +18025,11 @@
         <w:tblBorders/>
       </w:tblPr>
       <w:tcPr>
-        <w:shd w:color="ffffff"/>
+        <w:shd w:val="clear" w:color="ffffff"/>
         <w:tcBorders>
-          <w:top w:val="none"/>
-          <w:left w:val="none"/>
-          <w:bottom w:val="none"/>
+          <w:top w:val="none" w:color="000000" w:sz="4" w:space="0"/>
+          <w:left w:val="none" w:color="000000" w:sz="4" w:space="0"/>
+          <w:bottom w:val="none" w:color="000000" w:sz="4" w:space="0"/>
           <w:right w:val="single" w:color="000000" w:themeColor="accent3" w:themeTint="FE" w:sz="4" w:space="0"/>
         </w:tcBorders>
       </w:tcPr>
@@ -17453,10 +18052,10 @@
       <w:tcPr>
         <w:shd w:val="clear" w:color="ffffff" w:themeColor="light1" w:fill="ffffff" w:themeFill="light1"/>
         <w:tcBorders>
-          <w:top w:val="none"/>
-          <w:left w:val="none"/>
+          <w:top w:val="none" w:color="000000" w:sz="4" w:space="0"/>
+          <w:left w:val="none" w:color="000000" w:sz="4" w:space="0"/>
           <w:bottom w:val="single" w:color="000000" w:themeColor="accent3" w:themeTint="FE" w:sz="4" w:space="0"/>
-          <w:right w:val="none"/>
+          <w:right w:val="none" w:color="000000" w:sz="4" w:space="0"/>
         </w:tcBorders>
       </w:tcPr>
     </w:tblStylePr>
@@ -17476,12 +18075,12 @@
         <w:tblBorders/>
       </w:tblPr>
       <w:tcPr>
-        <w:shd w:color="ffffff"/>
+        <w:shd w:val="clear" w:color="ffffff"/>
         <w:tcBorders>
-          <w:top w:val="none"/>
+          <w:top w:val="none" w:color="000000" w:sz="4" w:space="0"/>
           <w:left w:val="single" w:color="000000" w:themeColor="accent3" w:themeTint="FE" w:sz="4" w:space="0"/>
-          <w:bottom w:val="none"/>
-          <w:right w:val="none"/>
+          <w:bottom w:val="none" w:color="000000" w:sz="4" w:space="0"/>
+          <w:right w:val="none" w:color="000000" w:sz="4" w:space="0"/>
         </w:tcBorders>
       </w:tcPr>
     </w:tblStylePr>
@@ -17504,9 +18103,9 @@
         <w:shd w:val="clear" w:color="ffffff" w:themeColor="light1" w:fill="ffffff" w:themeFill="light1"/>
         <w:tcBorders>
           <w:top w:val="single" w:color="000000" w:themeColor="accent3" w:themeTint="FE" w:sz="4" w:space="0"/>
-          <w:left w:val="none"/>
-          <w:bottom w:val="none"/>
-          <w:right w:val="none"/>
+          <w:left w:val="none" w:color="000000" w:sz="4" w:space="0"/>
+          <w:bottom w:val="none" w:color="000000" w:sz="4" w:space="0"/>
+          <w:right w:val="none" w:color="000000" w:sz="4" w:space="0"/>
         </w:tcBorders>
       </w:tcPr>
     </w:tblStylePr>
@@ -17576,9 +18175,9 @@
       </w:tcPr>
     </w:tblStylePr>
   </w:style>
-  <w:style w:type="table" w:styleId="65">
+  <w:style w:type="table" w:styleId="786">
     <w:name w:val="Grid Table 7 Colorful - Accent 4"/>
-    <w:basedOn w:val="665"/>
+    <w:basedOn w:val="919"/>
     <w:uiPriority w:val="99"/>
     <w:pPr>
       <w:pBdr/>
@@ -17680,11 +18279,11 @@
         <w:tblBorders/>
       </w:tblPr>
       <w:tcPr>
-        <w:shd w:color="ffffff"/>
+        <w:shd w:val="clear" w:color="ffffff"/>
         <w:tcBorders>
-          <w:top w:val="none"/>
-          <w:left w:val="none"/>
-          <w:bottom w:val="none"/>
+          <w:top w:val="none" w:color="000000" w:sz="4" w:space="0"/>
+          <w:left w:val="none" w:color="000000" w:sz="4" w:space="0"/>
+          <w:bottom w:val="none" w:color="000000" w:sz="4" w:space="0"/>
           <w:right w:val="single" w:color="000000" w:themeColor="accent4" w:themeTint="9A" w:sz="4" w:space="0"/>
         </w:tcBorders>
       </w:tcPr>
@@ -17707,10 +18306,10 @@
       <w:tcPr>
         <w:shd w:val="clear" w:color="ffffff" w:themeColor="light1" w:fill="ffffff" w:themeFill="light1"/>
         <w:tcBorders>
-          <w:top w:val="none"/>
-          <w:left w:val="none"/>
+          <w:top w:val="none" w:color="000000" w:sz="4" w:space="0"/>
+          <w:left w:val="none" w:color="000000" w:sz="4" w:space="0"/>
           <w:bottom w:val="single" w:color="000000" w:themeColor="accent4" w:themeTint="9A" w:sz="4" w:space="0"/>
-          <w:right w:val="none"/>
+          <w:right w:val="none" w:color="000000" w:sz="4" w:space="0"/>
         </w:tcBorders>
       </w:tcPr>
     </w:tblStylePr>
@@ -17730,12 +18329,12 @@
         <w:tblBorders/>
       </w:tblPr>
       <w:tcPr>
-        <w:shd w:color="ffffff"/>
+        <w:shd w:val="clear" w:color="ffffff"/>
         <w:tcBorders>
-          <w:top w:val="none"/>
+          <w:top w:val="none" w:color="000000" w:sz="4" w:space="0"/>
           <w:left w:val="single" w:color="000000" w:themeColor="accent4" w:themeTint="9A" w:sz="4" w:space="0"/>
-          <w:bottom w:val="none"/>
-          <w:right w:val="none"/>
+          <w:bottom w:val="none" w:color="000000" w:sz="4" w:space="0"/>
+          <w:right w:val="none" w:color="000000" w:sz="4" w:space="0"/>
         </w:tcBorders>
       </w:tcPr>
     </w:tblStylePr>
@@ -17758,9 +18357,9 @@
         <w:shd w:val="clear" w:color="ffffff" w:themeColor="light1" w:fill="ffffff" w:themeFill="light1"/>
         <w:tcBorders>
           <w:top w:val="single" w:color="000000" w:themeColor="accent4" w:themeTint="9A" w:sz="4" w:space="0"/>
-          <w:left w:val="none"/>
-          <w:bottom w:val="none"/>
-          <w:right w:val="none"/>
+          <w:left w:val="none" w:color="000000" w:sz="4" w:space="0"/>
+          <w:bottom w:val="none" w:color="000000" w:sz="4" w:space="0"/>
+          <w:right w:val="none" w:color="000000" w:sz="4" w:space="0"/>
         </w:tcBorders>
       </w:tcPr>
     </w:tblStylePr>
@@ -17830,9 +18429,9 @@
       </w:tcPr>
     </w:tblStylePr>
   </w:style>
-  <w:style w:type="table" w:styleId="66">
+  <w:style w:type="table" w:styleId="787">
     <w:name w:val="Grid Table 7 Colorful - Accent 5"/>
-    <w:basedOn w:val="665"/>
+    <w:basedOn w:val="919"/>
     <w:uiPriority w:val="99"/>
     <w:pPr>
       <w:pBdr/>
@@ -17934,11 +18533,11 @@
         <w:tblBorders/>
       </w:tblPr>
       <w:tcPr>
-        <w:shd w:color="ffffff"/>
+        <w:shd w:val="clear" w:color="ffffff"/>
         <w:tcBorders>
-          <w:top w:val="none"/>
-          <w:left w:val="none"/>
-          <w:bottom w:val="none"/>
+          <w:top w:val="none" w:color="000000" w:sz="4" w:space="0"/>
+          <w:left w:val="none" w:color="000000" w:sz="4" w:space="0"/>
+          <w:bottom w:val="none" w:color="000000" w:sz="4" w:space="0"/>
           <w:right w:val="single" w:color="000000" w:themeColor="accent5" w:themeTint="90" w:sz="4" w:space="0"/>
         </w:tcBorders>
       </w:tcPr>
@@ -17961,10 +18560,10 @@
       <w:tcPr>
         <w:shd w:val="clear" w:color="ffffff" w:themeColor="light1" w:fill="ffffff" w:themeFill="light1"/>
         <w:tcBorders>
-          <w:top w:val="none"/>
-          <w:left w:val="none"/>
+          <w:top w:val="none" w:color="000000" w:sz="4" w:space="0"/>
+          <w:left w:val="none" w:color="000000" w:sz="4" w:space="0"/>
           <w:bottom w:val="single" w:color="000000" w:themeColor="accent5" w:themeTint="90" w:sz="4" w:space="0"/>
-          <w:right w:val="none"/>
+          <w:right w:val="none" w:color="000000" w:sz="4" w:space="0"/>
         </w:tcBorders>
       </w:tcPr>
     </w:tblStylePr>
@@ -17984,12 +18583,12 @@
         <w:tblBorders/>
       </w:tblPr>
       <w:tcPr>
-        <w:shd w:color="ffffff"/>
+        <w:shd w:val="clear" w:color="ffffff"/>
         <w:tcBorders>
-          <w:top w:val="none"/>
+          <w:top w:val="none" w:color="000000" w:sz="4" w:space="0"/>
           <w:left w:val="single" w:color="000000" w:themeColor="accent5" w:themeTint="90" w:sz="4" w:space="0"/>
-          <w:bottom w:val="none"/>
-          <w:right w:val="none"/>
+          <w:bottom w:val="none" w:color="000000" w:sz="4" w:space="0"/>
+          <w:right w:val="none" w:color="000000" w:sz="4" w:space="0"/>
         </w:tcBorders>
       </w:tcPr>
     </w:tblStylePr>
@@ -18012,9 +18611,9 @@
         <w:shd w:val="clear" w:color="ffffff" w:themeColor="light1" w:fill="ffffff" w:themeFill="light1"/>
         <w:tcBorders>
           <w:top w:val="single" w:color="000000" w:themeColor="accent5" w:themeTint="90" w:sz="4" w:space="0"/>
-          <w:left w:val="none"/>
-          <w:bottom w:val="none"/>
-          <w:right w:val="none"/>
+          <w:left w:val="none" w:color="000000" w:sz="4" w:space="0"/>
+          <w:bottom w:val="none" w:color="000000" w:sz="4" w:space="0"/>
+          <w:right w:val="none" w:color="000000" w:sz="4" w:space="0"/>
         </w:tcBorders>
       </w:tcPr>
     </w:tblStylePr>
@@ -18084,9 +18683,9 @@
       </w:tcPr>
     </w:tblStylePr>
   </w:style>
-  <w:style w:type="table" w:styleId="67">
+  <w:style w:type="table" w:styleId="788">
     <w:name w:val="Grid Table 7 Colorful - Accent 6"/>
-    <w:basedOn w:val="665"/>
+    <w:basedOn w:val="919"/>
     <w:uiPriority w:val="99"/>
     <w:pPr>
       <w:pBdr/>
@@ -18188,11 +18787,11 @@
         <w:tblBorders/>
       </w:tblPr>
       <w:tcPr>
-        <w:shd w:color="ffffff"/>
+        <w:shd w:val="clear" w:color="ffffff"/>
         <w:tcBorders>
-          <w:top w:val="none"/>
-          <w:left w:val="none"/>
-          <w:bottom w:val="none"/>
+          <w:top w:val="none" w:color="000000" w:sz="4" w:space="0"/>
+          <w:left w:val="none" w:color="000000" w:sz="4" w:space="0"/>
+          <w:bottom w:val="none" w:color="000000" w:sz="4" w:space="0"/>
           <w:right w:val="single" w:color="000000" w:themeColor="accent6" w:themeTint="90" w:sz="4" w:space="0"/>
         </w:tcBorders>
       </w:tcPr>
@@ -18215,10 +18814,10 @@
       <w:tcPr>
         <w:shd w:val="clear" w:color="ffffff" w:themeColor="light1" w:fill="ffffff" w:themeFill="light1"/>
         <w:tcBorders>
-          <w:top w:val="none"/>
-          <w:left w:val="none"/>
+          <w:top w:val="none" w:color="000000" w:sz="4" w:space="0"/>
+          <w:left w:val="none" w:color="000000" w:sz="4" w:space="0"/>
           <w:bottom w:val="single" w:color="000000" w:themeColor="accent6" w:themeTint="90" w:sz="4" w:space="0"/>
-          <w:right w:val="none"/>
+          <w:right w:val="none" w:color="000000" w:sz="4" w:space="0"/>
         </w:tcBorders>
       </w:tcPr>
     </w:tblStylePr>
@@ -18238,12 +18837,12 @@
         <w:tblBorders/>
       </w:tblPr>
       <w:tcPr>
-        <w:shd w:color="ffffff"/>
+        <w:shd w:val="clear" w:color="ffffff"/>
         <w:tcBorders>
-          <w:top w:val="none"/>
+          <w:top w:val="none" w:color="000000" w:sz="4" w:space="0"/>
           <w:left w:val="single" w:color="000000" w:themeColor="accent6" w:themeTint="90" w:sz="4" w:space="0"/>
-          <w:bottom w:val="none"/>
-          <w:right w:val="none"/>
+          <w:bottom w:val="none" w:color="000000" w:sz="4" w:space="0"/>
+          <w:right w:val="none" w:color="000000" w:sz="4" w:space="0"/>
         </w:tcBorders>
       </w:tcPr>
     </w:tblStylePr>
@@ -18266,9 +18865,9 @@
         <w:shd w:val="clear" w:color="ffffff" w:themeColor="light1" w:fill="ffffff" w:themeFill="light1"/>
         <w:tcBorders>
           <w:top w:val="single" w:color="000000" w:themeColor="accent6" w:themeTint="90" w:sz="4" w:space="0"/>
-          <w:left w:val="none"/>
-          <w:bottom w:val="none"/>
-          <w:right w:val="none"/>
+          <w:left w:val="none" w:color="000000" w:sz="4" w:space="0"/>
+          <w:bottom w:val="none" w:color="000000" w:sz="4" w:space="0"/>
+          <w:right w:val="none" w:color="000000" w:sz="4" w:space="0"/>
         </w:tcBorders>
       </w:tcPr>
     </w:tblStylePr>
@@ -18338,9 +18937,9 @@
       </w:tcPr>
     </w:tblStylePr>
   </w:style>
-  <w:style w:type="table" w:styleId="68">
+  <w:style w:type="table" w:styleId="789">
     <w:name w:val="List Table 1 Light"/>
-    <w:basedOn w:val="665"/>
+    <w:basedOn w:val="919"/>
     <w:uiPriority w:val="99"/>
     <w:pPr>
       <w:pBdr/>
@@ -18554,9 +19153,9 @@
       </w:tcPr>
     </w:tblStylePr>
   </w:style>
-  <w:style w:type="table" w:styleId="69">
+  <w:style w:type="table" w:styleId="790">
     <w:name w:val="List Table 1 Light - Accent 1"/>
-    <w:basedOn w:val="665"/>
+    <w:basedOn w:val="919"/>
     <w:uiPriority w:val="99"/>
     <w:pPr>
       <w:pBdr/>
@@ -18770,9 +19369,9 @@
       </w:tcPr>
     </w:tblStylePr>
   </w:style>
-  <w:style w:type="table" w:styleId="70">
+  <w:style w:type="table" w:styleId="791">
     <w:name w:val="List Table 1 Light - Accent 2"/>
-    <w:basedOn w:val="665"/>
+    <w:basedOn w:val="919"/>
     <w:uiPriority w:val="99"/>
     <w:pPr>
       <w:pBdr/>
@@ -18986,9 +19585,9 @@
       </w:tcPr>
     </w:tblStylePr>
   </w:style>
-  <w:style w:type="table" w:styleId="71">
+  <w:style w:type="table" w:styleId="792">
     <w:name w:val="List Table 1 Light - Accent 3"/>
-    <w:basedOn w:val="665"/>
+    <w:basedOn w:val="919"/>
     <w:uiPriority w:val="99"/>
     <w:pPr>
       <w:pBdr/>
@@ -19202,9 +19801,9 @@
       </w:tcPr>
     </w:tblStylePr>
   </w:style>
-  <w:style w:type="table" w:styleId="72">
+  <w:style w:type="table" w:styleId="793">
     <w:name w:val="List Table 1 Light - Accent 4"/>
-    <w:basedOn w:val="665"/>
+    <w:basedOn w:val="919"/>
     <w:uiPriority w:val="99"/>
     <w:pPr>
       <w:pBdr/>
@@ -19418,9 +20017,9 @@
       </w:tcPr>
     </w:tblStylePr>
   </w:style>
-  <w:style w:type="table" w:styleId="73">
+  <w:style w:type="table" w:styleId="794">
     <w:name w:val="List Table 1 Light - Accent 5"/>
-    <w:basedOn w:val="665"/>
+    <w:basedOn w:val="919"/>
     <w:uiPriority w:val="99"/>
     <w:pPr>
       <w:pBdr/>
@@ -19634,9 +20233,9 @@
       </w:tcPr>
     </w:tblStylePr>
   </w:style>
-  <w:style w:type="table" w:styleId="74">
+  <w:style w:type="table" w:styleId="795">
     <w:name w:val="List Table 1 Light - Accent 6"/>
-    <w:basedOn w:val="665"/>
+    <w:basedOn w:val="919"/>
     <w:uiPriority w:val="99"/>
     <w:pPr>
       <w:pBdr/>
@@ -19850,9 +20449,9 @@
       </w:tcPr>
     </w:tblStylePr>
   </w:style>
-  <w:style w:type="table" w:styleId="75">
+  <w:style w:type="table" w:styleId="796">
     <w:name w:val="List Table 2"/>
-    <w:basedOn w:val="665"/>
+    <w:basedOn w:val="919"/>
     <w:uiPriority w:val="99"/>
     <w:pPr>
       <w:pBdr/>
@@ -20088,9 +20687,9 @@
       </w:tcPr>
     </w:tblStylePr>
   </w:style>
-  <w:style w:type="table" w:styleId="76">
+  <w:style w:type="table" w:styleId="797">
     <w:name w:val="List Table 2 - Accent 1"/>
-    <w:basedOn w:val="665"/>
+    <w:basedOn w:val="919"/>
     <w:uiPriority w:val="99"/>
     <w:pPr>
       <w:pBdr/>
@@ -20326,9 +20925,9 @@
       </w:tcPr>
     </w:tblStylePr>
   </w:style>
-  <w:style w:type="table" w:styleId="77">
+  <w:style w:type="table" w:styleId="798">
     <w:name w:val="List Table 2 - Accent 2"/>
-    <w:basedOn w:val="665"/>
+    <w:basedOn w:val="919"/>
     <w:uiPriority w:val="99"/>
     <w:pPr>
       <w:pBdr/>
@@ -20564,9 +21163,9 @@
       </w:tcPr>
     </w:tblStylePr>
   </w:style>
-  <w:style w:type="table" w:styleId="78">
+  <w:style w:type="table" w:styleId="799">
     <w:name w:val="List Table 2 - Accent 3"/>
-    <w:basedOn w:val="665"/>
+    <w:basedOn w:val="919"/>
     <w:uiPriority w:val="99"/>
     <w:pPr>
       <w:pBdr/>
@@ -20802,9 +21401,9 @@
       </w:tcPr>
     </w:tblStylePr>
   </w:style>
-  <w:style w:type="table" w:styleId="79">
+  <w:style w:type="table" w:styleId="800">
     <w:name w:val="List Table 2 - Accent 4"/>
-    <w:basedOn w:val="665"/>
+    <w:basedOn w:val="919"/>
     <w:uiPriority w:val="99"/>
     <w:pPr>
       <w:pBdr/>
@@ -21040,9 +21639,9 @@
       </w:tcPr>
     </w:tblStylePr>
   </w:style>
-  <w:style w:type="table" w:styleId="80">
+  <w:style w:type="table" w:styleId="801">
     <w:name w:val="List Table 2 - Accent 5"/>
-    <w:basedOn w:val="665"/>
+    <w:basedOn w:val="919"/>
     <w:uiPriority w:val="99"/>
     <w:pPr>
       <w:pBdr/>
@@ -21278,9 +21877,9 @@
       </w:tcPr>
     </w:tblStylePr>
   </w:style>
-  <w:style w:type="table" w:styleId="81">
+  <w:style w:type="table" w:styleId="802">
     <w:name w:val="List Table 2 - Accent 6"/>
-    <w:basedOn w:val="665"/>
+    <w:basedOn w:val="919"/>
     <w:uiPriority w:val="99"/>
     <w:pPr>
       <w:pBdr/>
@@ -21516,9 +22115,9 @@
       </w:tcPr>
     </w:tblStylePr>
   </w:style>
-  <w:style w:type="table" w:styleId="82">
+  <w:style w:type="table" w:styleId="803">
     <w:name w:val="List Table 3"/>
-    <w:basedOn w:val="665"/>
+    <w:basedOn w:val="919"/>
     <w:uiPriority w:val="99"/>
     <w:pPr>
       <w:pBdr/>
@@ -21744,9 +22343,9 @@
       </w:tcPr>
     </w:tblStylePr>
   </w:style>
-  <w:style w:type="table" w:styleId="83">
+  <w:style w:type="table" w:styleId="804">
     <w:name w:val="List Table 3 - Accent 1"/>
-    <w:basedOn w:val="665"/>
+    <w:basedOn w:val="919"/>
     <w:uiPriority w:val="99"/>
     <w:pPr>
       <w:pBdr/>
@@ -21972,9 +22571,9 @@
       </w:tcPr>
     </w:tblStylePr>
   </w:style>
-  <w:style w:type="table" w:styleId="84">
+  <w:style w:type="table" w:styleId="805">
     <w:name w:val="List Table 3 - Accent 2"/>
-    <w:basedOn w:val="665"/>
+    <w:basedOn w:val="919"/>
     <w:uiPriority w:val="99"/>
     <w:pPr>
       <w:pBdr/>
@@ -22200,9 +22799,9 @@
       </w:tcPr>
     </w:tblStylePr>
   </w:style>
-  <w:style w:type="table" w:styleId="85">
+  <w:style w:type="table" w:styleId="806">
     <w:name w:val="List Table 3 - Accent 3"/>
-    <w:basedOn w:val="665"/>
+    <w:basedOn w:val="919"/>
     <w:uiPriority w:val="99"/>
     <w:pPr>
       <w:pBdr/>
@@ -22428,9 +23027,9 @@
       </w:tcPr>
     </w:tblStylePr>
   </w:style>
-  <w:style w:type="table" w:styleId="86">
+  <w:style w:type="table" w:styleId="807">
     <w:name w:val="List Table 3 - Accent 4"/>
-    <w:basedOn w:val="665"/>
+    <w:basedOn w:val="919"/>
     <w:uiPriority w:val="99"/>
     <w:pPr>
       <w:pBdr/>
@@ -22656,9 +23255,9 @@
       </w:tcPr>
     </w:tblStylePr>
   </w:style>
-  <w:style w:type="table" w:styleId="87">
+  <w:style w:type="table" w:styleId="808">
     <w:name w:val="List Table 3 - Accent 5"/>
-    <w:basedOn w:val="665"/>
+    <w:basedOn w:val="919"/>
     <w:uiPriority w:val="99"/>
     <w:pPr>
       <w:pBdr/>
@@ -22884,9 +23483,9 @@
       </w:tcPr>
     </w:tblStylePr>
   </w:style>
-  <w:style w:type="table" w:styleId="88">
+  <w:style w:type="table" w:styleId="809">
     <w:name w:val="List Table 3 - Accent 6"/>
-    <w:basedOn w:val="665"/>
+    <w:basedOn w:val="919"/>
     <w:uiPriority w:val="99"/>
     <w:pPr>
       <w:pBdr/>
@@ -23112,9 +23711,9 @@
       </w:tcPr>
     </w:tblStylePr>
   </w:style>
-  <w:style w:type="table" w:styleId="89">
+  <w:style w:type="table" w:styleId="810">
     <w:name w:val="List Table 4"/>
-    <w:basedOn w:val="665"/>
+    <w:basedOn w:val="919"/>
     <w:uiPriority w:val="99"/>
     <w:pPr>
       <w:pBdr/>
@@ -23337,9 +23936,9 @@
       </w:tcPr>
     </w:tblStylePr>
   </w:style>
-  <w:style w:type="table" w:styleId="90">
+  <w:style w:type="table" w:styleId="811">
     <w:name w:val="List Table 4 - Accent 1"/>
-    <w:basedOn w:val="665"/>
+    <w:basedOn w:val="919"/>
     <w:uiPriority w:val="99"/>
     <w:pPr>
       <w:pBdr/>
@@ -23562,9 +24161,9 @@
       </w:tcPr>
     </w:tblStylePr>
   </w:style>
-  <w:style w:type="table" w:styleId="91">
+  <w:style w:type="table" w:styleId="812">
     <w:name w:val="List Table 4 - Accent 2"/>
-    <w:basedOn w:val="665"/>
+    <w:basedOn w:val="919"/>
     <w:uiPriority w:val="99"/>
     <w:pPr>
       <w:pBdr/>
@@ -23787,9 +24386,9 @@
       </w:tcPr>
     </w:tblStylePr>
   </w:style>
-  <w:style w:type="table" w:styleId="92">
+  <w:style w:type="table" w:styleId="813">
     <w:name w:val="List Table 4 - Accent 3"/>
-    <w:basedOn w:val="665"/>
+    <w:basedOn w:val="919"/>
     <w:uiPriority w:val="99"/>
     <w:pPr>
       <w:pBdr/>
@@ -24012,9 +24611,9 @@
       </w:tcPr>
     </w:tblStylePr>
   </w:style>
-  <w:style w:type="table" w:styleId="93">
+  <w:style w:type="table" w:styleId="814">
     <w:name w:val="List Table 4 - Accent 4"/>
-    <w:basedOn w:val="665"/>
+    <w:basedOn w:val="919"/>
     <w:uiPriority w:val="99"/>
     <w:pPr>
       <w:pBdr/>
@@ -24237,9 +24836,9 @@
       </w:tcPr>
     </w:tblStylePr>
   </w:style>
-  <w:style w:type="table" w:styleId="94">
+  <w:style w:type="table" w:styleId="815">
     <w:name w:val="List Table 4 - Accent 5"/>
-    <w:basedOn w:val="665"/>
+    <w:basedOn w:val="919"/>
     <w:uiPriority w:val="99"/>
     <w:pPr>
       <w:pBdr/>
@@ -24462,9 +25061,9 @@
       </w:tcPr>
     </w:tblStylePr>
   </w:style>
-  <w:style w:type="table" w:styleId="95">
+  <w:style w:type="table" w:styleId="816">
     <w:name w:val="List Table 4 - Accent 6"/>
-    <w:basedOn w:val="665"/>
+    <w:basedOn w:val="919"/>
     <w:uiPriority w:val="99"/>
     <w:pPr>
       <w:pBdr/>
@@ -24687,9 +25286,9 @@
       </w:tcPr>
     </w:tblStylePr>
   </w:style>
-  <w:style w:type="table" w:styleId="96">
+  <w:style w:type="table" w:styleId="817">
     <w:name w:val="List Table 5 Dark"/>
-    <w:basedOn w:val="665"/>
+    <w:basedOn w:val="919"/>
     <w:uiPriority w:val="99"/>
     <w:pPr>
       <w:pBdr/>
@@ -24929,9 +25528,9 @@
       </w:tcPr>
     </w:tblStylePr>
   </w:style>
-  <w:style w:type="table" w:styleId="97">
+  <w:style w:type="table" w:styleId="818">
     <w:name w:val="List Table 5 Dark - Accent 1"/>
-    <w:basedOn w:val="665"/>
+    <w:basedOn w:val="919"/>
     <w:uiPriority w:val="99"/>
     <w:pPr>
       <w:pBdr/>
@@ -25171,9 +25770,9 @@
       </w:tcPr>
     </w:tblStylePr>
   </w:style>
-  <w:style w:type="table" w:styleId="98">
+  <w:style w:type="table" w:styleId="819">
     <w:name w:val="List Table 5 Dark - Accent 2"/>
-    <w:basedOn w:val="665"/>
+    <w:basedOn w:val="919"/>
     <w:uiPriority w:val="99"/>
     <w:pPr>
       <w:pBdr/>
@@ -25413,9 +26012,9 @@
       </w:tcPr>
     </w:tblStylePr>
   </w:style>
-  <w:style w:type="table" w:styleId="99">
+  <w:style w:type="table" w:styleId="820">
     <w:name w:val="List Table 5 Dark - Accent 3"/>
-    <w:basedOn w:val="665"/>
+    <w:basedOn w:val="919"/>
     <w:uiPriority w:val="99"/>
     <w:pPr>
       <w:pBdr/>
@@ -25655,9 +26254,9 @@
       </w:tcPr>
     </w:tblStylePr>
   </w:style>
-  <w:style w:type="table" w:styleId="100">
+  <w:style w:type="table" w:styleId="821">
     <w:name w:val="List Table 5 Dark - Accent 4"/>
-    <w:basedOn w:val="665"/>
+    <w:basedOn w:val="919"/>
     <w:uiPriority w:val="99"/>
     <w:pPr>
       <w:pBdr/>
@@ -25897,9 +26496,9 @@
       </w:tcPr>
     </w:tblStylePr>
   </w:style>
-  <w:style w:type="table" w:styleId="101">
+  <w:style w:type="table" w:styleId="822">
     <w:name w:val="List Table 5 Dark - Accent 5"/>
-    <w:basedOn w:val="665"/>
+    <w:basedOn w:val="919"/>
     <w:uiPriority w:val="99"/>
     <w:pPr>
       <w:pBdr/>
@@ -26139,9 +26738,9 @@
       </w:tcPr>
     </w:tblStylePr>
   </w:style>
-  <w:style w:type="table" w:styleId="102">
+  <w:style w:type="table" w:styleId="823">
     <w:name w:val="List Table 5 Dark - Accent 6"/>
-    <w:basedOn w:val="665"/>
+    <w:basedOn w:val="919"/>
     <w:uiPriority w:val="99"/>
     <w:pPr>
       <w:pBdr/>
@@ -26381,9 +26980,9 @@
       </w:tcPr>
     </w:tblStylePr>
   </w:style>
-  <w:style w:type="table" w:styleId="103">
+  <w:style w:type="table" w:styleId="824">
     <w:name w:val="List Table 6 Colorful"/>
-    <w:basedOn w:val="665"/>
+    <w:basedOn w:val="919"/>
     <w:uiPriority w:val="99"/>
     <w:pPr>
       <w:pBdr/>
@@ -26604,9 +27203,9 @@
       </w:tcPr>
     </w:tblStylePr>
   </w:style>
-  <w:style w:type="table" w:styleId="104">
+  <w:style w:type="table" w:styleId="825">
     <w:name w:val="List Table 6 Colorful - Accent 1"/>
-    <w:basedOn w:val="665"/>
+    <w:basedOn w:val="919"/>
     <w:uiPriority w:val="99"/>
     <w:pPr>
       <w:pBdr/>
@@ -26827,9 +27426,9 @@
       </w:tcPr>
     </w:tblStylePr>
   </w:style>
-  <w:style w:type="table" w:styleId="105">
+  <w:style w:type="table" w:styleId="826">
     <w:name w:val="List Table 6 Colorful - Accent 2"/>
-    <w:basedOn w:val="665"/>
+    <w:basedOn w:val="919"/>
     <w:uiPriority w:val="99"/>
     <w:pPr>
       <w:pBdr/>
@@ -27050,9 +27649,9 @@
       </w:tcPr>
     </w:tblStylePr>
   </w:style>
-  <w:style w:type="table" w:styleId="106">
+  <w:style w:type="table" w:styleId="827">
     <w:name w:val="List Table 6 Colorful - Accent 3"/>
-    <w:basedOn w:val="665"/>
+    <w:basedOn w:val="919"/>
     <w:uiPriority w:val="99"/>
     <w:pPr>
       <w:pBdr/>
@@ -27273,9 +27872,9 @@
       </w:tcPr>
     </w:tblStylePr>
   </w:style>
-  <w:style w:type="table" w:styleId="107">
+  <w:style w:type="table" w:styleId="828">
     <w:name w:val="List Table 6 Colorful - Accent 4"/>
-    <w:basedOn w:val="665"/>
+    <w:basedOn w:val="919"/>
     <w:uiPriority w:val="99"/>
     <w:pPr>
       <w:pBdr/>
@@ -27496,9 +28095,9 @@
       </w:tcPr>
     </w:tblStylePr>
   </w:style>
-  <w:style w:type="table" w:styleId="108">
+  <w:style w:type="table" w:styleId="829">
     <w:name w:val="List Table 6 Colorful - Accent 5"/>
-    <w:basedOn w:val="665"/>
+    <w:basedOn w:val="919"/>
     <w:uiPriority w:val="99"/>
     <w:pPr>
       <w:pBdr/>
@@ -27719,9 +28318,9 @@
       </w:tcPr>
     </w:tblStylePr>
   </w:style>
-  <w:style w:type="table" w:styleId="109">
+  <w:style w:type="table" w:styleId="830">
     <w:name w:val="List Table 6 Colorful - Accent 6"/>
-    <w:basedOn w:val="665"/>
+    <w:basedOn w:val="919"/>
     <w:uiPriority w:val="99"/>
     <w:pPr>
       <w:pBdr/>
@@ -27942,9 +28541,9 @@
       </w:tcPr>
     </w:tblStylePr>
   </w:style>
-  <w:style w:type="table" w:styleId="110">
+  <w:style w:type="table" w:styleId="831">
     <w:name w:val="List Table 7 Colorful"/>
-    <w:basedOn w:val="665"/>
+    <w:basedOn w:val="919"/>
     <w:uiPriority w:val="99"/>
     <w:pPr>
       <w:pBdr/>
@@ -28043,11 +28642,11 @@
         <w:tblBorders/>
       </w:tblPr>
       <w:tcPr>
-        <w:shd w:color="ffffff"/>
+        <w:shd w:val="clear" w:color="ffffff"/>
         <w:tcBorders>
-          <w:top w:val="none"/>
-          <w:left w:val="none"/>
-          <w:bottom w:val="none"/>
+          <w:top w:val="none" w:color="000000" w:sz="4" w:space="0"/>
+          <w:left w:val="none" w:color="000000" w:sz="4" w:space="0"/>
+          <w:bottom w:val="none" w:color="000000" w:sz="4" w:space="0"/>
           <w:right w:val="single" w:color="000000" w:themeColor="text1" w:themeTint="80" w:sz="4" w:space="0"/>
         </w:tcBorders>
       </w:tcPr>
@@ -28070,10 +28669,10 @@
       <w:tcPr>
         <w:shd w:val="clear" w:color="ffffff" w:themeColor="light1" w:fill="ffffff" w:themeFill="light1"/>
         <w:tcBorders>
-          <w:top w:val="none"/>
-          <w:left w:val="none"/>
+          <w:top w:val="none" w:color="000000" w:sz="4" w:space="0"/>
+          <w:left w:val="none" w:color="000000" w:sz="4" w:space="0"/>
           <w:bottom w:val="single" w:color="000000" w:themeColor="text1" w:themeTint="80" w:sz="4" w:space="0"/>
-          <w:right w:val="none"/>
+          <w:right w:val="none" w:color="000000" w:sz="4" w:space="0"/>
         </w:tcBorders>
       </w:tcPr>
     </w:tblStylePr>
@@ -28093,12 +28692,12 @@
         <w:tblBorders/>
       </w:tblPr>
       <w:tcPr>
-        <w:shd w:color="ffffff"/>
+        <w:shd w:val="clear" w:color="ffffff"/>
         <w:tcBorders>
-          <w:top w:val="none"/>
+          <w:top w:val="none" w:color="000000" w:sz="4" w:space="0"/>
           <w:left w:val="single" w:color="000000" w:themeColor="text1" w:themeTint="80" w:sz="4" w:space="0"/>
-          <w:bottom w:val="none"/>
-          <w:right w:val="none"/>
+          <w:bottom w:val="none" w:color="000000" w:sz="4" w:space="0"/>
+          <w:right w:val="none" w:color="000000" w:sz="4" w:space="0"/>
         </w:tcBorders>
       </w:tcPr>
     </w:tblStylePr>
@@ -28121,9 +28720,9 @@
         <w:shd w:val="clear" w:color="ffffff" w:themeColor="light1" w:fill="ffffff" w:themeFill="light1"/>
         <w:tcBorders>
           <w:top w:val="single" w:color="000000" w:themeColor="text1" w:themeTint="80" w:sz="4" w:space="0"/>
-          <w:left w:val="none"/>
-          <w:bottom w:val="none"/>
-          <w:right w:val="none"/>
+          <w:left w:val="none" w:color="000000" w:sz="4" w:space="0"/>
+          <w:bottom w:val="none" w:color="000000" w:sz="4" w:space="0"/>
+          <w:right w:val="none" w:color="000000" w:sz="4" w:space="0"/>
         </w:tcBorders>
       </w:tcPr>
     </w:tblStylePr>
@@ -28198,9 +28797,9 @@
       </w:tcPr>
     </w:tblStylePr>
   </w:style>
-  <w:style w:type="table" w:styleId="111">
+  <w:style w:type="table" w:styleId="832">
     <w:name w:val="List Table 7 Colorful - Accent 1"/>
-    <w:basedOn w:val="665"/>
+    <w:basedOn w:val="919"/>
     <w:uiPriority w:val="99"/>
     <w:pPr>
       <w:pBdr/>
@@ -28299,11 +28898,11 @@
         <w:tblBorders/>
       </w:tblPr>
       <w:tcPr>
-        <w:shd w:color="ffffff"/>
+        <w:shd w:val="clear" w:color="ffffff"/>
         <w:tcBorders>
-          <w:top w:val="none"/>
-          <w:left w:val="none"/>
-          <w:bottom w:val="none"/>
+          <w:top w:val="none" w:color="000000" w:sz="4" w:space="0"/>
+          <w:left w:val="none" w:color="000000" w:sz="4" w:space="0"/>
+          <w:bottom w:val="none" w:color="000000" w:sz="4" w:space="0"/>
           <w:right w:val="single" w:color="000000" w:themeColor="accent1" w:sz="4" w:space="0"/>
         </w:tcBorders>
       </w:tcPr>
@@ -28326,10 +28925,10 @@
       <w:tcPr>
         <w:shd w:val="clear" w:color="ffffff" w:themeColor="light1" w:fill="ffffff" w:themeFill="light1"/>
         <w:tcBorders>
-          <w:top w:val="none"/>
-          <w:left w:val="none"/>
+          <w:top w:val="none" w:color="000000" w:sz="4" w:space="0"/>
+          <w:left w:val="none" w:color="000000" w:sz="4" w:space="0"/>
           <w:bottom w:val="single" w:color="000000" w:themeColor="accent1" w:sz="4" w:space="0"/>
-          <w:right w:val="none"/>
+          <w:right w:val="none" w:color="000000" w:sz="4" w:space="0"/>
         </w:tcBorders>
       </w:tcPr>
     </w:tblStylePr>
@@ -28349,12 +28948,12 @@
         <w:tblBorders/>
       </w:tblPr>
       <w:tcPr>
-        <w:shd w:color="ffffff"/>
+        <w:shd w:val="clear" w:color="ffffff"/>
         <w:tcBorders>
-          <w:top w:val="none"/>
+          <w:top w:val="none" w:color="000000" w:sz="4" w:space="0"/>
           <w:left w:val="single" w:color="000000" w:themeColor="accent1" w:sz="4" w:space="0"/>
-          <w:bottom w:val="none"/>
-          <w:right w:val="none"/>
+          <w:bottom w:val="none" w:color="000000" w:sz="4" w:space="0"/>
+          <w:right w:val="none" w:color="000000" w:sz="4" w:space="0"/>
         </w:tcBorders>
       </w:tcPr>
     </w:tblStylePr>
@@ -28377,9 +28976,9 @@
         <w:shd w:val="clear" w:color="ffffff" w:themeColor="light1" w:fill="ffffff" w:themeFill="light1"/>
         <w:tcBorders>
           <w:top w:val="single" w:color="000000" w:themeColor="accent1" w:sz="4" w:space="0"/>
-          <w:left w:val="none"/>
-          <w:bottom w:val="none"/>
-          <w:right w:val="none"/>
+          <w:left w:val="none" w:color="000000" w:sz="4" w:space="0"/>
+          <w:bottom w:val="none" w:color="000000" w:sz="4" w:space="0"/>
+          <w:right w:val="none" w:color="000000" w:sz="4" w:space="0"/>
         </w:tcBorders>
       </w:tcPr>
     </w:tblStylePr>
@@ -28454,9 +29053,9 @@
       </w:tcPr>
     </w:tblStylePr>
   </w:style>
-  <w:style w:type="table" w:styleId="112">
+  <w:style w:type="table" w:styleId="833">
     <w:name w:val="List Table 7 Colorful - Accent 2"/>
-    <w:basedOn w:val="665"/>
+    <w:basedOn w:val="919"/>
     <w:uiPriority w:val="99"/>
     <w:pPr>
       <w:pBdr/>
@@ -28555,11 +29154,11 @@
         <w:tblBorders/>
       </w:tblPr>
       <w:tcPr>
-        <w:shd w:color="ffffff"/>
+        <w:shd w:val="clear" w:color="ffffff"/>
         <w:tcBorders>
-          <w:top w:val="none"/>
-          <w:left w:val="none"/>
-          <w:bottom w:val="none"/>
+          <w:top w:val="none" w:color="000000" w:sz="4" w:space="0"/>
+          <w:left w:val="none" w:color="000000" w:sz="4" w:space="0"/>
+          <w:bottom w:val="none" w:color="000000" w:sz="4" w:space="0"/>
           <w:right w:val="single" w:color="000000" w:themeColor="accent2" w:themeTint="97" w:sz="4" w:space="0"/>
         </w:tcBorders>
       </w:tcPr>
@@ -28582,10 +29181,10 @@
       <w:tcPr>
         <w:shd w:val="clear" w:color="ffffff" w:themeColor="light1" w:fill="ffffff" w:themeFill="light1"/>
         <w:tcBorders>
-          <w:top w:val="none"/>
-          <w:left w:val="none"/>
+          <w:top w:val="none" w:color="000000" w:sz="4" w:space="0"/>
+          <w:left w:val="none" w:color="000000" w:sz="4" w:space="0"/>
           <w:bottom w:val="single" w:color="000000" w:themeColor="accent2" w:themeTint="97" w:sz="4" w:space="0"/>
-          <w:right w:val="none"/>
+          <w:right w:val="none" w:color="000000" w:sz="4" w:space="0"/>
         </w:tcBorders>
       </w:tcPr>
     </w:tblStylePr>
@@ -28605,12 +29204,12 @@
         <w:tblBorders/>
       </w:tblPr>
       <w:tcPr>
-        <w:shd w:color="ffffff"/>
+        <w:shd w:val="clear" w:color="ffffff"/>
         <w:tcBorders>
-          <w:top w:val="none"/>
+          <w:top w:val="none" w:color="000000" w:sz="4" w:space="0"/>
           <w:left w:val="single" w:color="000000" w:themeColor="accent2" w:themeTint="97" w:sz="4" w:space="0"/>
-          <w:bottom w:val="none"/>
-          <w:right w:val="none"/>
+          <w:bottom w:val="none" w:color="000000" w:sz="4" w:space="0"/>
+          <w:right w:val="none" w:color="000000" w:sz="4" w:space="0"/>
         </w:tcBorders>
       </w:tcPr>
     </w:tblStylePr>
@@ -28633,9 +29232,9 @@
         <w:shd w:val="clear" w:color="ffffff" w:themeColor="light1" w:fill="ffffff" w:themeFill="light1"/>
         <w:tcBorders>
           <w:top w:val="single" w:color="000000" w:themeColor="accent2" w:themeTint="97" w:sz="4" w:space="0"/>
-          <w:left w:val="none"/>
-          <w:bottom w:val="none"/>
-          <w:right w:val="none"/>
+          <w:left w:val="none" w:color="000000" w:sz="4" w:space="0"/>
+          <w:bottom w:val="none" w:color="000000" w:sz="4" w:space="0"/>
+          <w:right w:val="none" w:color="000000" w:sz="4" w:space="0"/>
         </w:tcBorders>
       </w:tcPr>
     </w:tblStylePr>
@@ -28710,9 +29309,9 @@
       </w:tcPr>
     </w:tblStylePr>
   </w:style>
-  <w:style w:type="table" w:styleId="113">
+  <w:style w:type="table" w:styleId="834">
     <w:name w:val="List Table 7 Colorful - Accent 3"/>
-    <w:basedOn w:val="665"/>
+    <w:basedOn w:val="919"/>
     <w:uiPriority w:val="99"/>
     <w:pPr>
       <w:pBdr/>
@@ -28811,11 +29410,11 @@
         <w:tblBorders/>
       </w:tblPr>
       <w:tcPr>
-        <w:shd w:color="ffffff"/>
+        <w:shd w:val="clear" w:color="ffffff"/>
         <w:tcBorders>
-          <w:top w:val="none"/>
-          <w:left w:val="none"/>
-          <w:bottom w:val="none"/>
+          <w:top w:val="none" w:color="000000" w:sz="4" w:space="0"/>
+          <w:left w:val="none" w:color="000000" w:sz="4" w:space="0"/>
+          <w:bottom w:val="none" w:color="000000" w:sz="4" w:space="0"/>
           <w:right w:val="single" w:color="000000" w:themeColor="accent3" w:themeTint="98" w:sz="4" w:space="0"/>
         </w:tcBorders>
       </w:tcPr>
@@ -28838,10 +29437,10 @@
       <w:tcPr>
         <w:shd w:val="clear" w:color="ffffff" w:themeColor="light1" w:fill="ffffff" w:themeFill="light1"/>
         <w:tcBorders>
-          <w:top w:val="none"/>
-          <w:left w:val="none"/>
+          <w:top w:val="none" w:color="000000" w:sz="4" w:space="0"/>
+          <w:left w:val="none" w:color="000000" w:sz="4" w:space="0"/>
           <w:bottom w:val="single" w:color="000000" w:themeColor="accent3" w:themeTint="98" w:sz="4" w:space="0"/>
-          <w:right w:val="none"/>
+          <w:right w:val="none" w:color="000000" w:sz="4" w:space="0"/>
         </w:tcBorders>
       </w:tcPr>
     </w:tblStylePr>
@@ -28861,12 +29460,12 @@
         <w:tblBorders/>
       </w:tblPr>
       <w:tcPr>
-        <w:shd w:color="ffffff"/>
+        <w:shd w:val="clear" w:color="ffffff"/>
         <w:tcBorders>
-          <w:top w:val="none"/>
+          <w:top w:val="none" w:color="000000" w:sz="4" w:space="0"/>
           <w:left w:val="single" w:color="000000" w:themeColor="accent3" w:themeTint="98" w:sz="4" w:space="0"/>
-          <w:bottom w:val="none"/>
-          <w:right w:val="none"/>
+          <w:bottom w:val="none" w:color="000000" w:sz="4" w:space="0"/>
+          <w:right w:val="none" w:color="000000" w:sz="4" w:space="0"/>
         </w:tcBorders>
       </w:tcPr>
     </w:tblStylePr>
@@ -28889,9 +29488,9 @@
         <w:shd w:val="clear" w:color="ffffff" w:themeColor="light1" w:fill="ffffff" w:themeFill="light1"/>
         <w:tcBorders>
           <w:top w:val="single" w:color="000000" w:themeColor="accent3" w:themeTint="98" w:sz="4" w:space="0"/>
-          <w:left w:val="none"/>
-          <w:bottom w:val="none"/>
-          <w:right w:val="none"/>
+          <w:left w:val="none" w:color="000000" w:sz="4" w:space="0"/>
+          <w:bottom w:val="none" w:color="000000" w:sz="4" w:space="0"/>
+          <w:right w:val="none" w:color="000000" w:sz="4" w:space="0"/>
         </w:tcBorders>
       </w:tcPr>
     </w:tblStylePr>
@@ -28966,9 +29565,9 @@
       </w:tcPr>
     </w:tblStylePr>
   </w:style>
-  <w:style w:type="table" w:styleId="114">
+  <w:style w:type="table" w:styleId="835">
     <w:name w:val="List Table 7 Colorful - Accent 4"/>
-    <w:basedOn w:val="665"/>
+    <w:basedOn w:val="919"/>
     <w:uiPriority w:val="99"/>
     <w:pPr>
       <w:pBdr/>
@@ -29067,11 +29666,11 @@
         <w:tblBorders/>
       </w:tblPr>
       <w:tcPr>
-        <w:shd w:color="ffffff"/>
+        <w:shd w:val="clear" w:color="ffffff"/>
         <w:tcBorders>
-          <w:top w:val="none"/>
-          <w:left w:val="none"/>
-          <w:bottom w:val="none"/>
+          <w:top w:val="none" w:color="000000" w:sz="4" w:space="0"/>
+          <w:left w:val="none" w:color="000000" w:sz="4" w:space="0"/>
+          <w:bottom w:val="none" w:color="000000" w:sz="4" w:space="0"/>
           <w:right w:val="single" w:color="000000" w:themeColor="accent4" w:themeTint="9A" w:sz="4" w:space="0"/>
         </w:tcBorders>
       </w:tcPr>
@@ -29094,10 +29693,10 @@
       <w:tcPr>
         <w:shd w:val="clear" w:color="ffffff" w:themeColor="light1" w:fill="ffffff" w:themeFill="light1"/>
         <w:tcBorders>
-          <w:top w:val="none"/>
-          <w:left w:val="none"/>
+          <w:top w:val="none" w:color="000000" w:sz="4" w:space="0"/>
+          <w:left w:val="none" w:color="000000" w:sz="4" w:space="0"/>
           <w:bottom w:val="single" w:color="000000" w:themeColor="accent4" w:themeTint="9A" w:sz="4" w:space="0"/>
-          <w:right w:val="none"/>
+          <w:right w:val="none" w:color="000000" w:sz="4" w:space="0"/>
         </w:tcBorders>
       </w:tcPr>
     </w:tblStylePr>
@@ -29117,12 +29716,12 @@
         <w:tblBorders/>
       </w:tblPr>
       <w:tcPr>
-        <w:shd w:color="ffffff"/>
+        <w:shd w:val="clear" w:color="ffffff"/>
         <w:tcBorders>
-          <w:top w:val="none"/>
+          <w:top w:val="none" w:color="000000" w:sz="4" w:space="0"/>
           <w:left w:val="single" w:color="000000" w:themeColor="accent4" w:themeTint="9A" w:sz="4" w:space="0"/>
-          <w:bottom w:val="none"/>
-          <w:right w:val="none"/>
+          <w:bottom w:val="none" w:color="000000" w:sz="4" w:space="0"/>
+          <w:right w:val="none" w:color="000000" w:sz="4" w:space="0"/>
         </w:tcBorders>
       </w:tcPr>
     </w:tblStylePr>
@@ -29145,9 +29744,9 @@
         <w:shd w:val="clear" w:color="ffffff" w:themeColor="light1" w:fill="ffffff" w:themeFill="light1"/>
         <w:tcBorders>
           <w:top w:val="single" w:color="000000" w:themeColor="accent4" w:themeTint="9A" w:sz="4" w:space="0"/>
-          <w:left w:val="none"/>
-          <w:bottom w:val="none"/>
-          <w:right w:val="none"/>
+          <w:left w:val="none" w:color="000000" w:sz="4" w:space="0"/>
+          <w:bottom w:val="none" w:color="000000" w:sz="4" w:space="0"/>
+          <w:right w:val="none" w:color="000000" w:sz="4" w:space="0"/>
         </w:tcBorders>
       </w:tcPr>
     </w:tblStylePr>
@@ -29222,9 +29821,9 @@
       </w:tcPr>
     </w:tblStylePr>
   </w:style>
-  <w:style w:type="table" w:styleId="115">
+  <w:style w:type="table" w:styleId="836">
     <w:name w:val="List Table 7 Colorful - Accent 5"/>
-    <w:basedOn w:val="665"/>
+    <w:basedOn w:val="919"/>
     <w:uiPriority w:val="99"/>
     <w:pPr>
       <w:pBdr/>
@@ -29323,11 +29922,11 @@
         <w:tblBorders/>
       </w:tblPr>
       <w:tcPr>
-        <w:shd w:color="ffffff"/>
+        <w:shd w:val="clear" w:color="ffffff"/>
         <w:tcBorders>
-          <w:top w:val="none"/>
-          <w:left w:val="none"/>
-          <w:bottom w:val="none"/>
+          <w:top w:val="none" w:color="000000" w:sz="4" w:space="0"/>
+          <w:left w:val="none" w:color="000000" w:sz="4" w:space="0"/>
+          <w:bottom w:val="none" w:color="000000" w:sz="4" w:space="0"/>
           <w:right w:val="single" w:color="000000" w:themeColor="accent5" w:themeTint="9A" w:sz="4" w:space="0"/>
         </w:tcBorders>
       </w:tcPr>
@@ -29350,10 +29949,10 @@
       <w:tcPr>
         <w:shd w:val="clear" w:color="ffffff" w:themeColor="light1" w:fill="ffffff" w:themeFill="light1"/>
         <w:tcBorders>
-          <w:top w:val="none"/>
-          <w:left w:val="none"/>
+          <w:top w:val="none" w:color="000000" w:sz="4" w:space="0"/>
+          <w:left w:val="none" w:color="000000" w:sz="4" w:space="0"/>
           <w:bottom w:val="single" w:color="000000" w:themeColor="accent5" w:themeTint="9A" w:sz="4" w:space="0"/>
-          <w:right w:val="none"/>
+          <w:right w:val="none" w:color="000000" w:sz="4" w:space="0"/>
         </w:tcBorders>
       </w:tcPr>
     </w:tblStylePr>
@@ -29373,12 +29972,12 @@
         <w:tblBorders/>
       </w:tblPr>
       <w:tcPr>
-        <w:shd w:color="ffffff"/>
+        <w:shd w:val="clear" w:color="ffffff"/>
         <w:tcBorders>
-          <w:top w:val="none"/>
+          <w:top w:val="none" w:color="000000" w:sz="4" w:space="0"/>
           <w:left w:val="single" w:color="000000" w:themeColor="accent5" w:themeTint="9A" w:sz="4" w:space="0"/>
-          <w:bottom w:val="none"/>
-          <w:right w:val="none"/>
+          <w:bottom w:val="none" w:color="000000" w:sz="4" w:space="0"/>
+          <w:right w:val="none" w:color="000000" w:sz="4" w:space="0"/>
         </w:tcBorders>
       </w:tcPr>
     </w:tblStylePr>
@@ -29401,9 +30000,9 @@
         <w:shd w:val="clear" w:color="ffffff" w:themeColor="light1" w:fill="ffffff" w:themeFill="light1"/>
         <w:tcBorders>
           <w:top w:val="single" w:color="000000" w:themeColor="accent5" w:themeTint="9A" w:sz="4" w:space="0"/>
-          <w:left w:val="none"/>
-          <w:bottom w:val="none"/>
-          <w:right w:val="none"/>
+          <w:left w:val="none" w:color="000000" w:sz="4" w:space="0"/>
+          <w:bottom w:val="none" w:color="000000" w:sz="4" w:space="0"/>
+          <w:right w:val="none" w:color="000000" w:sz="4" w:space="0"/>
         </w:tcBorders>
       </w:tcPr>
     </w:tblStylePr>
@@ -29478,9 +30077,9 @@
       </w:tcPr>
     </w:tblStylePr>
   </w:style>
-  <w:style w:type="table" w:styleId="116">
+  <w:style w:type="table" w:styleId="837">
     <w:name w:val="List Table 7 Colorful - Accent 6"/>
-    <w:basedOn w:val="665"/>
+    <w:basedOn w:val="919"/>
     <w:uiPriority w:val="99"/>
     <w:pPr>
       <w:pBdr/>
@@ -29579,11 +30178,11 @@
         <w:tblBorders/>
       </w:tblPr>
       <w:tcPr>
-        <w:shd w:color="ffffff"/>
+        <w:shd w:val="clear" w:color="ffffff"/>
         <w:tcBorders>
-          <w:top w:val="none"/>
-          <w:left w:val="none"/>
-          <w:bottom w:val="none"/>
+          <w:top w:val="none" w:color="000000" w:sz="4" w:space="0"/>
+          <w:left w:val="none" w:color="000000" w:sz="4" w:space="0"/>
+          <w:bottom w:val="none" w:color="000000" w:sz="4" w:space="0"/>
           <w:right w:val="single" w:color="000000" w:themeColor="accent6" w:themeTint="98" w:sz="4" w:space="0"/>
         </w:tcBorders>
       </w:tcPr>
@@ -29606,10 +30205,10 @@
       <w:tcPr>
         <w:shd w:val="clear" w:color="ffffff" w:themeColor="light1" w:fill="ffffff" w:themeFill="light1"/>
         <w:tcBorders>
-          <w:top w:val="none"/>
-          <w:left w:val="none"/>
+          <w:top w:val="none" w:color="000000" w:sz="4" w:space="0"/>
+          <w:left w:val="none" w:color="000000" w:sz="4" w:space="0"/>
           <w:bottom w:val="single" w:color="000000" w:themeColor="accent6" w:themeTint="98" w:sz="4" w:space="0"/>
-          <w:right w:val="none"/>
+          <w:right w:val="none" w:color="000000" w:sz="4" w:space="0"/>
         </w:tcBorders>
       </w:tcPr>
     </w:tblStylePr>
@@ -29629,12 +30228,12 @@
         <w:tblBorders/>
       </w:tblPr>
       <w:tcPr>
-        <w:shd w:color="ffffff"/>
+        <w:shd w:val="clear" w:color="ffffff"/>
         <w:tcBorders>
-          <w:top w:val="none"/>
+          <w:top w:val="none" w:color="000000" w:sz="4" w:space="0"/>
           <w:left w:val="single" w:color="000000" w:themeColor="accent6" w:themeTint="98" w:sz="4" w:space="0"/>
-          <w:bottom w:val="none"/>
-          <w:right w:val="none"/>
+          <w:bottom w:val="none" w:color="000000" w:sz="4" w:space="0"/>
+          <w:right w:val="none" w:color="000000" w:sz="4" w:space="0"/>
         </w:tcBorders>
       </w:tcPr>
     </w:tblStylePr>
@@ -29657,9 +30256,9 @@
         <w:shd w:val="clear" w:color="ffffff" w:themeColor="light1" w:fill="ffffff" w:themeFill="light1"/>
         <w:tcBorders>
           <w:top w:val="single" w:color="000000" w:themeColor="accent6" w:themeTint="98" w:sz="4" w:space="0"/>
-          <w:left w:val="none"/>
-          <w:bottom w:val="none"/>
-          <w:right w:val="none"/>
+          <w:left w:val="none" w:color="000000" w:sz="4" w:space="0"/>
+          <w:bottom w:val="none" w:color="000000" w:sz="4" w:space="0"/>
+          <w:right w:val="none" w:color="000000" w:sz="4" w:space="0"/>
         </w:tcBorders>
       </w:tcPr>
     </w:tblStylePr>
@@ -29734,9 +30333,9 @@
       </w:tcPr>
     </w:tblStylePr>
   </w:style>
-  <w:style w:type="table" w:styleId="117">
+  <w:style w:type="table" w:styleId="838">
     <w:name w:val="Lined - Accent"/>
-    <w:basedOn w:val="665"/>
+    <w:basedOn w:val="919"/>
     <w:uiPriority w:val="99"/>
     <w:pPr>
       <w:pBdr/>
@@ -29971,9 +30570,9 @@
       </w:tcPr>
     </w:tblStylePr>
   </w:style>
-  <w:style w:type="table" w:styleId="118">
+  <w:style w:type="table" w:styleId="839">
     <w:name w:val="Lined - Accent 1"/>
-    <w:basedOn w:val="665"/>
+    <w:basedOn w:val="919"/>
     <w:uiPriority w:val="99"/>
     <w:pPr>
       <w:pBdr/>
@@ -30208,9 +30807,9 @@
       </w:tcPr>
     </w:tblStylePr>
   </w:style>
-  <w:style w:type="table" w:styleId="119">
+  <w:style w:type="table" w:styleId="840">
     <w:name w:val="Lined - Accent 2"/>
-    <w:basedOn w:val="665"/>
+    <w:basedOn w:val="919"/>
     <w:uiPriority w:val="99"/>
     <w:pPr>
       <w:pBdr/>
@@ -30445,9 +31044,9 @@
       </w:tcPr>
     </w:tblStylePr>
   </w:style>
-  <w:style w:type="table" w:styleId="120">
+  <w:style w:type="table" w:styleId="841">
     <w:name w:val="Lined - Accent 3"/>
-    <w:basedOn w:val="665"/>
+    <w:basedOn w:val="919"/>
     <w:uiPriority w:val="99"/>
     <w:pPr>
       <w:pBdr/>
@@ -30682,9 +31281,9 @@
       </w:tcPr>
     </w:tblStylePr>
   </w:style>
-  <w:style w:type="table" w:styleId="121">
+  <w:style w:type="table" w:styleId="842">
     <w:name w:val="Lined - Accent 4"/>
-    <w:basedOn w:val="665"/>
+    <w:basedOn w:val="919"/>
     <w:uiPriority w:val="99"/>
     <w:pPr>
       <w:pBdr/>
@@ -30919,9 +31518,9 @@
       </w:tcPr>
     </w:tblStylePr>
   </w:style>
-  <w:style w:type="table" w:styleId="122">
+  <w:style w:type="table" w:styleId="843">
     <w:name w:val="Lined - Accent 5"/>
-    <w:basedOn w:val="665"/>
+    <w:basedOn w:val="919"/>
     <w:uiPriority w:val="99"/>
     <w:pPr>
       <w:pBdr/>
@@ -31156,9 +31755,9 @@
       </w:tcPr>
     </w:tblStylePr>
   </w:style>
-  <w:style w:type="table" w:styleId="123">
+  <w:style w:type="table" w:styleId="844">
     <w:name w:val="Lined - Accent 6"/>
-    <w:basedOn w:val="665"/>
+    <w:basedOn w:val="919"/>
     <w:uiPriority w:val="99"/>
     <w:pPr>
       <w:pBdr/>
@@ -31393,9 +31992,9 @@
       </w:tcPr>
     </w:tblStylePr>
   </w:style>
-  <w:style w:type="table" w:styleId="124">
+  <w:style w:type="table" w:styleId="845">
     <w:name w:val="Bordered &amp; Lined - Accent"/>
-    <w:basedOn w:val="665"/>
+    <w:basedOn w:val="919"/>
     <w:uiPriority w:val="99"/>
     <w:pPr>
       <w:pBdr/>
@@ -31637,9 +32236,9 @@
       </w:tcPr>
     </w:tblStylePr>
   </w:style>
-  <w:style w:type="table" w:styleId="125">
+  <w:style w:type="table" w:styleId="846">
     <w:name w:val="Bordered &amp; Lined - Accent 1"/>
-    <w:basedOn w:val="665"/>
+    <w:basedOn w:val="919"/>
     <w:uiPriority w:val="99"/>
     <w:pPr>
       <w:pBdr/>
@@ -31881,9 +32480,9 @@
       </w:tcPr>
     </w:tblStylePr>
   </w:style>
-  <w:style w:type="table" w:styleId="126">
+  <w:style w:type="table" w:styleId="847">
     <w:name w:val="Bordered &amp; Lined - Accent 2"/>
-    <w:basedOn w:val="665"/>
+    <w:basedOn w:val="919"/>
     <w:uiPriority w:val="99"/>
     <w:pPr>
       <w:pBdr/>
@@ -32125,9 +32724,9 @@
       </w:tcPr>
     </w:tblStylePr>
   </w:style>
-  <w:style w:type="table" w:styleId="127">
+  <w:style w:type="table" w:styleId="848">
     <w:name w:val="Bordered &amp; Lined - Accent 3"/>
-    <w:basedOn w:val="665"/>
+    <w:basedOn w:val="919"/>
     <w:uiPriority w:val="99"/>
     <w:pPr>
       <w:pBdr/>
@@ -32369,9 +32968,9 @@
       </w:tcPr>
     </w:tblStylePr>
   </w:style>
-  <w:style w:type="table" w:styleId="128">
+  <w:style w:type="table" w:styleId="849">
     <w:name w:val="Bordered &amp; Lined - Accent 4"/>
-    <w:basedOn w:val="665"/>
+    <w:basedOn w:val="919"/>
     <w:uiPriority w:val="99"/>
     <w:pPr>
       <w:pBdr/>
@@ -32613,9 +33212,9 @@
       </w:tcPr>
     </w:tblStylePr>
   </w:style>
-  <w:style w:type="table" w:styleId="129">
+  <w:style w:type="table" w:styleId="850">
     <w:name w:val="Bordered &amp; Lined - Accent 5"/>
-    <w:basedOn w:val="665"/>
+    <w:basedOn w:val="919"/>
     <w:uiPriority w:val="99"/>
     <w:pPr>
       <w:pBdr/>
@@ -32857,9 +33456,9 @@
       </w:tcPr>
     </w:tblStylePr>
   </w:style>
-  <w:style w:type="table" w:styleId="130">
+  <w:style w:type="table" w:styleId="851">
     <w:name w:val="Bordered &amp; Lined - Accent 6"/>
-    <w:basedOn w:val="665"/>
+    <w:basedOn w:val="919"/>
     <w:uiPriority w:val="99"/>
     <w:pPr>
       <w:pBdr/>
@@ -33101,9 +33700,9 @@
       </w:tcPr>
     </w:tblStylePr>
   </w:style>
-  <w:style w:type="table" w:styleId="131">
+  <w:style w:type="table" w:styleId="852">
     <w:name w:val="Bordered"/>
-    <w:basedOn w:val="665"/>
+    <w:basedOn w:val="919"/>
     <w:uiPriority w:val="99"/>
     <w:pPr>
       <w:pBdr/>
@@ -33332,9 +33931,9 @@
       </w:tcPr>
     </w:tblStylePr>
   </w:style>
-  <w:style w:type="table" w:styleId="132">
+  <w:style w:type="table" w:styleId="853">
     <w:name w:val="Bordered - Accent 1"/>
-    <w:basedOn w:val="665"/>
+    <w:basedOn w:val="919"/>
     <w:uiPriority w:val="99"/>
     <w:pPr>
       <w:pBdr/>
@@ -33563,9 +34162,9 @@
       </w:tcPr>
     </w:tblStylePr>
   </w:style>
-  <w:style w:type="table" w:styleId="133">
+  <w:style w:type="table" w:styleId="854">
     <w:name w:val="Bordered - Accent 2"/>
-    <w:basedOn w:val="665"/>
+    <w:basedOn w:val="919"/>
     <w:uiPriority w:val="99"/>
     <w:pPr>
       <w:pBdr/>
@@ -33794,9 +34393,9 @@
       </w:tcPr>
     </w:tblStylePr>
   </w:style>
-  <w:style w:type="table" w:styleId="134">
+  <w:style w:type="table" w:styleId="855">
     <w:name w:val="Bordered - Accent 3"/>
-    <w:basedOn w:val="665"/>
+    <w:basedOn w:val="919"/>
     <w:uiPriority w:val="99"/>
     <w:pPr>
       <w:pBdr/>
@@ -34025,9 +34624,9 @@
       </w:tcPr>
     </w:tblStylePr>
   </w:style>
-  <w:style w:type="table" w:styleId="135">
+  <w:style w:type="table" w:styleId="856">
     <w:name w:val="Bordered - Accent 4"/>
-    <w:basedOn w:val="665"/>
+    <w:basedOn w:val="919"/>
     <w:uiPriority w:val="99"/>
     <w:pPr>
       <w:pBdr/>
@@ -34256,9 +34855,9 @@
       </w:tcPr>
     </w:tblStylePr>
   </w:style>
-  <w:style w:type="table" w:styleId="136">
+  <w:style w:type="table" w:styleId="857">
     <w:name w:val="Bordered - Accent 5"/>
-    <w:basedOn w:val="665"/>
+    <w:basedOn w:val="919"/>
     <w:uiPriority w:val="99"/>
     <w:pPr>
       <w:pBdr/>
@@ -34487,9 +35086,9 @@
       </w:tcPr>
     </w:tblStylePr>
   </w:style>
-  <w:style w:type="table" w:styleId="137">
+  <w:style w:type="table" w:styleId="858">
     <w:name w:val="Bordered - Accent 6"/>
-    <w:basedOn w:val="665"/>
+    <w:basedOn w:val="919"/>
     <w:uiPriority w:val="99"/>
     <w:pPr>
       <w:pBdr/>
@@ -34718,11 +35317,11 @@
       </w:tcPr>
     </w:tblStylePr>
   </w:style>
-  <w:style w:type="paragraph" w:styleId="139">
+  <w:style w:type="paragraph" w:styleId="859">
     <w:name w:val="Heading 1"/>
-    <w:basedOn w:val="664"/>
-    <w:next w:val="664"/>
-    <w:link w:val="150"/>
+    <w:basedOn w:val="918"/>
+    <w:next w:val="918"/>
+    <w:link w:val="869"/>
     <w:uiPriority w:val="9"/>
     <w:qFormat/>
     <w:pPr>
@@ -34740,11 +35339,11 @@
       <w:szCs w:val="40"/>
     </w:rPr>
   </w:style>
-  <w:style w:type="paragraph" w:styleId="140">
+  <w:style w:type="paragraph" w:styleId="860">
     <w:name w:val="Heading 2"/>
-    <w:basedOn w:val="664"/>
-    <w:next w:val="664"/>
-    <w:link w:val="151"/>
+    <w:basedOn w:val="918"/>
+    <w:next w:val="918"/>
+    <w:link w:val="870"/>
     <w:uiPriority w:val="9"/>
     <w:unhideWhenUsed/>
     <w:qFormat/>
@@ -34763,11 +35362,11 @@
       <w:szCs w:val="32"/>
     </w:rPr>
   </w:style>
-  <w:style w:type="paragraph" w:styleId="141">
+  <w:style w:type="paragraph" w:styleId="861">
     <w:name w:val="Heading 3"/>
-    <w:basedOn w:val="664"/>
-    <w:next w:val="664"/>
-    <w:link w:val="152"/>
+    <w:basedOn w:val="918"/>
+    <w:next w:val="918"/>
+    <w:link w:val="871"/>
     <w:uiPriority w:val="9"/>
     <w:unhideWhenUsed/>
     <w:qFormat/>
@@ -34786,11 +35385,11 @@
       <w:szCs w:val="28"/>
     </w:rPr>
   </w:style>
-  <w:style w:type="paragraph" w:styleId="142">
+  <w:style w:type="paragraph" w:styleId="862">
     <w:name w:val="Heading 4"/>
-    <w:basedOn w:val="664"/>
-    <w:next w:val="664"/>
-    <w:link w:val="153"/>
+    <w:basedOn w:val="918"/>
+    <w:next w:val="918"/>
+    <w:link w:val="872"/>
     <w:uiPriority w:val="9"/>
     <w:unhideWhenUsed/>
     <w:qFormat/>
@@ -34809,11 +35408,11 @@
       <w:color w:val="0f4761" w:themeColor="accent1" w:themeShade="BF"/>
     </w:rPr>
   </w:style>
-  <w:style w:type="paragraph" w:styleId="143">
+  <w:style w:type="paragraph" w:styleId="863">
     <w:name w:val="Heading 5"/>
-    <w:basedOn w:val="664"/>
-    <w:next w:val="664"/>
-    <w:link w:val="154"/>
+    <w:basedOn w:val="918"/>
+    <w:next w:val="918"/>
+    <w:link w:val="873"/>
     <w:uiPriority w:val="9"/>
     <w:unhideWhenUsed/>
     <w:qFormat/>
@@ -34830,11 +35429,11 @@
       <w:color w:val="0f4761" w:themeColor="accent1" w:themeShade="BF"/>
     </w:rPr>
   </w:style>
-  <w:style w:type="paragraph" w:styleId="144">
+  <w:style w:type="paragraph" w:styleId="864">
     <w:name w:val="Heading 6"/>
-    <w:basedOn w:val="664"/>
-    <w:next w:val="664"/>
-    <w:link w:val="155"/>
+    <w:basedOn w:val="918"/>
+    <w:next w:val="918"/>
+    <w:link w:val="874"/>
     <w:uiPriority w:val="9"/>
     <w:unhideWhenUsed/>
     <w:qFormat/>
@@ -34853,11 +35452,11 @@
       <w:color w:val="595959" w:themeColor="text1" w:themeTint="A6"/>
     </w:rPr>
   </w:style>
-  <w:style w:type="paragraph" w:styleId="145">
+  <w:style w:type="paragraph" w:styleId="865">
     <w:name w:val="Heading 7"/>
-    <w:basedOn w:val="664"/>
-    <w:next w:val="664"/>
-    <w:link w:val="156"/>
+    <w:basedOn w:val="918"/>
+    <w:next w:val="918"/>
+    <w:link w:val="875"/>
     <w:uiPriority w:val="9"/>
     <w:unhideWhenUsed/>
     <w:qFormat/>
@@ -34874,11 +35473,11 @@
       <w:color w:val="595959" w:themeColor="text1" w:themeTint="A6"/>
     </w:rPr>
   </w:style>
-  <w:style w:type="paragraph" w:styleId="146">
+  <w:style w:type="paragraph" w:styleId="866">
     <w:name w:val="Heading 8"/>
-    <w:basedOn w:val="664"/>
-    <w:next w:val="664"/>
-    <w:link w:val="157"/>
+    <w:basedOn w:val="918"/>
+    <w:next w:val="918"/>
+    <w:link w:val="876"/>
     <w:uiPriority w:val="9"/>
     <w:unhideWhenUsed/>
     <w:qFormat/>
@@ -34897,11 +35496,11 @@
       <w:color w:val="272727" w:themeColor="text1" w:themeTint="D8"/>
     </w:rPr>
   </w:style>
-  <w:style w:type="paragraph" w:styleId="147">
+  <w:style w:type="paragraph" w:styleId="867">
     <w:name w:val="Heading 9"/>
-    <w:basedOn w:val="664"/>
-    <w:next w:val="664"/>
-    <w:link w:val="158"/>
+    <w:basedOn w:val="918"/>
+    <w:next w:val="918"/>
+    <w:link w:val="877"/>
     <w:uiPriority w:val="9"/>
     <w:unhideWhenUsed/>
     <w:qFormat/>
@@ -34920,7 +35519,7 @@
       <w:color w:val="272727" w:themeColor="text1" w:themeTint="D8"/>
     </w:rPr>
   </w:style>
-  <w:style w:type="character" w:styleId="148" w:default="1">
+  <w:style w:type="character" w:styleId="868" w:default="1">
     <w:name w:val="Default Paragraph Font"/>
     <w:uiPriority w:val="1"/>
     <w:semiHidden/>
@@ -34931,10 +35530,10 @@
       <w:ind/>
     </w:pPr>
   </w:style>
-  <w:style w:type="character" w:styleId="150">
+  <w:style w:type="character" w:styleId="869">
     <w:name w:val="Heading 1 Char"/>
-    <w:basedOn w:val="148"/>
-    <w:link w:val="139"/>
+    <w:basedOn w:val="868"/>
+    <w:link w:val="859"/>
     <w:uiPriority w:val="9"/>
     <w:pPr>
       <w:pBdr/>
@@ -34948,10 +35547,10 @@
       <w:szCs w:val="40"/>
     </w:rPr>
   </w:style>
-  <w:style w:type="character" w:styleId="151">
+  <w:style w:type="character" w:styleId="870">
     <w:name w:val="Heading 2 Char"/>
-    <w:basedOn w:val="148"/>
-    <w:link w:val="140"/>
+    <w:basedOn w:val="868"/>
+    <w:link w:val="860"/>
     <w:uiPriority w:val="9"/>
     <w:pPr>
       <w:pBdr/>
@@ -34965,10 +35564,10 @@
       <w:szCs w:val="32"/>
     </w:rPr>
   </w:style>
-  <w:style w:type="character" w:styleId="152">
+  <w:style w:type="character" w:styleId="871">
     <w:name w:val="Heading 3 Char"/>
-    <w:basedOn w:val="148"/>
-    <w:link w:val="141"/>
+    <w:basedOn w:val="868"/>
+    <w:link w:val="861"/>
     <w:uiPriority w:val="9"/>
     <w:pPr>
       <w:pBdr/>
@@ -34982,10 +35581,10 @@
       <w:szCs w:val="28"/>
     </w:rPr>
   </w:style>
-  <w:style w:type="character" w:styleId="153">
+  <w:style w:type="character" w:styleId="872">
     <w:name w:val="Heading 4 Char"/>
-    <w:basedOn w:val="148"/>
-    <w:link w:val="142"/>
+    <w:basedOn w:val="868"/>
+    <w:link w:val="862"/>
     <w:uiPriority w:val="9"/>
     <w:pPr>
       <w:pBdr/>
@@ -34999,10 +35598,10 @@
       <w:color w:val="0f4761" w:themeColor="accent1" w:themeShade="BF"/>
     </w:rPr>
   </w:style>
-  <w:style w:type="character" w:styleId="154">
+  <w:style w:type="character" w:styleId="873">
     <w:name w:val="Heading 5 Char"/>
-    <w:basedOn w:val="148"/>
-    <w:link w:val="143"/>
+    <w:basedOn w:val="868"/>
+    <w:link w:val="863"/>
     <w:uiPriority w:val="9"/>
     <w:pPr>
       <w:pBdr/>
@@ -35014,10 +35613,10 @@
       <w:color w:val="0f4761" w:themeColor="accent1" w:themeShade="BF"/>
     </w:rPr>
   </w:style>
-  <w:style w:type="character" w:styleId="155">
+  <w:style w:type="character" w:styleId="874">
     <w:name w:val="Heading 6 Char"/>
-    <w:basedOn w:val="148"/>
-    <w:link w:val="144"/>
+    <w:basedOn w:val="868"/>
+    <w:link w:val="864"/>
     <w:uiPriority w:val="9"/>
     <w:pPr>
       <w:pBdr/>
@@ -35031,10 +35630,10 @@
       <w:color w:val="595959" w:themeColor="text1" w:themeTint="A6"/>
     </w:rPr>
   </w:style>
-  <w:style w:type="character" w:styleId="156">
+  <w:style w:type="character" w:styleId="875">
     <w:name w:val="Heading 7 Char"/>
-    <w:basedOn w:val="148"/>
-    <w:link w:val="145"/>
+    <w:basedOn w:val="868"/>
+    <w:link w:val="865"/>
     <w:uiPriority w:val="9"/>
     <w:pPr>
       <w:pBdr/>
@@ -35046,10 +35645,10 @@
       <w:color w:val="595959" w:themeColor="text1" w:themeTint="A6"/>
     </w:rPr>
   </w:style>
-  <w:style w:type="character" w:styleId="157">
+  <w:style w:type="character" w:styleId="876">
     <w:name w:val="Heading 8 Char"/>
-    <w:basedOn w:val="148"/>
-    <w:link w:val="146"/>
+    <w:basedOn w:val="868"/>
+    <w:link w:val="866"/>
     <w:uiPriority w:val="9"/>
     <w:pPr>
       <w:pBdr/>
@@ -35063,10 +35662,10 @@
       <w:color w:val="272727" w:themeColor="text1" w:themeTint="D8"/>
     </w:rPr>
   </w:style>
-  <w:style w:type="character" w:styleId="158">
+  <w:style w:type="character" w:styleId="877">
     <w:name w:val="Heading 9 Char"/>
-    <w:basedOn w:val="148"/>
-    <w:link w:val="147"/>
+    <w:basedOn w:val="868"/>
+    <w:link w:val="867"/>
     <w:uiPriority w:val="9"/>
     <w:pPr>
       <w:pBdr/>
@@ -35080,11 +35679,11 @@
       <w:color w:val="272727" w:themeColor="text1" w:themeTint="D8"/>
     </w:rPr>
   </w:style>
-  <w:style w:type="paragraph" w:styleId="159">
+  <w:style w:type="paragraph" w:styleId="878">
     <w:name w:val="Title"/>
-    <w:basedOn w:val="664"/>
-    <w:next w:val="664"/>
-    <w:link w:val="160"/>
+    <w:basedOn w:val="918"/>
+    <w:next w:val="918"/>
+    <w:link w:val="879"/>
     <w:uiPriority w:val="10"/>
     <w:qFormat/>
     <w:pPr>
@@ -35100,10 +35699,10 @@
       <w:szCs w:val="56"/>
     </w:rPr>
   </w:style>
-  <w:style w:type="character" w:styleId="160">
+  <w:style w:type="character" w:styleId="879">
     <w:name w:val="Title Char"/>
-    <w:basedOn w:val="148"/>
-    <w:link w:val="159"/>
+    <w:basedOn w:val="868"/>
+    <w:link w:val="878"/>
     <w:uiPriority w:val="10"/>
     <w:pPr>
       <w:pBdr/>
@@ -35117,11 +35716,11 @@
       <w:szCs w:val="56"/>
     </w:rPr>
   </w:style>
-  <w:style w:type="paragraph" w:styleId="161">
+  <w:style w:type="paragraph" w:styleId="880">
     <w:name w:val="Subtitle"/>
-    <w:basedOn w:val="664"/>
-    <w:next w:val="664"/>
-    <w:link w:val="162"/>
+    <w:basedOn w:val="918"/>
+    <w:next w:val="918"/>
+    <w:link w:val="881"/>
     <w:uiPriority w:val="11"/>
     <w:qFormat/>
     <w:pPr>
@@ -35139,10 +35738,10 @@
       <w:szCs w:val="28"/>
     </w:rPr>
   </w:style>
-  <w:style w:type="character" w:styleId="162">
+  <w:style w:type="character" w:styleId="881">
     <w:name w:val="Subtitle Char"/>
-    <w:basedOn w:val="148"/>
-    <w:link w:val="161"/>
+    <w:basedOn w:val="868"/>
+    <w:link w:val="880"/>
     <w:uiPriority w:val="11"/>
     <w:pPr>
       <w:pBdr/>
@@ -35156,11 +35755,11 @@
       <w:szCs w:val="28"/>
     </w:rPr>
   </w:style>
-  <w:style w:type="paragraph" w:styleId="163">
+  <w:style w:type="paragraph" w:styleId="882">
     <w:name w:val="Quote"/>
-    <w:basedOn w:val="664"/>
-    <w:next w:val="664"/>
-    <w:link w:val="164"/>
+    <w:basedOn w:val="918"/>
+    <w:next w:val="918"/>
+    <w:link w:val="883"/>
     <w:uiPriority w:val="29"/>
     <w:qFormat/>
     <w:pPr>
@@ -35175,10 +35774,10 @@
       <w:color w:val="404040" w:themeColor="text1" w:themeTint="BF"/>
     </w:rPr>
   </w:style>
-  <w:style w:type="character" w:styleId="164">
+  <w:style w:type="character" w:styleId="883">
     <w:name w:val="Quote Char"/>
-    <w:basedOn w:val="148"/>
-    <w:link w:val="163"/>
+    <w:basedOn w:val="868"/>
+    <w:link w:val="882"/>
     <w:uiPriority w:val="29"/>
     <w:pPr>
       <w:pBdr/>
@@ -35191,9 +35790,9 @@
       <w:color w:val="404040" w:themeColor="text1" w:themeTint="BF"/>
     </w:rPr>
   </w:style>
-  <w:style w:type="character" w:styleId="166">
+  <w:style w:type="character" w:styleId="884">
     <w:name w:val="Intense Emphasis"/>
-    <w:basedOn w:val="148"/>
+    <w:basedOn w:val="868"/>
     <w:uiPriority w:val="21"/>
     <w:qFormat/>
     <w:pPr>
@@ -35207,11 +35806,11 @@
       <w:color w:val="0f4761" w:themeColor="accent1" w:themeShade="BF"/>
     </w:rPr>
   </w:style>
-  <w:style w:type="paragraph" w:styleId="167">
+  <w:style w:type="paragraph" w:styleId="885">
     <w:name w:val="Intense Quote"/>
-    <w:basedOn w:val="664"/>
-    <w:next w:val="664"/>
-    <w:link w:val="168"/>
+    <w:basedOn w:val="918"/>
+    <w:next w:val="918"/>
+    <w:link w:val="886"/>
     <w:uiPriority w:val="30"/>
     <w:qFormat/>
     <w:pPr>
@@ -35229,10 +35828,10 @@
       <w:color w:val="0f4761" w:themeColor="accent1" w:themeShade="BF"/>
     </w:rPr>
   </w:style>
-  <w:style w:type="character" w:styleId="168">
+  <w:style w:type="character" w:styleId="886">
     <w:name w:val="Intense Quote Char"/>
-    <w:basedOn w:val="148"/>
-    <w:link w:val="167"/>
+    <w:basedOn w:val="868"/>
+    <w:link w:val="885"/>
     <w:uiPriority w:val="30"/>
     <w:pPr>
       <w:pBdr/>
@@ -35245,9 +35844,9 @@
       <w:color w:val="0f4761" w:themeColor="accent1" w:themeShade="BF"/>
     </w:rPr>
   </w:style>
-  <w:style w:type="character" w:styleId="169">
+  <w:style w:type="character" w:styleId="887">
     <w:name w:val="Intense Reference"/>
-    <w:basedOn w:val="148"/>
+    <w:basedOn w:val="868"/>
     <w:uiPriority w:val="32"/>
     <w:qFormat/>
     <w:pPr>
@@ -35263,9 +35862,9 @@
       <w:spacing w:val="5"/>
     </w:rPr>
   </w:style>
-  <w:style w:type="character" w:styleId="171">
+  <w:style w:type="character" w:styleId="888">
     <w:name w:val="Subtle Emphasis"/>
-    <w:basedOn w:val="148"/>
+    <w:basedOn w:val="868"/>
     <w:uiPriority w:val="19"/>
     <w:qFormat/>
     <w:pPr>
@@ -35279,9 +35878,9 @@
       <w:color w:val="404040" w:themeColor="text1" w:themeTint="BF"/>
     </w:rPr>
   </w:style>
-  <w:style w:type="character" w:styleId="172">
+  <w:style w:type="character" w:styleId="889">
     <w:name w:val="Emphasis"/>
-    <w:basedOn w:val="148"/>
+    <w:basedOn w:val="868"/>
     <w:uiPriority w:val="20"/>
     <w:qFormat/>
     <w:pPr>
@@ -35294,9 +35893,9 @@
       <w:iCs/>
     </w:rPr>
   </w:style>
-  <w:style w:type="character" w:styleId="173">
+  <w:style w:type="character" w:styleId="890">
     <w:name w:val="Strong"/>
-    <w:basedOn w:val="148"/>
+    <w:basedOn w:val="868"/>
     <w:uiPriority w:val="22"/>
     <w:qFormat/>
     <w:pPr>
@@ -35309,9 +35908,9 @@
       <w:bCs/>
     </w:rPr>
   </w:style>
-  <w:style w:type="character" w:styleId="174">
+  <w:style w:type="character" w:styleId="891">
     <w:name w:val="Subtle Reference"/>
-    <w:basedOn w:val="148"/>
+    <w:basedOn w:val="868"/>
     <w:uiPriority w:val="31"/>
     <w:qFormat/>
     <w:pPr>
@@ -35324,9 +35923,9 @@
       <w:color w:val="5a5a5a" w:themeColor="text1" w:themeTint="A5"/>
     </w:rPr>
   </w:style>
-  <w:style w:type="character" w:styleId="175">
+  <w:style w:type="character" w:styleId="892">
     <w:name w:val="Book Title"/>
-    <w:basedOn w:val="148"/>
+    <w:basedOn w:val="868"/>
     <w:uiPriority w:val="33"/>
     <w:qFormat/>
     <w:pPr>
@@ -35342,10 +35941,10 @@
       <w:spacing w:val="5"/>
     </w:rPr>
   </w:style>
-  <w:style w:type="paragraph" w:styleId="176">
+  <w:style w:type="paragraph" w:styleId="893">
     <w:name w:val="Header"/>
-    <w:basedOn w:val="664"/>
-    <w:link w:val="177"/>
+    <w:basedOn w:val="918"/>
+    <w:link w:val="894"/>
     <w:uiPriority w:val="99"/>
     <w:unhideWhenUsed/>
     <w:pPr>
@@ -35358,10 +35957,10 @@
       <w:ind/>
     </w:pPr>
   </w:style>
-  <w:style w:type="character" w:styleId="177">
+  <w:style w:type="character" w:styleId="894">
     <w:name w:val="Header Char"/>
-    <w:basedOn w:val="148"/>
-    <w:link w:val="176"/>
+    <w:basedOn w:val="868"/>
+    <w:link w:val="893"/>
     <w:uiPriority w:val="99"/>
     <w:pPr>
       <w:pBdr/>
@@ -35369,10 +35968,10 @@
       <w:ind/>
     </w:pPr>
   </w:style>
-  <w:style w:type="paragraph" w:styleId="178">
+  <w:style w:type="paragraph" w:styleId="895">
     <w:name w:val="Footer"/>
-    <w:basedOn w:val="664"/>
-    <w:link w:val="179"/>
+    <w:basedOn w:val="918"/>
+    <w:link w:val="896"/>
     <w:uiPriority w:val="99"/>
     <w:unhideWhenUsed/>
     <w:pPr>
@@ -35385,10 +35984,10 @@
       <w:ind/>
     </w:pPr>
   </w:style>
-  <w:style w:type="character" w:styleId="179">
+  <w:style w:type="character" w:styleId="896">
     <w:name w:val="Footer Char"/>
-    <w:basedOn w:val="148"/>
-    <w:link w:val="178"/>
+    <w:basedOn w:val="868"/>
+    <w:link w:val="895"/>
     <w:uiPriority w:val="99"/>
     <w:pPr>
       <w:pBdr/>
@@ -35396,10 +35995,10 @@
       <w:ind/>
     </w:pPr>
   </w:style>
-  <w:style w:type="paragraph" w:styleId="180">
+  <w:style w:type="paragraph" w:styleId="897">
     <w:name w:val="Caption"/>
-    <w:basedOn w:val="664"/>
-    <w:next w:val="664"/>
+    <w:basedOn w:val="918"/>
+    <w:next w:val="918"/>
     <w:uiPriority w:val="35"/>
     <w:unhideWhenUsed/>
     <w:qFormat/>
@@ -35416,10 +36015,10 @@
       <w:szCs w:val="18"/>
     </w:rPr>
   </w:style>
-  <w:style w:type="paragraph" w:styleId="181">
+  <w:style w:type="paragraph" w:styleId="898">
     <w:name w:val="footnote text"/>
-    <w:basedOn w:val="664"/>
-    <w:link w:val="182"/>
+    <w:basedOn w:val="918"/>
+    <w:link w:val="899"/>
     <w:uiPriority w:val="99"/>
     <w:semiHidden/>
     <w:unhideWhenUsed/>
@@ -35433,10 +36032,10 @@
       <w:szCs w:val="20"/>
     </w:rPr>
   </w:style>
-  <w:style w:type="character" w:styleId="182">
+  <w:style w:type="character" w:styleId="899">
     <w:name w:val="Footnote Text Char"/>
-    <w:basedOn w:val="148"/>
-    <w:link w:val="181"/>
+    <w:basedOn w:val="868"/>
+    <w:link w:val="898"/>
     <w:uiPriority w:val="99"/>
     <w:semiHidden/>
     <w:pPr>
@@ -35449,9 +36048,9 @@
       <w:szCs w:val="20"/>
     </w:rPr>
   </w:style>
-  <w:style w:type="character" w:styleId="183">
+  <w:style w:type="character" w:styleId="900">
     <w:name w:val="footnote reference"/>
-    <w:basedOn w:val="148"/>
+    <w:basedOn w:val="868"/>
     <w:uiPriority w:val="99"/>
     <w:semiHidden/>
     <w:unhideWhenUsed/>
@@ -35464,10 +36063,10 @@
       <w:vertAlign w:val="superscript"/>
     </w:rPr>
   </w:style>
-  <w:style w:type="paragraph" w:styleId="184">
+  <w:style w:type="paragraph" w:styleId="901">
     <w:name w:val="endnote text"/>
-    <w:basedOn w:val="664"/>
-    <w:link w:val="185"/>
+    <w:basedOn w:val="918"/>
+    <w:link w:val="902"/>
     <w:uiPriority w:val="99"/>
     <w:semiHidden/>
     <w:unhideWhenUsed/>
@@ -35481,10 +36080,10 @@
       <w:szCs w:val="20"/>
     </w:rPr>
   </w:style>
-  <w:style w:type="character" w:styleId="185">
+  <w:style w:type="character" w:styleId="902">
     <w:name w:val="Endnote Text Char"/>
-    <w:basedOn w:val="148"/>
-    <w:link w:val="184"/>
+    <w:basedOn w:val="868"/>
+    <w:link w:val="901"/>
     <w:uiPriority w:val="99"/>
     <w:semiHidden/>
     <w:pPr>
@@ -35497,9 +36096,9 @@
       <w:szCs w:val="20"/>
     </w:rPr>
   </w:style>
-  <w:style w:type="character" w:styleId="186">
+  <w:style w:type="character" w:styleId="903">
     <w:name w:val="endnote reference"/>
-    <w:basedOn w:val="148"/>
+    <w:basedOn w:val="868"/>
     <w:uiPriority w:val="99"/>
     <w:semiHidden/>
     <w:unhideWhenUsed/>
@@ -35512,9 +36111,9 @@
       <w:vertAlign w:val="superscript"/>
     </w:rPr>
   </w:style>
-  <w:style w:type="character" w:styleId="187">
+  <w:style w:type="character" w:styleId="904">
     <w:name w:val="Hyperlink"/>
-    <w:basedOn w:val="148"/>
+    <w:basedOn w:val="868"/>
     <w:uiPriority w:val="99"/>
     <w:unhideWhenUsed/>
     <w:pPr>
@@ -35527,9 +36126,9 @@
       <w:u w:val="single"/>
     </w:rPr>
   </w:style>
-  <w:style w:type="character" w:styleId="188">
+  <w:style w:type="character" w:styleId="905">
     <w:name w:val="FollowedHyperlink"/>
-    <w:basedOn w:val="148"/>
+    <w:basedOn w:val="868"/>
     <w:uiPriority w:val="99"/>
     <w:semiHidden/>
     <w:unhideWhenUsed/>
@@ -35543,10 +36142,10 @@
       <w:u w:val="single"/>
     </w:rPr>
   </w:style>
-  <w:style w:type="paragraph" w:styleId="189">
+  <w:style w:type="paragraph" w:styleId="906">
     <w:name w:val="toc 1"/>
-    <w:basedOn w:val="664"/>
-    <w:next w:val="664"/>
+    <w:basedOn w:val="918"/>
+    <w:next w:val="918"/>
     <w:uiPriority w:val="39"/>
     <w:unhideWhenUsed/>
     <w:pPr>
@@ -35555,10 +36154,10 @@
       <w:ind/>
     </w:pPr>
   </w:style>
-  <w:style w:type="paragraph" w:styleId="190">
+  <w:style w:type="paragraph" w:styleId="907">
     <w:name w:val="toc 2"/>
-    <w:basedOn w:val="664"/>
-    <w:next w:val="664"/>
+    <w:basedOn w:val="918"/>
+    <w:next w:val="918"/>
     <w:uiPriority w:val="39"/>
     <w:unhideWhenUsed/>
     <w:pPr>
@@ -35567,10 +36166,10 @@
       <w:ind w:left="220"/>
     </w:pPr>
   </w:style>
-  <w:style w:type="paragraph" w:styleId="191">
+  <w:style w:type="paragraph" w:styleId="908">
     <w:name w:val="toc 3"/>
-    <w:basedOn w:val="664"/>
-    <w:next w:val="664"/>
+    <w:basedOn w:val="918"/>
+    <w:next w:val="918"/>
     <w:uiPriority w:val="39"/>
     <w:unhideWhenUsed/>
     <w:pPr>
@@ -35579,10 +36178,10 @@
       <w:ind w:left="440"/>
     </w:pPr>
   </w:style>
-  <w:style w:type="paragraph" w:styleId="192">
+  <w:style w:type="paragraph" w:styleId="909">
     <w:name w:val="toc 4"/>
-    <w:basedOn w:val="664"/>
-    <w:next w:val="664"/>
+    <w:basedOn w:val="918"/>
+    <w:next w:val="918"/>
     <w:uiPriority w:val="39"/>
     <w:unhideWhenUsed/>
     <w:pPr>
@@ -35591,10 +36190,10 @@
       <w:ind w:left="660"/>
     </w:pPr>
   </w:style>
-  <w:style w:type="paragraph" w:styleId="193">
+  <w:style w:type="paragraph" w:styleId="910">
     <w:name w:val="toc 5"/>
-    <w:basedOn w:val="664"/>
-    <w:next w:val="664"/>
+    <w:basedOn w:val="918"/>
+    <w:next w:val="918"/>
     <w:uiPriority w:val="39"/>
     <w:unhideWhenUsed/>
     <w:pPr>
@@ -35603,10 +36202,10 @@
       <w:ind w:left="880"/>
     </w:pPr>
   </w:style>
-  <w:style w:type="paragraph" w:styleId="194">
+  <w:style w:type="paragraph" w:styleId="911">
     <w:name w:val="toc 6"/>
-    <w:basedOn w:val="664"/>
-    <w:next w:val="664"/>
+    <w:basedOn w:val="918"/>
+    <w:next w:val="918"/>
     <w:uiPriority w:val="39"/>
     <w:unhideWhenUsed/>
     <w:pPr>
@@ -35615,10 +36214,10 @@
       <w:ind w:left="1100"/>
     </w:pPr>
   </w:style>
-  <w:style w:type="paragraph" w:styleId="195">
+  <w:style w:type="paragraph" w:styleId="912">
     <w:name w:val="toc 7"/>
-    <w:basedOn w:val="664"/>
-    <w:next w:val="664"/>
+    <w:basedOn w:val="918"/>
+    <w:next w:val="918"/>
     <w:uiPriority w:val="39"/>
     <w:unhideWhenUsed/>
     <w:pPr>
@@ -35627,10 +36226,10 @@
       <w:ind w:left="1320"/>
     </w:pPr>
   </w:style>
-  <w:style w:type="paragraph" w:styleId="196">
+  <w:style w:type="paragraph" w:styleId="913">
     <w:name w:val="toc 8"/>
-    <w:basedOn w:val="664"/>
-    <w:next w:val="664"/>
+    <w:basedOn w:val="918"/>
+    <w:next w:val="918"/>
     <w:uiPriority w:val="39"/>
     <w:unhideWhenUsed/>
     <w:pPr>
@@ -35639,10 +36238,10 @@
       <w:ind w:left="1540"/>
     </w:pPr>
   </w:style>
-  <w:style w:type="paragraph" w:styleId="197">
+  <w:style w:type="paragraph" w:styleId="914">
     <w:name w:val="toc 9"/>
-    <w:basedOn w:val="664"/>
-    <w:next w:val="664"/>
+    <w:basedOn w:val="918"/>
+    <w:next w:val="918"/>
     <w:uiPriority w:val="39"/>
     <w:unhideWhenUsed/>
     <w:pPr>
@@ -35651,9 +36250,9 @@
       <w:ind w:left="1760"/>
     </w:pPr>
   </w:style>
-  <w:style w:type="character" w:styleId="198">
+  <w:style w:type="character" w:styleId="915">
     <w:name w:val="Placeholder Text"/>
-    <w:basedOn w:val="148"/>
+    <w:basedOn w:val="868"/>
     <w:uiPriority w:val="99"/>
     <w:semiHidden/>
     <w:pPr>
@@ -35665,7 +36264,7 @@
       <w:color w:val="666666"/>
     </w:rPr>
   </w:style>
-  <w:style w:type="paragraph" w:styleId="208">
+  <w:style w:type="paragraph" w:styleId="916">
     <w:name w:val="TOC Heading"/>
     <w:uiPriority w:val="39"/>
     <w:unhideWhenUsed/>
@@ -35675,10 +36274,10 @@
       <w:ind/>
     </w:pPr>
   </w:style>
-  <w:style w:type="paragraph" w:styleId="209">
+  <w:style w:type="paragraph" w:styleId="917">
     <w:name w:val="table of figures"/>
-    <w:basedOn w:val="664"/>
-    <w:next w:val="664"/>
+    <w:basedOn w:val="918"/>
+    <w:next w:val="918"/>
     <w:uiPriority w:val="99"/>
     <w:unhideWhenUsed/>
     <w:pPr>
@@ -35687,7 +36286,7 @@
       <w:ind/>
     </w:pPr>
   </w:style>
-  <w:style w:type="paragraph" w:styleId="664" w:default="1">
+  <w:style w:type="paragraph" w:styleId="918" w:default="1">
     <w:name w:val="Normal"/>
     <w:qFormat/>
     <w:pPr>
@@ -35696,7 +36295,7 @@
       <w:ind/>
     </w:pPr>
   </w:style>
-  <w:style w:type="table" w:styleId="665" w:default="1">
+  <w:style w:type="table" w:styleId="919" w:default="1">
     <w:name w:val="Normal Table"/>
     <w:uiPriority w:val="99"/>
     <w:semiHidden/>
@@ -35889,7 +36488,7 @@
       </w:tcPr>
     </w:tblStylePr>
   </w:style>
-  <w:style w:type="numbering" w:styleId="666" w:default="1">
+  <w:style w:type="numbering" w:styleId="920" w:default="1">
     <w:name w:val="No List"/>
     <w:uiPriority w:val="99"/>
     <w:semiHidden/>
@@ -35900,9 +36499,9 @@
       <w:ind/>
     </w:pPr>
   </w:style>
-  <w:style w:type="paragraph" w:styleId="667">
+  <w:style w:type="paragraph" w:styleId="921">
     <w:name w:val="No Spacing"/>
-    <w:basedOn w:val="664"/>
+    <w:basedOn w:val="918"/>
     <w:uiPriority w:val="1"/>
     <w:qFormat/>
     <w:pPr>
@@ -35911,9 +36510,9 @@
       <w:ind/>
     </w:pPr>
   </w:style>
-  <w:style w:type="paragraph" w:styleId="668">
+  <w:style w:type="paragraph" w:styleId="922">
     <w:name w:val="List Paragraph"/>
-    <w:basedOn w:val="664"/>
+    <w:basedOn w:val="918"/>
     <w:uiPriority w:val="34"/>
     <w:qFormat/>
     <w:pPr>
@@ -35923,9 +36522,8 @@
       <w:contextualSpacing w:val="true"/>
     </w:pPr>
   </w:style>
-  <w:style w:type="paragraph" w:styleId="1_1250" w:customStyle="1">
+  <w:style w:type="paragraph" w:styleId="923" w:customStyle="1">
     <w:name w:val="task-list-item"/>
-    <w:basedOn w:val="781"/>
     <w:pPr>
       <w:keepNext w:val="false"/>
       <w:keepLines w:val="false"/>
@@ -35939,7 +36537,7 @@
         <w:right w:val="none" w:color="000000" w:sz="4" w:space="0"/>
         <w:between w:val="none" w:color="000000" w:sz="4" w:space="0"/>
       </w:pBdr>
-      <w:shd w:val="nil" w:color="000000"/>
+      <w:shd w:val="nil"/>
       <w:bidi w:val="false"/>
       <w:spacing w:after="100" w:afterAutospacing="1" w:before="100" w:beforeAutospacing="1" w:line="240" w:lineRule="auto"/>
       <w:ind w:right="0" w:firstLine="0" w:left="0"/>
@@ -35970,9 +36568,8 @@
       <w14:ligatures w14:val="none"/>
     </w:rPr>
   </w:style>
-  <w:style w:type="character" w:styleId="1_1251" w:customStyle="1">
+  <w:style w:type="character" w:styleId="924" w:customStyle="1">
     <w:name w:val="HTML Code"/>
-    <w:basedOn w:val="791"/>
     <w:uiPriority w:val="99"/>
     <w:semiHidden/>
     <w:unhideWhenUsed/>

--- a/01_Standards/Milestone_3_Components/M3_Standards_Documentation_for_Structure_Charts.docx
+++ b/01_Standards/Milestone_3_Components/M3_Standards_Documentation_for_Structure_Charts.docx
@@ -44,10 +44,9 @@
       </w:r>
       <w:r>
         <w:rPr>
-          <w:rFonts w:ascii="Arial" w:hAnsi="Arial" w:eastAsia="Arial" w:cs="Arial"/>
+          <w:rFonts w:ascii="Arial" w:hAnsi="Arial" w:cs="Arial"/>
           <w:sz w:val="28"/>
           <w:szCs w:val="28"/>
-          <w:highlight w:val="none"/>
         </w:rPr>
       </w:r>
       <w:r>
@@ -107,7 +106,7 @@
       </w:r>
       <w:r>
         <w:rPr>
-          <w:rFonts w:ascii="Arial" w:hAnsi="Arial" w:eastAsia="Arial" w:cs="Arial"/>
+          <w:rFonts w:ascii="Arial" w:hAnsi="Arial" w:cs="Arial"/>
           <w:sz w:val="28"/>
           <w:szCs w:val="28"/>
         </w:rPr>
@@ -191,7 +190,7 @@
             </w:r>
             <w:r>
               <w:rPr>
-                <w:rFonts w:ascii="Arial" w:hAnsi="Arial" w:eastAsia="Arial" w:cs="Arial"/>
+                <w:rFonts w:ascii="Arial" w:hAnsi="Arial" w:cs="Arial"/>
                 <w:sz w:val="28"/>
                 <w:szCs w:val="28"/>
               </w:rPr>
@@ -252,7 +251,7 @@
             </w:r>
             <w:r>
               <w:rPr>
-                <w:rFonts w:ascii="Arial" w:hAnsi="Arial" w:eastAsia="Arial" w:cs="Arial"/>
+                <w:rFonts w:ascii="Arial" w:hAnsi="Arial" w:cs="Arial"/>
                 <w:sz w:val="28"/>
                 <w:szCs w:val="28"/>
               </w:rPr>
@@ -318,7 +317,7 @@
             </w:r>
             <w:r>
               <w:rPr>
-                <w:rFonts w:ascii="Arial" w:hAnsi="Arial" w:eastAsia="Arial" w:cs="Arial"/>
+                <w:rFonts w:ascii="Arial" w:hAnsi="Arial" w:cs="Arial"/>
                 <w:sz w:val="28"/>
                 <w:szCs w:val="28"/>
               </w:rPr>
@@ -378,7 +377,7 @@
             </w:r>
             <w:r>
               <w:rPr>
-                <w:rFonts w:ascii="Arial" w:hAnsi="Arial" w:eastAsia="Arial" w:cs="Arial"/>
+                <w:rFonts w:ascii="Arial" w:hAnsi="Arial" w:cs="Arial"/>
                 <w:sz w:val="28"/>
                 <w:szCs w:val="28"/>
               </w:rPr>
@@ -443,7 +442,7 @@
             </w:r>
             <w:r>
               <w:rPr>
-                <w:rFonts w:ascii="Arial" w:hAnsi="Arial" w:eastAsia="Arial" w:cs="Arial"/>
+                <w:rFonts w:ascii="Arial" w:hAnsi="Arial" w:cs="Arial"/>
                 <w:sz w:val="28"/>
                 <w:szCs w:val="28"/>
               </w:rPr>
@@ -502,7 +501,7 @@
             </w:r>
             <w:r>
               <w:rPr>
-                <w:rFonts w:ascii="Arial" w:hAnsi="Arial" w:eastAsia="Arial" w:cs="Arial"/>
+                <w:rFonts w:ascii="Arial" w:hAnsi="Arial" w:cs="Arial"/>
                 <w:sz w:val="28"/>
                 <w:szCs w:val="28"/>
               </w:rPr>
@@ -568,7 +567,7 @@
             </w:r>
             <w:r>
               <w:rPr>
-                <w:rFonts w:ascii="Arial" w:hAnsi="Arial" w:eastAsia="Arial" w:cs="Arial"/>
+                <w:rFonts w:ascii="Arial" w:hAnsi="Arial" w:cs="Arial"/>
                 <w:sz w:val="28"/>
                 <w:szCs w:val="28"/>
               </w:rPr>
@@ -628,7 +627,7 @@
             </w:r>
             <w:r>
               <w:rPr>
-                <w:rFonts w:ascii="Arial" w:hAnsi="Arial" w:eastAsia="Arial" w:cs="Arial"/>
+                <w:rFonts w:ascii="Arial" w:hAnsi="Arial" w:cs="Arial"/>
                 <w:sz w:val="28"/>
                 <w:szCs w:val="28"/>
               </w:rPr>
@@ -1524,8 +1523,10 @@
       </w:r>
       <w:r>
         <w:rPr>
+          <w:rFonts w:ascii="Arial" w:hAnsi="Arial" w:eastAsia="Arial" w:cs="Arial"/>
           <w:b/>
           <w:bCs/>
+          <w:highlight w:val="none"/>
         </w:rPr>
       </w:r>
       <w:r>
@@ -1686,7 +1687,12 @@
         </w:rPr>
         <w:t xml:space="preserve">[chart] </w:t>
       </w:r>
-      <w:r/>
+      <w:r>
+        <w:rPr>
+          <w:rFonts w:ascii="Arial" w:hAnsi="Arial" w:eastAsia="Arial" w:cs="Arial"/>
+          <w:highlight w:val="none"/>
+        </w:rPr>
+      </w:r>
     </w:p>
     <w:p>
       <w:pPr>
@@ -1696,7 +1702,6 @@
         <w:contextualSpacing w:val="true"/>
         <w:rPr/>
       </w:pPr>
-      <w:r/>
       <w:r/>
       <w:r/>
     </w:p>
@@ -1708,7 +1713,6 @@
         <w:contextualSpacing w:val="true"/>
         <w:rPr/>
       </w:pPr>
-      <w:r/>
       <w:r/>
       <w:r/>
     </w:p>
@@ -1755,6 +1759,17 @@
           <w:highlight w:val="none"/>
         </w:rPr>
       </w:r>
+      <w:r>
+        <w:rPr>
+          <w:rFonts w:ascii="Arial" w:hAnsi="Arial" w:eastAsia="Arial" w:cs="Arial"/>
+          <w:b/>
+          <w:bCs/>
+          <w:color w:val="000000"/>
+          <w:sz w:val="28"/>
+          <w:szCs w:val="28"/>
+          <w:highlight w:val="none"/>
+        </w:rPr>
+      </w:r>
     </w:p>
     <w:p>
       <w:pPr>
@@ -1762,6 +1777,710 @@
         <w:spacing/>
         <w:ind/>
         <w:contextualSpacing w:val="true"/>
+        <w:rPr>
+          <w:rFonts w:ascii="Arial" w:hAnsi="Arial" w:eastAsia="Arial" w:cs="Arial"/>
+          <w:b/>
+          <w:bCs/>
+          <w:color w:val="000000"/>
+          <w:sz w:val="28"/>
+          <w:szCs w:val="28"/>
+          <w:highlight w:val="none"/>
+        </w:rPr>
+      </w:pPr>
+      <w:r>
+        <w:rPr>
+          <w:rFonts w:ascii="Arial" w:hAnsi="Arial" w:eastAsia="Arial" w:cs="Arial"/>
+          <w:b/>
+          <w:color w:val="000000"/>
+          <w:sz w:val="28"/>
+          <w:szCs w:val="28"/>
+          <w:highlight w:val="none"/>
+        </w:rPr>
+      </w:r>
+      <w:r>
+        <w:rPr>
+          <w:rFonts w:ascii="Arial" w:hAnsi="Arial" w:eastAsia="Arial" w:cs="Arial"/>
+          <w:b/>
+          <w:color w:val="000000"/>
+          <w:sz w:val="28"/>
+          <w:szCs w:val="28"/>
+          <w:highlight w:val="none"/>
+        </w:rPr>
+      </w:r>
+      <w:r>
+        <w:rPr>
+          <w:rFonts w:ascii="Arial" w:hAnsi="Arial" w:eastAsia="Arial" w:cs="Arial"/>
+          <w:b/>
+          <w:bCs/>
+          <w:color w:val="000000"/>
+          <w:sz w:val="28"/>
+          <w:szCs w:val="28"/>
+          <w:highlight w:val="none"/>
+        </w:rPr>
+      </w:r>
+    </w:p>
+    <w:p>
+      <w:pPr>
+        <w:pBdr/>
+        <w:spacing/>
+        <w:ind/>
+        <w:contextualSpacing w:val="true"/>
+        <w:rPr>
+          <w:sz w:val="22"/>
+          <w:szCs w:val="22"/>
+        </w:rPr>
+      </w:pPr>
+      <w:r>
+        <w:rPr>
+          <w:rFonts w:ascii="Arial" w:hAnsi="Arial" w:eastAsia="Arial" w:cs="Arial"/>
+          <w:b/>
+          <w:color w:val="000000"/>
+          <w:sz w:val="22"/>
+          <w:szCs w:val="22"/>
+          <w:highlight w:val="none"/>
+        </w:rPr>
+        <w:t xml:space="preserve">Structure Charts — Fictitious Service </w:t>
+      </w:r>
+      <w:r>
+        <w:rPr>
+          <w:sz w:val="18"/>
+          <w:szCs w:val="18"/>
+        </w:rPr>
+      </w:r>
+      <w:r>
+        <w:rPr>
+          <w:sz w:val="22"/>
+          <w:szCs w:val="22"/>
+        </w:rPr>
+      </w:r>
+    </w:p>
+    <w:p>
+      <w:pPr>
+        <w:pBdr/>
+        <w:spacing/>
+        <w:ind/>
+        <w:contextualSpacing w:val="true"/>
+        <w:rPr>
+          <w:sz w:val="22"/>
+          <w:szCs w:val="22"/>
+        </w:rPr>
+      </w:pPr>
+      <w:r>
+        <w:rPr>
+          <w:rFonts w:ascii="Arial" w:hAnsi="Arial" w:eastAsia="Arial" w:cs="Arial"/>
+          <w:b/>
+          <w:color w:val="000000"/>
+          <w:sz w:val="22"/>
+          <w:szCs w:val="22"/>
+          <w:highlight w:val="none"/>
+        </w:rPr>
+      </w:r>
+      <w:r>
+        <w:rPr>
+          <w:sz w:val="18"/>
+          <w:szCs w:val="18"/>
+        </w:rPr>
+      </w:r>
+      <w:r>
+        <w:rPr>
+          <w:sz w:val="22"/>
+          <w:szCs w:val="22"/>
+        </w:rPr>
+      </w:r>
+    </w:p>
+    <w:p>
+      <w:pPr>
+        <w:pBdr/>
+        <w:spacing/>
+        <w:ind/>
+        <w:contextualSpacing w:val="true"/>
+        <w:rPr>
+          <w:sz w:val="22"/>
+          <w:szCs w:val="22"/>
+        </w:rPr>
+      </w:pPr>
+      <w:r>
+        <w:rPr>
+          <w:rFonts w:ascii="Arial" w:hAnsi="Arial" w:eastAsia="Arial" w:cs="Arial"/>
+          <w:b/>
+          <w:color w:val="000000"/>
+          <w:sz w:val="22"/>
+          <w:szCs w:val="22"/>
+          <w:highlight w:val="none"/>
+        </w:rPr>
+        <w:t xml:space="preserve">SC Figure 1.16.0.1 — primaryFunction() </w:t>
+      </w:r>
+      <w:r>
+        <w:rPr>
+          <w:sz w:val="18"/>
+          <w:szCs w:val="18"/>
+        </w:rPr>
+      </w:r>
+      <w:r>
+        <w:rPr>
+          <w:sz w:val="22"/>
+          <w:szCs w:val="22"/>
+        </w:rPr>
+      </w:r>
+    </w:p>
+    <w:p>
+      <w:pPr>
+        <w:pBdr/>
+        <w:spacing/>
+        <w:ind/>
+        <w:contextualSpacing w:val="true"/>
+        <w:rPr>
+          <w:b w:val="0"/>
+          <w:bCs w:val="0"/>
+          <w:sz w:val="22"/>
+          <w:szCs w:val="22"/>
+        </w:rPr>
+      </w:pPr>
+      <w:r>
+        <w:rPr>
+          <w:rFonts w:ascii="Arial" w:hAnsi="Arial" w:eastAsia="Arial" w:cs="Arial"/>
+          <w:b w:val="0"/>
+          <w:bCs w:val="0"/>
+          <w:color w:val="000000"/>
+          <w:sz w:val="22"/>
+          <w:szCs w:val="22"/>
+          <w:highlight w:val="none"/>
+        </w:rPr>
+      </w:r>
+      <w:r>
+        <w:rPr>
+          <w:b w:val="0"/>
+          <w:bCs w:val="0"/>
+          <w:sz w:val="18"/>
+          <w:szCs w:val="18"/>
+        </w:rPr>
+      </w:r>
+      <w:r>
+        <w:rPr>
+          <w:b w:val="0"/>
+          <w:bCs w:val="0"/>
+          <w:sz w:val="22"/>
+          <w:szCs w:val="22"/>
+        </w:rPr>
+      </w:r>
+    </w:p>
+    <w:p>
+      <w:pPr>
+        <w:pBdr/>
+        <w:spacing/>
+        <w:ind/>
+        <w:contextualSpacing w:val="true"/>
+        <w:rPr>
+          <w:b w:val="0"/>
+          <w:bCs w:val="0"/>
+          <w:sz w:val="22"/>
+          <w:szCs w:val="22"/>
+        </w:rPr>
+      </w:pPr>
+      <w:r>
+        <w:rPr>
+          <w:rFonts w:ascii="Arial" w:hAnsi="Arial" w:eastAsia="Arial" w:cs="Arial"/>
+          <w:b w:val="0"/>
+          <w:bCs w:val="0"/>
+          <w:color w:val="000000"/>
+          <w:sz w:val="22"/>
+          <w:szCs w:val="22"/>
+          <w:highlight w:val="none"/>
+        </w:rPr>
+        <w:t xml:space="preserve">[new chart] </w:t>
+      </w:r>
+      <w:r>
+        <w:rPr>
+          <w:b w:val="0"/>
+          <w:bCs w:val="0"/>
+          <w:sz w:val="18"/>
+          <w:szCs w:val="18"/>
+        </w:rPr>
+      </w:r>
+      <w:r>
+        <w:rPr>
+          <w:b w:val="0"/>
+          <w:bCs w:val="0"/>
+          <w:sz w:val="22"/>
+          <w:szCs w:val="22"/>
+        </w:rPr>
+      </w:r>
+    </w:p>
+    <w:p>
+      <w:pPr>
+        <w:pBdr/>
+        <w:spacing/>
+        <w:ind/>
+        <w:contextualSpacing w:val="true"/>
+        <w:rPr>
+          <w:sz w:val="22"/>
+          <w:szCs w:val="22"/>
+        </w:rPr>
+      </w:pPr>
+      <w:r>
+        <w:rPr>
+          <w:rFonts w:ascii="Arial" w:hAnsi="Arial" w:eastAsia="Arial" w:cs="Arial"/>
+          <w:b/>
+          <w:color w:val="000000"/>
+          <w:sz w:val="22"/>
+          <w:szCs w:val="22"/>
+          <w:highlight w:val="none"/>
+        </w:rPr>
+      </w:r>
+      <w:r>
+        <w:rPr>
+          <w:sz w:val="18"/>
+          <w:szCs w:val="18"/>
+        </w:rPr>
+      </w:r>
+      <w:r>
+        <w:rPr>
+          <w:sz w:val="22"/>
+          <w:szCs w:val="22"/>
+        </w:rPr>
+      </w:r>
+    </w:p>
+    <w:p>
+      <w:pPr>
+        <w:pBdr/>
+        <w:spacing/>
+        <w:ind/>
+        <w:contextualSpacing w:val="true"/>
+        <w:rPr>
+          <w:sz w:val="22"/>
+          <w:szCs w:val="22"/>
+        </w:rPr>
+      </w:pPr>
+      <w:r>
+        <w:rPr>
+          <w:rFonts w:ascii="Arial" w:hAnsi="Arial" w:eastAsia="Arial" w:cs="Arial"/>
+          <w:b/>
+          <w:color w:val="000000"/>
+          <w:sz w:val="22"/>
+          <w:szCs w:val="22"/>
+          <w:highlight w:val="none"/>
+        </w:rPr>
+        <w:t xml:space="preserve">SC Figure 1.16.0.2 — primaryFunction() </w:t>
+      </w:r>
+      <w:r>
+        <w:rPr>
+          <w:sz w:val="18"/>
+          <w:szCs w:val="18"/>
+        </w:rPr>
+      </w:r>
+      <w:r>
+        <w:rPr>
+          <w:sz w:val="22"/>
+          <w:szCs w:val="22"/>
+        </w:rPr>
+      </w:r>
+    </w:p>
+    <w:p>
+      <w:pPr>
+        <w:pBdr/>
+        <w:spacing/>
+        <w:ind/>
+        <w:contextualSpacing w:val="true"/>
+        <w:rPr>
+          <w:sz w:val="22"/>
+          <w:szCs w:val="22"/>
+        </w:rPr>
+      </w:pPr>
+      <w:r>
+        <w:rPr>
+          <w:rFonts w:ascii="Arial" w:hAnsi="Arial" w:eastAsia="Arial" w:cs="Arial"/>
+          <w:b/>
+          <w:color w:val="000000"/>
+          <w:sz w:val="22"/>
+          <w:szCs w:val="22"/>
+          <w:highlight w:val="none"/>
+        </w:rPr>
+      </w:r>
+      <w:r>
+        <w:rPr>
+          <w:sz w:val="18"/>
+          <w:szCs w:val="18"/>
+        </w:rPr>
+      </w:r>
+      <w:r>
+        <w:rPr>
+          <w:sz w:val="22"/>
+          <w:szCs w:val="22"/>
+        </w:rPr>
+      </w:r>
+    </w:p>
+    <w:p>
+      <w:pPr>
+        <w:pBdr/>
+        <w:spacing/>
+        <w:ind/>
+        <w:contextualSpacing w:val="true"/>
+        <w:rPr>
+          <w:b w:val="0"/>
+          <w:bCs w:val="0"/>
+          <w:sz w:val="22"/>
+          <w:szCs w:val="22"/>
+        </w:rPr>
+      </w:pPr>
+      <w:r>
+        <w:rPr>
+          <w:rFonts w:ascii="Arial" w:hAnsi="Arial" w:eastAsia="Arial" w:cs="Arial"/>
+          <w:b w:val="0"/>
+          <w:bCs w:val="0"/>
+          <w:color w:val="000000"/>
+          <w:sz w:val="22"/>
+          <w:szCs w:val="22"/>
+          <w:highlight w:val="none"/>
+        </w:rPr>
+        <w:t xml:space="preserve">[new chart] </w:t>
+      </w:r>
+      <w:r>
+        <w:rPr>
+          <w:b w:val="0"/>
+          <w:bCs w:val="0"/>
+          <w:sz w:val="18"/>
+          <w:szCs w:val="18"/>
+        </w:rPr>
+      </w:r>
+      <w:r>
+        <w:rPr>
+          <w:b w:val="0"/>
+          <w:bCs w:val="0"/>
+          <w:sz w:val="22"/>
+          <w:szCs w:val="22"/>
+        </w:rPr>
+      </w:r>
+    </w:p>
+    <w:p>
+      <w:pPr>
+        <w:pBdr/>
+        <w:spacing/>
+        <w:ind/>
+        <w:contextualSpacing w:val="true"/>
+        <w:rPr>
+          <w:sz w:val="22"/>
+          <w:szCs w:val="22"/>
+        </w:rPr>
+      </w:pPr>
+      <w:r>
+        <w:rPr>
+          <w:rFonts w:ascii="Arial" w:hAnsi="Arial" w:eastAsia="Arial" w:cs="Arial"/>
+          <w:b/>
+          <w:color w:val="000000"/>
+          <w:sz w:val="22"/>
+          <w:szCs w:val="22"/>
+          <w:highlight w:val="none"/>
+        </w:rPr>
+      </w:r>
+      <w:r>
+        <w:rPr>
+          <w:sz w:val="18"/>
+          <w:szCs w:val="18"/>
+        </w:rPr>
+      </w:r>
+      <w:r>
+        <w:rPr>
+          <w:sz w:val="22"/>
+          <w:szCs w:val="22"/>
+        </w:rPr>
+      </w:r>
+    </w:p>
+    <w:p>
+      <w:pPr>
+        <w:pBdr/>
+        <w:spacing/>
+        <w:ind/>
+        <w:contextualSpacing w:val="true"/>
+        <w:rPr>
+          <w:sz w:val="22"/>
+          <w:szCs w:val="22"/>
+        </w:rPr>
+      </w:pPr>
+      <w:r>
+        <w:rPr>
+          <w:rFonts w:ascii="Arial" w:hAnsi="Arial" w:eastAsia="Arial" w:cs="Arial"/>
+          <w:b/>
+          <w:color w:val="000000"/>
+          <w:sz w:val="22"/>
+          <w:szCs w:val="22"/>
+          <w:highlight w:val="none"/>
+        </w:rPr>
+        <w:t xml:space="preserve">SC Figure 1.16.0.3 — primaryFunction() </w:t>
+      </w:r>
+      <w:r>
+        <w:rPr>
+          <w:sz w:val="18"/>
+          <w:szCs w:val="18"/>
+        </w:rPr>
+      </w:r>
+      <w:r>
+        <w:rPr>
+          <w:sz w:val="22"/>
+          <w:szCs w:val="22"/>
+        </w:rPr>
+      </w:r>
+    </w:p>
+    <w:p>
+      <w:pPr>
+        <w:pBdr/>
+        <w:spacing/>
+        <w:ind/>
+        <w:contextualSpacing w:val="true"/>
+        <w:rPr>
+          <w:sz w:val="22"/>
+          <w:szCs w:val="22"/>
+        </w:rPr>
+      </w:pPr>
+      <w:r>
+        <w:rPr>
+          <w:rFonts w:ascii="Arial" w:hAnsi="Arial" w:eastAsia="Arial" w:cs="Arial"/>
+          <w:b/>
+          <w:color w:val="000000"/>
+          <w:sz w:val="22"/>
+          <w:szCs w:val="22"/>
+          <w:highlight w:val="none"/>
+        </w:rPr>
+      </w:r>
+      <w:r>
+        <w:rPr>
+          <w:sz w:val="18"/>
+          <w:szCs w:val="18"/>
+        </w:rPr>
+      </w:r>
+      <w:r>
+        <w:rPr>
+          <w:sz w:val="22"/>
+          <w:szCs w:val="22"/>
+        </w:rPr>
+      </w:r>
+    </w:p>
+    <w:p>
+      <w:pPr>
+        <w:pBdr/>
+        <w:spacing/>
+        <w:ind/>
+        <w:contextualSpacing w:val="true"/>
+        <w:rPr>
+          <w:b w:val="0"/>
+          <w:bCs w:val="0"/>
+          <w:sz w:val="22"/>
+          <w:szCs w:val="22"/>
+        </w:rPr>
+      </w:pPr>
+      <w:r>
+        <w:rPr>
+          <w:rFonts w:ascii="Arial" w:hAnsi="Arial" w:eastAsia="Arial" w:cs="Arial"/>
+          <w:b w:val="0"/>
+          <w:bCs w:val="0"/>
+          <w:color w:val="000000"/>
+          <w:sz w:val="22"/>
+          <w:szCs w:val="22"/>
+          <w:highlight w:val="none"/>
+        </w:rPr>
+        <w:t xml:space="preserve">[new chart] </w:t>
+      </w:r>
+      <w:r>
+        <w:rPr>
+          <w:b w:val="0"/>
+          <w:bCs w:val="0"/>
+          <w:sz w:val="18"/>
+          <w:szCs w:val="18"/>
+        </w:rPr>
+      </w:r>
+      <w:r>
+        <w:rPr>
+          <w:b w:val="0"/>
+          <w:bCs w:val="0"/>
+          <w:sz w:val="22"/>
+          <w:szCs w:val="22"/>
+        </w:rPr>
+      </w:r>
+    </w:p>
+    <w:p>
+      <w:pPr>
+        <w:pBdr/>
+        <w:spacing/>
+        <w:ind/>
+        <w:contextualSpacing w:val="true"/>
+        <w:rPr>
+          <w:sz w:val="22"/>
+          <w:szCs w:val="22"/>
+        </w:rPr>
+      </w:pPr>
+      <w:r>
+        <w:rPr>
+          <w:rFonts w:ascii="Arial" w:hAnsi="Arial" w:eastAsia="Arial" w:cs="Arial"/>
+          <w:b/>
+          <w:color w:val="000000"/>
+          <w:sz w:val="22"/>
+          <w:szCs w:val="22"/>
+          <w:highlight w:val="none"/>
+        </w:rPr>
+      </w:r>
+      <w:r>
+        <w:rPr>
+          <w:sz w:val="18"/>
+          <w:szCs w:val="18"/>
+        </w:rPr>
+      </w:r>
+      <w:r>
+        <w:rPr>
+          <w:sz w:val="22"/>
+          <w:szCs w:val="22"/>
+        </w:rPr>
+      </w:r>
+    </w:p>
+    <w:p>
+      <w:pPr>
+        <w:pBdr/>
+        <w:spacing/>
+        <w:ind/>
+        <w:contextualSpacing w:val="true"/>
+        <w:rPr>
+          <w:sz w:val="22"/>
+          <w:szCs w:val="22"/>
+        </w:rPr>
+      </w:pPr>
+      <w:r>
+        <w:rPr>
+          <w:rFonts w:ascii="Arial" w:hAnsi="Arial" w:eastAsia="Arial" w:cs="Arial"/>
+          <w:b/>
+          <w:color w:val="000000"/>
+          <w:sz w:val="22"/>
+          <w:szCs w:val="22"/>
+          <w:highlight w:val="none"/>
+        </w:rPr>
+        <w:t xml:space="preserve">SC Figure 1.16.0.4 — primaryFunction() </w:t>
+      </w:r>
+      <w:r>
+        <w:rPr>
+          <w:sz w:val="18"/>
+          <w:szCs w:val="18"/>
+        </w:rPr>
+      </w:r>
+      <w:r>
+        <w:rPr>
+          <w:sz w:val="22"/>
+          <w:szCs w:val="22"/>
+        </w:rPr>
+      </w:r>
+    </w:p>
+    <w:p>
+      <w:pPr>
+        <w:pBdr/>
+        <w:spacing/>
+        <w:ind/>
+        <w:contextualSpacing w:val="true"/>
+        <w:rPr>
+          <w:sz w:val="22"/>
+          <w:szCs w:val="22"/>
+        </w:rPr>
+      </w:pPr>
+      <w:r>
+        <w:rPr>
+          <w:rFonts w:ascii="Arial" w:hAnsi="Arial" w:eastAsia="Arial" w:cs="Arial"/>
+          <w:b/>
+          <w:color w:val="000000"/>
+          <w:sz w:val="22"/>
+          <w:szCs w:val="22"/>
+          <w:highlight w:val="none"/>
+        </w:rPr>
+      </w:r>
+      <w:r>
+        <w:rPr>
+          <w:sz w:val="18"/>
+          <w:szCs w:val="18"/>
+        </w:rPr>
+      </w:r>
+      <w:r>
+        <w:rPr>
+          <w:sz w:val="22"/>
+          <w:szCs w:val="22"/>
+        </w:rPr>
+      </w:r>
+    </w:p>
+    <w:p>
+      <w:pPr>
+        <w:pBdr/>
+        <w:spacing/>
+        <w:ind/>
+        <w:contextualSpacing w:val="true"/>
+        <w:rPr>
+          <w:b w:val="0"/>
+          <w:bCs w:val="0"/>
+          <w:sz w:val="22"/>
+          <w:szCs w:val="22"/>
+        </w:rPr>
+      </w:pPr>
+      <w:r>
+        <w:rPr>
+          <w:rFonts w:ascii="Arial" w:hAnsi="Arial" w:eastAsia="Arial" w:cs="Arial"/>
+          <w:b w:val="0"/>
+          <w:bCs w:val="0"/>
+          <w:color w:val="000000"/>
+          <w:sz w:val="22"/>
+          <w:szCs w:val="22"/>
+          <w:highlight w:val="none"/>
+        </w:rPr>
+        <w:t xml:space="preserve">[new chart] </w:t>
+      </w:r>
+      <w:r>
+        <w:rPr>
+          <w:b w:val="0"/>
+          <w:bCs w:val="0"/>
+          <w:sz w:val="18"/>
+          <w:szCs w:val="18"/>
+        </w:rPr>
+      </w:r>
+      <w:r>
+        <w:rPr>
+          <w:b w:val="0"/>
+          <w:bCs w:val="0"/>
+          <w:sz w:val="22"/>
+          <w:szCs w:val="22"/>
+        </w:rPr>
+      </w:r>
+    </w:p>
+    <w:p>
+      <w:pPr>
+        <w:pBdr/>
+        <w:spacing/>
+        <w:ind/>
+        <w:rPr>
+          <w:rFonts w:ascii="Arial" w:hAnsi="Arial" w:cs="Arial"/>
+          <w:highlight w:val="none"/>
+        </w:rPr>
+      </w:pPr>
+      <w:r>
+        <w:rPr>
+          <w:rFonts w:ascii="Arial" w:hAnsi="Arial" w:cs="Arial"/>
+          <w:highlight w:val="none"/>
+        </w:rPr>
+      </w:r>
+      <w:r>
+        <w:rPr>
+          <w:rFonts w:ascii="Arial" w:hAnsi="Arial" w:cs="Arial"/>
+          <w:highlight w:val="none"/>
+        </w:rPr>
+      </w:r>
+      <w:r>
+        <w:rPr>
+          <w:rFonts w:ascii="Arial" w:hAnsi="Arial" w:cs="Arial"/>
+          <w:highlight w:val="none"/>
+        </w:rPr>
+      </w:r>
+    </w:p>
+    <w:p>
+      <w:pPr>
+        <w:pBdr>
+          <w:top w:val="none" w:color="000000" w:sz="4" w:space="0"/>
+          <w:left w:val="none" w:color="000000" w:sz="4" w:space="0"/>
+          <w:bottom w:val="none" w:color="000000" w:sz="4" w:space="0"/>
+          <w:right w:val="none" w:color="000000" w:sz="4" w:space="0"/>
+        </w:pBdr>
+        <w:shd w:val="clear" w:color="ffffff" w:fill="ffffff"/>
+        <w:spacing w:after="80" w:before="360"/>
+        <w:ind w:right="0" w:firstLine="0" w:left="0"/>
         <w:rPr>
           <w:rFonts w:ascii="Arial" w:hAnsi="Arial" w:eastAsia="Arial" w:cs="Arial"/>
           <w:b/>
@@ -1805,545 +2524,6 @@
     </w:p>
     <w:p>
       <w:pPr>
-        <w:pBdr/>
-        <w:spacing/>
-        <w:ind/>
-        <w:contextualSpacing w:val="true"/>
-        <w:rPr>
-          <w:sz w:val="22"/>
-          <w:szCs w:val="22"/>
-        </w:rPr>
-      </w:pPr>
-      <w:r>
-        <w:rPr>
-          <w:rFonts w:ascii="Arial" w:hAnsi="Arial" w:eastAsia="Arial" w:cs="Arial"/>
-          <w:b/>
-          <w:color w:val="000000"/>
-          <w:sz w:val="22"/>
-          <w:szCs w:val="22"/>
-          <w:highlight w:val="none"/>
-        </w:rPr>
-        <w:t xml:space="preserve">Structure Charts — Fictitious Service </w:t>
-      </w:r>
-      <w:r>
-        <w:rPr>
-          <w:sz w:val="18"/>
-          <w:szCs w:val="18"/>
-        </w:rPr>
-      </w:r>
-    </w:p>
-    <w:p>
-      <w:pPr>
-        <w:pBdr/>
-        <w:spacing/>
-        <w:ind/>
-        <w:contextualSpacing w:val="true"/>
-        <w:rPr>
-          <w:sz w:val="22"/>
-          <w:szCs w:val="22"/>
-        </w:rPr>
-      </w:pPr>
-      <w:r>
-        <w:rPr>
-          <w:rFonts w:ascii="Arial" w:hAnsi="Arial" w:eastAsia="Arial" w:cs="Arial"/>
-          <w:b/>
-          <w:color w:val="000000"/>
-          <w:sz w:val="22"/>
-          <w:szCs w:val="22"/>
-          <w:highlight w:val="none"/>
-        </w:rPr>
-      </w:r>
-      <w:r>
-        <w:rPr>
-          <w:sz w:val="18"/>
-          <w:szCs w:val="18"/>
-        </w:rPr>
-      </w:r>
-    </w:p>
-    <w:p>
-      <w:pPr>
-        <w:pBdr/>
-        <w:spacing/>
-        <w:ind/>
-        <w:contextualSpacing w:val="true"/>
-        <w:rPr>
-          <w:sz w:val="22"/>
-          <w:szCs w:val="22"/>
-        </w:rPr>
-      </w:pPr>
-      <w:r>
-        <w:rPr>
-          <w:rFonts w:ascii="Arial" w:hAnsi="Arial" w:eastAsia="Arial" w:cs="Arial"/>
-          <w:b/>
-          <w:color w:val="000000"/>
-          <w:sz w:val="22"/>
-          <w:szCs w:val="22"/>
-          <w:highlight w:val="none"/>
-        </w:rPr>
-        <w:t xml:space="preserve">SC Figure 1.16.0.1 — primaryFunction() </w:t>
-      </w:r>
-      <w:r>
-        <w:rPr>
-          <w:sz w:val="18"/>
-          <w:szCs w:val="18"/>
-        </w:rPr>
-      </w:r>
-    </w:p>
-    <w:p>
-      <w:pPr>
-        <w:pBdr/>
-        <w:spacing/>
-        <w:ind/>
-        <w:contextualSpacing w:val="true"/>
-        <w:rPr>
-          <w:b w:val="0"/>
-          <w:bCs w:val="0"/>
-          <w:sz w:val="22"/>
-          <w:szCs w:val="22"/>
-        </w:rPr>
-      </w:pPr>
-      <w:r>
-        <w:rPr>
-          <w:rFonts w:ascii="Arial" w:hAnsi="Arial" w:eastAsia="Arial" w:cs="Arial"/>
-          <w:b w:val="0"/>
-          <w:bCs w:val="0"/>
-          <w:color w:val="000000"/>
-          <w:sz w:val="22"/>
-          <w:szCs w:val="22"/>
-          <w:highlight w:val="none"/>
-        </w:rPr>
-      </w:r>
-      <w:r>
-        <w:rPr>
-          <w:b w:val="0"/>
-          <w:bCs w:val="0"/>
-          <w:sz w:val="18"/>
-          <w:szCs w:val="18"/>
-        </w:rPr>
-      </w:r>
-    </w:p>
-    <w:p>
-      <w:pPr>
-        <w:pBdr/>
-        <w:spacing/>
-        <w:ind/>
-        <w:contextualSpacing w:val="true"/>
-        <w:rPr>
-          <w:b w:val="0"/>
-          <w:bCs w:val="0"/>
-          <w:sz w:val="22"/>
-          <w:szCs w:val="22"/>
-        </w:rPr>
-      </w:pPr>
-      <w:r>
-        <w:rPr>
-          <w:rFonts w:ascii="Arial" w:hAnsi="Arial" w:eastAsia="Arial" w:cs="Arial"/>
-          <w:b w:val="0"/>
-          <w:bCs w:val="0"/>
-          <w:color w:val="000000"/>
-          <w:sz w:val="22"/>
-          <w:szCs w:val="22"/>
-          <w:highlight w:val="none"/>
-        </w:rPr>
-        <w:t xml:space="preserve">[new chart] </w:t>
-      </w:r>
-      <w:r>
-        <w:rPr>
-          <w:b w:val="0"/>
-          <w:bCs w:val="0"/>
-          <w:sz w:val="18"/>
-          <w:szCs w:val="18"/>
-        </w:rPr>
-      </w:r>
-    </w:p>
-    <w:p>
-      <w:pPr>
-        <w:pBdr/>
-        <w:spacing/>
-        <w:ind/>
-        <w:contextualSpacing w:val="true"/>
-        <w:rPr>
-          <w:sz w:val="22"/>
-          <w:szCs w:val="22"/>
-        </w:rPr>
-      </w:pPr>
-      <w:r>
-        <w:rPr>
-          <w:rFonts w:ascii="Arial" w:hAnsi="Arial" w:eastAsia="Arial" w:cs="Arial"/>
-          <w:b/>
-          <w:color w:val="000000"/>
-          <w:sz w:val="22"/>
-          <w:szCs w:val="22"/>
-          <w:highlight w:val="none"/>
-        </w:rPr>
-      </w:r>
-      <w:r>
-        <w:rPr>
-          <w:sz w:val="18"/>
-          <w:szCs w:val="18"/>
-        </w:rPr>
-      </w:r>
-    </w:p>
-    <w:p>
-      <w:pPr>
-        <w:pBdr/>
-        <w:spacing/>
-        <w:ind/>
-        <w:contextualSpacing w:val="true"/>
-        <w:rPr>
-          <w:sz w:val="22"/>
-          <w:szCs w:val="22"/>
-        </w:rPr>
-      </w:pPr>
-      <w:r>
-        <w:rPr>
-          <w:rFonts w:ascii="Arial" w:hAnsi="Arial" w:eastAsia="Arial" w:cs="Arial"/>
-          <w:b/>
-          <w:color w:val="000000"/>
-          <w:sz w:val="22"/>
-          <w:szCs w:val="22"/>
-          <w:highlight w:val="none"/>
-        </w:rPr>
-        <w:t xml:space="preserve">SC Figure 1.16.0.2 — primaryFunction() </w:t>
-      </w:r>
-      <w:r>
-        <w:rPr>
-          <w:sz w:val="18"/>
-          <w:szCs w:val="18"/>
-        </w:rPr>
-      </w:r>
-    </w:p>
-    <w:p>
-      <w:pPr>
-        <w:pBdr/>
-        <w:spacing/>
-        <w:ind/>
-        <w:contextualSpacing w:val="true"/>
-        <w:rPr>
-          <w:sz w:val="22"/>
-          <w:szCs w:val="22"/>
-        </w:rPr>
-      </w:pPr>
-      <w:r>
-        <w:rPr>
-          <w:rFonts w:ascii="Arial" w:hAnsi="Arial" w:eastAsia="Arial" w:cs="Arial"/>
-          <w:b/>
-          <w:color w:val="000000"/>
-          <w:sz w:val="22"/>
-          <w:szCs w:val="22"/>
-          <w:highlight w:val="none"/>
-        </w:rPr>
-      </w:r>
-      <w:r>
-        <w:rPr>
-          <w:sz w:val="18"/>
-          <w:szCs w:val="18"/>
-        </w:rPr>
-      </w:r>
-    </w:p>
-    <w:p>
-      <w:pPr>
-        <w:pBdr/>
-        <w:spacing/>
-        <w:ind/>
-        <w:contextualSpacing w:val="true"/>
-        <w:rPr>
-          <w:b w:val="0"/>
-          <w:bCs w:val="0"/>
-          <w:sz w:val="22"/>
-          <w:szCs w:val="22"/>
-        </w:rPr>
-      </w:pPr>
-      <w:r>
-        <w:rPr>
-          <w:rFonts w:ascii="Arial" w:hAnsi="Arial" w:eastAsia="Arial" w:cs="Arial"/>
-          <w:b w:val="0"/>
-          <w:bCs w:val="0"/>
-          <w:color w:val="000000"/>
-          <w:sz w:val="22"/>
-          <w:szCs w:val="22"/>
-          <w:highlight w:val="none"/>
-        </w:rPr>
-        <w:t xml:space="preserve">[new chart] </w:t>
-      </w:r>
-      <w:r>
-        <w:rPr>
-          <w:b w:val="0"/>
-          <w:bCs w:val="0"/>
-          <w:sz w:val="18"/>
-          <w:szCs w:val="18"/>
-        </w:rPr>
-      </w:r>
-    </w:p>
-    <w:p>
-      <w:pPr>
-        <w:pBdr/>
-        <w:spacing/>
-        <w:ind/>
-        <w:contextualSpacing w:val="true"/>
-        <w:rPr>
-          <w:sz w:val="22"/>
-          <w:szCs w:val="22"/>
-        </w:rPr>
-      </w:pPr>
-      <w:r>
-        <w:rPr>
-          <w:rFonts w:ascii="Arial" w:hAnsi="Arial" w:eastAsia="Arial" w:cs="Arial"/>
-          <w:b/>
-          <w:color w:val="000000"/>
-          <w:sz w:val="22"/>
-          <w:szCs w:val="22"/>
-          <w:highlight w:val="none"/>
-        </w:rPr>
-      </w:r>
-      <w:r>
-        <w:rPr>
-          <w:sz w:val="18"/>
-          <w:szCs w:val="18"/>
-        </w:rPr>
-      </w:r>
-    </w:p>
-    <w:p>
-      <w:pPr>
-        <w:pBdr/>
-        <w:spacing/>
-        <w:ind/>
-        <w:contextualSpacing w:val="true"/>
-        <w:rPr>
-          <w:sz w:val="22"/>
-          <w:szCs w:val="22"/>
-        </w:rPr>
-      </w:pPr>
-      <w:r>
-        <w:rPr>
-          <w:rFonts w:ascii="Arial" w:hAnsi="Arial" w:eastAsia="Arial" w:cs="Arial"/>
-          <w:b/>
-          <w:color w:val="000000"/>
-          <w:sz w:val="22"/>
-          <w:szCs w:val="22"/>
-          <w:highlight w:val="none"/>
-        </w:rPr>
-        <w:t xml:space="preserve">SC Figure 1.16.0.3 — primaryFunction() </w:t>
-      </w:r>
-      <w:r>
-        <w:rPr>
-          <w:sz w:val="18"/>
-          <w:szCs w:val="18"/>
-        </w:rPr>
-      </w:r>
-    </w:p>
-    <w:p>
-      <w:pPr>
-        <w:pBdr/>
-        <w:spacing/>
-        <w:ind/>
-        <w:contextualSpacing w:val="true"/>
-        <w:rPr>
-          <w:sz w:val="22"/>
-          <w:szCs w:val="22"/>
-        </w:rPr>
-      </w:pPr>
-      <w:r>
-        <w:rPr>
-          <w:rFonts w:ascii="Arial" w:hAnsi="Arial" w:eastAsia="Arial" w:cs="Arial"/>
-          <w:b/>
-          <w:color w:val="000000"/>
-          <w:sz w:val="22"/>
-          <w:szCs w:val="22"/>
-          <w:highlight w:val="none"/>
-        </w:rPr>
-      </w:r>
-      <w:r>
-        <w:rPr>
-          <w:sz w:val="18"/>
-          <w:szCs w:val="18"/>
-        </w:rPr>
-      </w:r>
-    </w:p>
-    <w:p>
-      <w:pPr>
-        <w:pBdr/>
-        <w:spacing/>
-        <w:ind/>
-        <w:contextualSpacing w:val="true"/>
-        <w:rPr>
-          <w:b w:val="0"/>
-          <w:bCs w:val="0"/>
-          <w:sz w:val="22"/>
-          <w:szCs w:val="22"/>
-        </w:rPr>
-      </w:pPr>
-      <w:r>
-        <w:rPr>
-          <w:rFonts w:ascii="Arial" w:hAnsi="Arial" w:eastAsia="Arial" w:cs="Arial"/>
-          <w:b w:val="0"/>
-          <w:bCs w:val="0"/>
-          <w:color w:val="000000"/>
-          <w:sz w:val="22"/>
-          <w:szCs w:val="22"/>
-          <w:highlight w:val="none"/>
-        </w:rPr>
-        <w:t xml:space="preserve">[new chart] </w:t>
-      </w:r>
-      <w:r>
-        <w:rPr>
-          <w:b w:val="0"/>
-          <w:bCs w:val="0"/>
-          <w:sz w:val="18"/>
-          <w:szCs w:val="18"/>
-        </w:rPr>
-      </w:r>
-    </w:p>
-    <w:p>
-      <w:pPr>
-        <w:pBdr/>
-        <w:spacing/>
-        <w:ind/>
-        <w:contextualSpacing w:val="true"/>
-        <w:rPr>
-          <w:sz w:val="22"/>
-          <w:szCs w:val="22"/>
-        </w:rPr>
-      </w:pPr>
-      <w:r>
-        <w:rPr>
-          <w:rFonts w:ascii="Arial" w:hAnsi="Arial" w:eastAsia="Arial" w:cs="Arial"/>
-          <w:b/>
-          <w:color w:val="000000"/>
-          <w:sz w:val="22"/>
-          <w:szCs w:val="22"/>
-          <w:highlight w:val="none"/>
-        </w:rPr>
-      </w:r>
-      <w:r>
-        <w:rPr>
-          <w:sz w:val="18"/>
-          <w:szCs w:val="18"/>
-        </w:rPr>
-      </w:r>
-    </w:p>
-    <w:p>
-      <w:pPr>
-        <w:pBdr/>
-        <w:spacing/>
-        <w:ind/>
-        <w:contextualSpacing w:val="true"/>
-        <w:rPr>
-          <w:sz w:val="22"/>
-          <w:szCs w:val="22"/>
-        </w:rPr>
-      </w:pPr>
-      <w:r>
-        <w:rPr>
-          <w:rFonts w:ascii="Arial" w:hAnsi="Arial" w:eastAsia="Arial" w:cs="Arial"/>
-          <w:b/>
-          <w:color w:val="000000"/>
-          <w:sz w:val="22"/>
-          <w:szCs w:val="22"/>
-          <w:highlight w:val="none"/>
-        </w:rPr>
-        <w:t xml:space="preserve">SC Figure 1.16.0.4 — primaryFunction() </w:t>
-      </w:r>
-      <w:r>
-        <w:rPr>
-          <w:sz w:val="18"/>
-          <w:szCs w:val="18"/>
-        </w:rPr>
-      </w:r>
-    </w:p>
-    <w:p>
-      <w:pPr>
-        <w:pBdr/>
-        <w:spacing/>
-        <w:ind/>
-        <w:contextualSpacing w:val="true"/>
-        <w:rPr>
-          <w:sz w:val="22"/>
-          <w:szCs w:val="22"/>
-        </w:rPr>
-      </w:pPr>
-      <w:r>
-        <w:rPr>
-          <w:rFonts w:ascii="Arial" w:hAnsi="Arial" w:eastAsia="Arial" w:cs="Arial"/>
-          <w:b/>
-          <w:color w:val="000000"/>
-          <w:sz w:val="22"/>
-          <w:szCs w:val="22"/>
-          <w:highlight w:val="none"/>
-        </w:rPr>
-      </w:r>
-      <w:r>
-        <w:rPr>
-          <w:sz w:val="18"/>
-          <w:szCs w:val="18"/>
-        </w:rPr>
-      </w:r>
-    </w:p>
-    <w:p>
-      <w:pPr>
-        <w:pBdr/>
-        <w:spacing/>
-        <w:ind/>
-        <w:contextualSpacing w:val="true"/>
-        <w:rPr>
-          <w:b w:val="0"/>
-          <w:bCs w:val="0"/>
-          <w:sz w:val="22"/>
-          <w:szCs w:val="22"/>
-        </w:rPr>
-      </w:pPr>
-      <w:r>
-        <w:rPr>
-          <w:rFonts w:ascii="Arial" w:hAnsi="Arial" w:eastAsia="Arial" w:cs="Arial"/>
-          <w:b w:val="0"/>
-          <w:bCs w:val="0"/>
-          <w:color w:val="000000"/>
-          <w:sz w:val="22"/>
-          <w:szCs w:val="22"/>
-          <w:highlight w:val="none"/>
-        </w:rPr>
-        <w:t xml:space="preserve">[new chart] </w:t>
-      </w:r>
-      <w:r>
-        <w:rPr>
-          <w:b w:val="0"/>
-          <w:bCs w:val="0"/>
-          <w:sz w:val="18"/>
-          <w:szCs w:val="18"/>
-        </w:rPr>
-      </w:r>
-    </w:p>
-    <w:p>
-      <w:pPr>
-        <w:pBdr/>
-        <w:spacing/>
-        <w:ind/>
-        <w:rPr>
-          <w:rFonts w:ascii="Arial" w:hAnsi="Arial" w:cs="Arial"/>
-          <w:highlight w:val="none"/>
-        </w:rPr>
-      </w:pPr>
-      <w:r>
-        <w:rPr>
-          <w:rFonts w:ascii="Arial" w:hAnsi="Arial" w:cs="Arial"/>
-          <w:highlight w:val="none"/>
-        </w:rPr>
-      </w:r>
-      <w:r>
-        <w:rPr>
-          <w:rFonts w:ascii="Arial" w:hAnsi="Arial" w:cs="Arial"/>
-          <w:highlight w:val="none"/>
-        </w:rPr>
-      </w:r>
-      <w:r>
-        <w:rPr>
-          <w:rFonts w:ascii="Arial" w:hAnsi="Arial" w:cs="Arial"/>
-          <w:highlight w:val="none"/>
-        </w:rPr>
-      </w:r>
-    </w:p>
-    <w:p>
-      <w:pPr>
         <w:pBdr>
           <w:top w:val="none" w:color="000000" w:sz="4" w:space="0"/>
           <w:left w:val="none" w:color="000000" w:sz="4" w:space="0"/>
@@ -2370,14 +2550,174 @@
           <w:color w:val="000000"/>
           <w:sz w:val="28"/>
           <w:szCs w:val="28"/>
+          <w:highlight w:val="none"/>
+        </w:rPr>
+      </w:r>
+      <w:r>
+        <w:rPr>
+          <w:rFonts w:ascii="Arial" w:hAnsi="Arial" w:eastAsia="Arial" w:cs="Arial"/>
+          <w:b/>
+          <w:color w:val="000000"/>
+          <w:sz w:val="28"/>
+          <w:szCs w:val="28"/>
+          <w:highlight w:val="none"/>
+        </w:rPr>
+      </w:r>
+      <w:r>
+        <w:rPr>
+          <w:rFonts w:ascii="Arial" w:hAnsi="Arial" w:eastAsia="Arial" w:cs="Arial"/>
+          <w:b/>
+          <w:color w:val="000000"/>
+          <w:sz w:val="28"/>
+          <w:szCs w:val="28"/>
+          <w:highlight w:val="none"/>
+        </w:rPr>
+      </w:r>
+    </w:p>
+    <w:p>
+      <w:pPr>
+        <w:pBdr>
+          <w:top w:val="none" w:color="000000" w:sz="4" w:space="0"/>
+          <w:left w:val="none" w:color="000000" w:sz="4" w:space="0"/>
+          <w:bottom w:val="none" w:color="000000" w:sz="4" w:space="0"/>
+          <w:right w:val="none" w:color="000000" w:sz="4" w:space="0"/>
+        </w:pBdr>
+        <w:shd w:val="clear" w:color="ffffff" w:fill="ffffff"/>
+        <w:spacing w:after="80" w:before="360"/>
+        <w:ind w:right="0" w:firstLine="0" w:left="0"/>
+        <w:rPr>
+          <w:rFonts w:ascii="Arial" w:hAnsi="Arial" w:eastAsia="Arial" w:cs="Arial"/>
+          <w:b/>
+          <w:bCs/>
+          <w:color w:val="000000"/>
+          <w:sz w:val="28"/>
+          <w:szCs w:val="28"/>
+          <w:highlight w:val="none"/>
+        </w:rPr>
+      </w:pPr>
+      <w:r>
+        <w:rPr>
+          <w:rFonts w:ascii="Arial" w:hAnsi="Arial" w:eastAsia="Arial" w:cs="Arial"/>
+          <w:b/>
+          <w:color w:val="000000"/>
+          <w:sz w:val="28"/>
+          <w:szCs w:val="28"/>
+          <w:highlight w:val="none"/>
+        </w:rPr>
+      </w:r>
+      <w:r>
+        <w:rPr>
+          <w:rFonts w:ascii="Arial" w:hAnsi="Arial" w:eastAsia="Arial" w:cs="Arial"/>
+          <w:b/>
+          <w:color w:val="000000"/>
+          <w:sz w:val="28"/>
+          <w:szCs w:val="28"/>
+          <w:highlight w:val="none"/>
+        </w:rPr>
+      </w:r>
+      <w:r>
+        <w:rPr>
+          <w:rFonts w:ascii="Arial" w:hAnsi="Arial" w:eastAsia="Arial" w:cs="Arial"/>
+          <w:b/>
+          <w:color w:val="000000"/>
+          <w:sz w:val="28"/>
+          <w:szCs w:val="28"/>
+          <w:highlight w:val="none"/>
+        </w:rPr>
+      </w:r>
+    </w:p>
+    <w:p>
+      <w:pPr>
+        <w:pBdr>
+          <w:top w:val="none" w:color="000000" w:sz="4" w:space="0"/>
+          <w:left w:val="none" w:color="000000" w:sz="4" w:space="0"/>
+          <w:bottom w:val="none" w:color="000000" w:sz="4" w:space="0"/>
+          <w:right w:val="none" w:color="000000" w:sz="4" w:space="0"/>
+        </w:pBdr>
+        <w:shd w:val="clear" w:color="ffffff" w:fill="ffffff"/>
+        <w:spacing w:after="80" w:before="360"/>
+        <w:ind w:right="0" w:firstLine="0" w:left="0"/>
+        <w:rPr>
+          <w:rFonts w:ascii="Arial" w:hAnsi="Arial" w:eastAsia="Arial" w:cs="Arial"/>
+          <w:b/>
+          <w:bCs/>
+          <w:color w:val="000000"/>
+          <w:sz w:val="28"/>
+          <w:szCs w:val="28"/>
+          <w:highlight w:val="none"/>
+        </w:rPr>
+      </w:pPr>
+      <w:r>
+        <w:rPr>
+          <w:rFonts w:ascii="Arial" w:hAnsi="Arial" w:eastAsia="Arial" w:cs="Arial"/>
+          <w:b/>
+          <w:color w:val="000000"/>
+          <w:sz w:val="28"/>
+          <w:szCs w:val="28"/>
+          <w:highlight w:val="none"/>
+        </w:rPr>
+      </w:r>
+      <w:r>
+        <w:rPr>
+          <w:rFonts w:ascii="Arial" w:hAnsi="Arial" w:eastAsia="Arial" w:cs="Arial"/>
+          <w:b/>
+          <w:color w:val="000000"/>
+          <w:sz w:val="28"/>
+          <w:szCs w:val="28"/>
+          <w:highlight w:val="none"/>
+        </w:rPr>
+      </w:r>
+      <w:r>
+        <w:rPr>
+          <w:rFonts w:ascii="Arial" w:hAnsi="Arial" w:eastAsia="Arial" w:cs="Arial"/>
+          <w:b/>
+          <w:color w:val="000000"/>
+          <w:sz w:val="28"/>
+          <w:szCs w:val="28"/>
+          <w:highlight w:val="none"/>
+        </w:rPr>
+      </w:r>
+    </w:p>
+    <w:p>
+      <w:pPr>
+        <w:pBdr>
+          <w:top w:val="none" w:color="000000" w:sz="4" w:space="0"/>
+          <w:left w:val="none" w:color="000000" w:sz="4" w:space="0"/>
+          <w:bottom w:val="none" w:color="000000" w:sz="4" w:space="0"/>
+          <w:right w:val="none" w:color="000000" w:sz="4" w:space="0"/>
+        </w:pBdr>
+        <w:shd w:val="clear" w:color="ffffff" w:fill="ffffff"/>
+        <w:spacing w:after="80" w:before="360"/>
+        <w:ind w:right="0" w:firstLine="0" w:left="0"/>
+        <w:rPr>
+          <w:rFonts w:ascii="Arial" w:hAnsi="Arial" w:eastAsia="Arial" w:cs="Arial"/>
+          <w:b/>
+          <w:bCs/>
+          <w:color w:val="000000"/>
+          <w:sz w:val="28"/>
+          <w:szCs w:val="28"/>
+          <w:highlight w:val="none"/>
+        </w:rPr>
+      </w:pPr>
+      <w:r>
+        <w:rPr>
+          <w:rFonts w:ascii="Arial" w:hAnsi="Arial" w:eastAsia="Arial" w:cs="Arial"/>
+          <w:b/>
+          <w:color w:val="000000"/>
+          <w:sz w:val="28"/>
+          <w:szCs w:val="28"/>
         </w:rPr>
         <w:t xml:space="preserve">More On Structure Charts</w:t>
       </w:r>
       <w:r>
         <w:rPr>
-          <w:rFonts w:ascii="Arial" w:hAnsi="Arial" w:cs="Arial"/>
+          <w:rFonts w:ascii="Arial" w:hAnsi="Arial" w:eastAsia="Arial" w:cs="Arial"/>
+          <w:b/>
+          <w:bCs/>
+          <w:color w:val="000000"/>
           <w:sz w:val="28"/>
           <w:szCs w:val="28"/>
+          <w:highlight w:val="none"/>
         </w:rPr>
       </w:r>
       <w:r>
@@ -2502,9 +2842,13 @@
       </w:r>
       <w:r>
         <w:rPr>
-          <w:rFonts w:ascii="Arial" w:hAnsi="Arial" w:cs="Arial"/>
+          <w:rFonts w:ascii="Arial" w:hAnsi="Arial" w:eastAsia="Arial" w:cs="Arial"/>
+          <w:b/>
+          <w:bCs/>
+          <w:color w:val="000000"/>
           <w:sz w:val="28"/>
           <w:szCs w:val="28"/>
+          <w:highlight w:val="none"/>
         </w:rPr>
       </w:r>
       <w:r>
@@ -2693,12 +3037,9 @@
       </w:r>
       <w:r>
         <w:rPr>
-          <w:rFonts w:ascii="Arial" w:hAnsi="Arial" w:eastAsia="Arial" w:cs="Arial"/>
-          <w:b/>
-          <w:color w:val="000000"/>
+          <w:rFonts w:ascii="Arial" w:hAnsi="Arial" w:cs="Arial"/>
           <w:sz w:val="28"/>
           <w:szCs w:val="28"/>
-          <w:highlight w:val="none"/>
         </w:rPr>
       </w:r>
       <w:r>
@@ -2727,7 +3068,7 @@
       </w:r>
       <w:r>
         <w:rPr>
-          <w:rFonts w:ascii="Arial" w:hAnsi="Arial" w:eastAsia="Arial" w:cs="Arial"/>
+          <w:rFonts w:ascii="Arial" w:hAnsi="Arial" w:cs="Arial"/>
           <w:highlight w:val="none"/>
         </w:rPr>
       </w:r>
@@ -2761,7 +3102,7 @@
       </w:r>
       <w:r>
         <w:rPr>
-          <w:rFonts w:ascii="Arial" w:hAnsi="Arial" w:cs="Arial"/>
+          <w:rFonts w:ascii="Arial" w:hAnsi="Arial" w:eastAsia="Arial" w:cs="Arial"/>
           <w:highlight w:val="none"/>
         </w:rPr>
       </w:r>
@@ -2891,7 +3232,9 @@
       </w:r>
       <w:r>
         <w:rPr>
-          <w:rFonts w:eastAsia="Times New Roman" w:cs="Times New Roman"/>
+          <w:rFonts w:ascii="Arial" w:hAnsi="Arial" w:cs="Arial"/>
+          <w:b/>
+          <w:bCs/>
           <w:highlight w:val="none"/>
         </w:rPr>
       </w:r>
@@ -3022,6 +3365,7 @@
           <w:bCs w:val="0"/>
           <w:highlight w:val="none"/>
         </w:rPr>
+        <w:t xml:space="preserve">, bold</w:t>
       </w:r>
       <w:r>
         <w:rPr>
@@ -3065,8 +3409,6 @@
       </w:r>
       <w:r>
         <w:rPr>
-          <w:b w:val="0"/>
-          <w:bCs w:val="0"/>
           <w:highlight w:val="none"/>
         </w:rPr>
       </w:r>
@@ -3305,7 +3647,6 @@
         <w:rPr>
           <w:sz w:val="40"/>
           <w:szCs w:val="40"/>
-          <w:highlight w:val="none"/>
         </w:rPr>
       </w:r>
       <w:r>
@@ -3402,49 +3743,6 @@
         </w:rPr>
         <w:t xml:space="preserve">01_Standards/MIlestone_3_components/Component_Numbers_for_Teams.pdf</w:t>
       </w:r>
-      <w:r>
-        <w:rPr>
-          <w:sz w:val="24"/>
-          <w:szCs w:val="24"/>
-          <w:highlight w:val="none"/>
-        </w:rPr>
-      </w:r>
-      <w:r/>
-    </w:p>
-    <w:p>
-      <w:pPr>
-        <w:pStyle w:val="922"/>
-        <w:numPr>
-          <w:ilvl w:val="0"/>
-          <w:numId w:val="3"/>
-        </w:numPr>
-        <w:pBdr/>
-        <w:spacing/>
-        <w:ind/>
-        <w:rPr/>
-      </w:pPr>
-      <w:r>
-        <w:rPr>
-          <w:sz w:val="24"/>
-          <w:szCs w:val="24"/>
-          <w:highlight w:val="none"/>
-        </w:rPr>
-      </w:r>
-      <w:r>
-        <w:rPr>
-          <w:sz w:val="24"/>
-          <w:szCs w:val="24"/>
-          <w:highlight w:val="none"/>
-        </w:rPr>
-        <w:t xml:space="preserve">01_Standards/MIlestone_3_components/Component_Numbers_for_Teams.pdf</w:t>
-      </w:r>
-      <w:r>
-        <w:rPr>
-          <w:sz w:val="24"/>
-          <w:szCs w:val="24"/>
-          <w:highlight w:val="none"/>
-        </w:rPr>
-      </w:r>
       <w:r/>
     </w:p>
     <w:p>
@@ -3865,6 +4163,11 @@
       </w:pPr>
       <w:r>
         <w:t xml:space="preserve">Labels</w:t>
+      </w:r>
+      <w:r>
+        <w:rPr>
+          <w:highlight w:val="none"/>
+        </w:rPr>
       </w:r>
       <w:r>
         <w:rPr>
